--- a/assets/cv/josef-gabrielsson-personal-cv.docx
+++ b/assets/cv/josef-gabrielsson-personal-cv.docx
@@ -1,6 +1,6 @@
 
 <file path=word/document.xml><?xml version="1.0" encoding="utf-8"?>
-<w:document xmlns:wpc="http://schemas.microsoft.com/office/word/2010/wordprocessingCanvas" xmlns:cx="http://schemas.microsoft.com/office/drawing/2014/chartex" xmlns:cx1="http://schemas.microsoft.com/office/drawing/2015/9/8/chartex" xmlns:cx2="http://schemas.microsoft.com/office/drawing/2015/10/21/chartex" xmlns:cx3="http://schemas.microsoft.com/office/drawing/2016/5/9/chartex" xmlns:cx4="http://schemas.microsoft.com/office/drawing/2016/5/10/chartex" xmlns:cx5="http://schemas.microsoft.com/office/drawing/2016/5/11/chartex" xmlns:cx6="http://schemas.microsoft.com/office/drawing/2016/5/12/chartex" xmlns:cx7="http://schemas.microsoft.com/office/drawing/2016/5/13/chartex" xmlns:cx8="http://schemas.microsoft.com/office/drawing/2016/5/14/chartex" xmlns:mc="http://schemas.openxmlformats.org/markup-compatibility/2006" xmlns:aink="http://schemas.microsoft.com/office/drawing/2016/ink" xmlns:am3d="http://schemas.microsoft.com/office/drawing/2017/model3d" xmlns:o="urn:schemas-microsoft-com:office:office" xmlns:oel="http://schemas.microsoft.com/office/2019/extlst" xmlns:r="http://schemas.openxmlformats.org/officeDocument/2006/relationships" xmlns:m="http://schemas.openxmlformats.org/officeDocument/2006/math" xmlns:v="urn:schemas-microsoft-com:vml" xmlns:wp14="http://schemas.microsoft.com/office/word/2010/wordprocessingDrawing" xmlns:wp="http://schemas.openxmlformats.org/drawingml/2006/wordprocessingDrawing" xmlns:w10="urn:schemas-microsoft-com:office:word" xmlns:w="http://schemas.openxmlformats.org/wordprocessingml/2006/main" xmlns:w14="http://schemas.microsoft.com/office/word/2010/wordml" xmlns:w15="http://schemas.microsoft.com/office/word/2012/wordml" xmlns:w16cex="http://schemas.microsoft.com/office/word/2018/wordml/cex" xmlns:w16cid="http://schemas.microsoft.com/office/word/2016/wordml/cid" xmlns:w16="http://schemas.microsoft.com/office/word/2018/wordml" xmlns:w16du="http://schemas.microsoft.com/office/word/2023/wordml/word16du" xmlns:w16sdtdh="http://schemas.microsoft.com/office/word/2020/wordml/sdtdatahash" xmlns:w16sdtfl="http://schemas.microsoft.com/office/word/2024/wordml/sdtformatlock" xmlns:w16se="http://schemas.microsoft.com/office/word/2015/wordml/symex" xmlns:wpg="http://schemas.microsoft.com/office/word/2010/wordprocessingGroup" xmlns:wpi="http://schemas.microsoft.com/office/word/2010/wordprocessingInk" xmlns:wne="http://schemas.microsoft.com/office/word/2006/wordml" xmlns:wps="http://schemas.microsoft.com/office/word/2010/wordprocessingShape" mc:Ignorable="w14 w15 w16se w16cid w16 w16cex w16sdtdh w16sdtfl w16du wp14">
+<w:document xmlns:wpc="http://schemas.microsoft.com/office/word/2010/wordprocessingCanvas" xmlns:cx="http://schemas.microsoft.com/office/drawing/2014/chartex" xmlns:cx1="http://schemas.microsoft.com/office/drawing/2015/9/8/chartex" xmlns:cx2="http://schemas.microsoft.com/office/drawing/2015/10/21/chartex" xmlns:cx3="http://schemas.microsoft.com/office/drawing/2016/5/9/chartex" xmlns:cx4="http://schemas.microsoft.com/office/drawing/2016/5/10/chartex" xmlns:cx5="http://schemas.microsoft.com/office/drawing/2016/5/11/chartex" xmlns:cx6="http://schemas.microsoft.com/office/drawing/2016/5/12/chartex" xmlns:cx7="http://schemas.microsoft.com/office/drawing/2016/5/13/chartex" xmlns:cx8="http://schemas.microsoft.com/office/drawing/2016/5/14/chartex" xmlns:mc="http://schemas.openxmlformats.org/markup-compatibility/2006" xmlns:m="http://schemas.openxmlformats.org/officeDocument/2006/math" xmlns:aink="http://schemas.microsoft.com/office/drawing/2016/ink" xmlns:am3d="http://schemas.microsoft.com/office/drawing/2017/model3d" xmlns:oel="http://schemas.microsoft.com/office/2019/extlst" xmlns:r="http://schemas.openxmlformats.org/officeDocument/2006/relationships" xmlns:wp14="http://schemas.microsoft.com/office/word/2010/wordprocessingDrawing" xmlns:wp="http://schemas.openxmlformats.org/drawingml/2006/wordprocessingDrawing" xmlns:wpg="http://schemas.microsoft.com/office/word/2010/wordprocessingGroup" xmlns:wpi="http://schemas.microsoft.com/office/word/2010/wordprocessingInk" xmlns:wps="http://schemas.microsoft.com/office/word/2010/wordprocessingShape" xmlns:o="urn:schemas-microsoft-com:office:office" xmlns:v="urn:schemas-microsoft-com:vml" xmlns:w10="urn:schemas-microsoft-com:office:word" xmlns:w="http://schemas.openxmlformats.org/wordprocessingml/2006/main" xmlns:w14="http://schemas.microsoft.com/office/word/2010/wordml" xmlns:w15="http://schemas.microsoft.com/office/word/2012/wordml" xmlns:w16cex="http://schemas.microsoft.com/office/word/2018/wordml/cex" xmlns:w16cid="http://schemas.microsoft.com/office/word/2016/wordml/cid" xmlns:w16="http://schemas.microsoft.com/office/word/2018/wordml" xmlns:w16sdtdh="http://schemas.microsoft.com/office/word/2020/wordml/sdtdatahash" xmlns:w16sdtfl="http://schemas.microsoft.com/office/word/2024/wordml/sdtformatlock" xmlns:w16se="http://schemas.microsoft.com/office/word/2015/wordml/symex" xmlns:w16du="http://schemas.microsoft.com/office/word/2023/wordml/word16du" xmlns:wne="http://schemas.microsoft.com/office/word/2006/wordml" mc:Ignorable="w14 w15 w16se w16cid w16 w16cex w16sdtdh w16sdtfl w16du wp14">
   <w:body>
     <w:p>
       <w:pPr>
@@ -55,7 +55,6 @@
         <w:tc>
           <w:tcPr>
             <w:tcW w:w="9203" w:type="dxa"/>
-            <w:shd w:val="clear" w:color="auto" w:fill="auto"/>
           </w:tcPr>
           <w:p>
             <w:pPr>
@@ -111,7 +110,6 @@
         <w:tc>
           <w:tcPr>
             <w:tcW w:w="3119" w:type="dxa"/>
-            <w:shd w:val="clear" w:color="auto" w:fill="auto"/>
           </w:tcPr>
           <w:p>
             <w:pPr>
@@ -144,7 +142,6 @@
         <w:tc>
           <w:tcPr>
             <w:tcW w:w="6061" w:type="dxa"/>
-            <w:shd w:val="clear" w:color="auto" w:fill="auto"/>
           </w:tcPr>
           <w:p>
             <w:pPr>
@@ -566,7 +563,6 @@
           <w:tcPr>
             <w:tcW w:w="9180" w:type="dxa"/>
             <w:gridSpan w:val="2"/>
-            <w:shd w:val="clear" w:color="auto" w:fill="auto"/>
           </w:tcPr>
           <w:p>
             <w:pPr>
@@ -588,7 +584,6 @@
         <w:tc>
           <w:tcPr>
             <w:tcW w:w="3119" w:type="dxa"/>
-            <w:shd w:val="clear" w:color="auto" w:fill="auto"/>
           </w:tcPr>
           <w:p>
             <w:pPr>
@@ -608,7 +603,6 @@
         <w:tc>
           <w:tcPr>
             <w:tcW w:w="6061" w:type="dxa"/>
-            <w:shd w:val="clear" w:color="auto" w:fill="auto"/>
             <w:vAlign w:val="center"/>
           </w:tcPr>
           <w:p>
@@ -706,7 +700,6 @@
         <w:tc>
           <w:tcPr>
             <w:tcW w:w="3119" w:type="dxa"/>
-            <w:shd w:val="clear" w:color="auto" w:fill="auto"/>
           </w:tcPr>
           <w:p>
             <w:pPr>
@@ -726,7 +719,6 @@
         <w:tc>
           <w:tcPr>
             <w:tcW w:w="6061" w:type="dxa"/>
-            <w:shd w:val="clear" w:color="auto" w:fill="auto"/>
             <w:vAlign w:val="center"/>
           </w:tcPr>
           <w:p>
@@ -824,7 +816,6 @@
         <w:tc>
           <w:tcPr>
             <w:tcW w:w="3119" w:type="dxa"/>
-            <w:shd w:val="clear" w:color="auto" w:fill="auto"/>
           </w:tcPr>
           <w:p>
             <w:pPr>
@@ -844,7 +835,6 @@
         <w:tc>
           <w:tcPr>
             <w:tcW w:w="6061" w:type="dxa"/>
-            <w:shd w:val="clear" w:color="auto" w:fill="auto"/>
             <w:vAlign w:val="center"/>
           </w:tcPr>
           <w:p>
@@ -890,7 +880,6 @@
         <w:tc>
           <w:tcPr>
             <w:tcW w:w="3119" w:type="dxa"/>
-            <w:shd w:val="clear" w:color="auto" w:fill="auto"/>
           </w:tcPr>
           <w:p>
             <w:pPr>
@@ -910,7 +899,6 @@
         <w:tc>
           <w:tcPr>
             <w:tcW w:w="6061" w:type="dxa"/>
-            <w:shd w:val="clear" w:color="auto" w:fill="auto"/>
             <w:vAlign w:val="center"/>
           </w:tcPr>
           <w:p>
@@ -1050,7 +1038,6 @@
         <w:tc>
           <w:tcPr>
             <w:tcW w:w="3119" w:type="dxa"/>
-            <w:shd w:val="clear" w:color="auto" w:fill="auto"/>
           </w:tcPr>
           <w:p>
             <w:pPr>
@@ -1070,7 +1057,6 @@
         <w:tc>
           <w:tcPr>
             <w:tcW w:w="6061" w:type="dxa"/>
-            <w:shd w:val="clear" w:color="auto" w:fill="auto"/>
             <w:vAlign w:val="center"/>
           </w:tcPr>
           <w:p>
@@ -1122,7 +1108,6 @@
         <w:tc>
           <w:tcPr>
             <w:tcW w:w="3119" w:type="dxa"/>
-            <w:shd w:val="clear" w:color="auto" w:fill="auto"/>
           </w:tcPr>
           <w:p>
             <w:pPr>
@@ -1148,7 +1133,6 @@
         <w:tc>
           <w:tcPr>
             <w:tcW w:w="6061" w:type="dxa"/>
-            <w:shd w:val="clear" w:color="auto" w:fill="auto"/>
             <w:vAlign w:val="center"/>
           </w:tcPr>
           <w:p>
@@ -1298,7 +1282,6 @@
         <w:tc>
           <w:tcPr>
             <w:tcW w:w="3119" w:type="dxa"/>
-            <w:shd w:val="clear" w:color="auto" w:fill="auto"/>
           </w:tcPr>
           <w:p>
             <w:pPr>
@@ -1318,7 +1301,6 @@
         <w:tc>
           <w:tcPr>
             <w:tcW w:w="6061" w:type="dxa"/>
-            <w:shd w:val="clear" w:color="auto" w:fill="auto"/>
             <w:vAlign w:val="center"/>
           </w:tcPr>
           <w:p>
@@ -1370,7 +1352,6 @@
         <w:tc>
           <w:tcPr>
             <w:tcW w:w="3119" w:type="dxa"/>
-            <w:shd w:val="clear" w:color="auto" w:fill="auto"/>
           </w:tcPr>
           <w:p>
             <w:pPr>
@@ -1390,7 +1371,6 @@
         <w:tc>
           <w:tcPr>
             <w:tcW w:w="6061" w:type="dxa"/>
-            <w:shd w:val="clear" w:color="auto" w:fill="auto"/>
             <w:vAlign w:val="center"/>
           </w:tcPr>
           <w:p>
@@ -1429,7 +1409,6 @@
         <w:tc>
           <w:tcPr>
             <w:tcW w:w="3119" w:type="dxa"/>
-            <w:shd w:val="clear" w:color="auto" w:fill="auto"/>
           </w:tcPr>
           <w:p>
             <w:pPr>
@@ -1449,7 +1428,6 @@
         <w:tc>
           <w:tcPr>
             <w:tcW w:w="6061" w:type="dxa"/>
-            <w:shd w:val="clear" w:color="auto" w:fill="auto"/>
             <w:vAlign w:val="center"/>
           </w:tcPr>
           <w:p>
@@ -1676,6 +1654,7 @@
               <w:t xml:space="preserve"> </w:t>
             </w:r>
             <w:proofErr w:type="spellStart"/>
+            <w:proofErr w:type="gramStart"/>
             <w:r>
               <w:rPr>
                 <w:lang w:val="en-US"/>
@@ -1693,7 +1672,14 @@
               <w:rPr>
                 <w:lang w:val="en-US"/>
               </w:rPr>
-              <w:t xml:space="preserve"> PowerShell, Slack, </w:t>
+              <w:t xml:space="preserve"> PowerShell</w:t>
+            </w:r>
+            <w:proofErr w:type="gramEnd"/>
+            <w:r>
+              <w:rPr>
+                <w:lang w:val="en-US"/>
+              </w:rPr>
+              <w:t xml:space="preserve">, Slack, </w:t>
             </w:r>
             <w:proofErr w:type="spellStart"/>
             <w:r>
@@ -1715,7 +1701,6 @@
               </w:rPr>
               <w:t xml:space="preserve">SVN, Trello, Visual </w:t>
             </w:r>
-            <w:proofErr w:type="gramStart"/>
             <w:r>
               <w:rPr>
                 <w:lang w:val="en-US"/>
@@ -1726,14 +1711,7 @@
               <w:rPr>
                 <w:lang w:val="en-US"/>
               </w:rPr>
-              <w:t>Code</w:t>
-            </w:r>
-            <w:proofErr w:type="gramEnd"/>
-            <w:r>
-              <w:rPr>
-                <w:lang w:val="en-US"/>
-              </w:rPr>
-              <w:t xml:space="preserve">, </w:t>
+              <w:t xml:space="preserve">Code, </w:t>
             </w:r>
             <w:r>
               <w:rPr>
@@ -1777,7 +1755,6 @@
         <w:tc>
           <w:tcPr>
             <w:tcW w:w="3119" w:type="dxa"/>
-            <w:shd w:val="clear" w:color="auto" w:fill="auto"/>
           </w:tcPr>
           <w:p>
             <w:pPr>
@@ -1797,7 +1774,6 @@
         <w:tc>
           <w:tcPr>
             <w:tcW w:w="6061" w:type="dxa"/>
-            <w:shd w:val="clear" w:color="auto" w:fill="auto"/>
             <w:vAlign w:val="center"/>
           </w:tcPr>
           <w:p>
@@ -1859,7 +1835,6 @@
         <w:tc>
           <w:tcPr>
             <w:tcW w:w="3119" w:type="dxa"/>
-            <w:shd w:val="clear" w:color="auto" w:fill="auto"/>
           </w:tcPr>
           <w:p>
             <w:pPr>
@@ -1879,7 +1854,6 @@
         <w:tc>
           <w:tcPr>
             <w:tcW w:w="6061" w:type="dxa"/>
-            <w:shd w:val="clear" w:color="auto" w:fill="auto"/>
             <w:vAlign w:val="center"/>
           </w:tcPr>
           <w:p>
@@ -1900,15 +1874,7 @@
             </w:r>
             <w:proofErr w:type="spellEnd"/>
             <w:r>
-              <w:t xml:space="preserve">, </w:t>
-            </w:r>
-            <w:proofErr w:type="spellStart"/>
-            <w:r>
-              <w:t>Lean</w:t>
-            </w:r>
-            <w:proofErr w:type="spellEnd"/>
-            <w:r>
-              <w:t xml:space="preserve">, </w:t>
+              <w:t xml:space="preserve">, Lean, </w:t>
             </w:r>
             <w:proofErr w:type="spellStart"/>
             <w:r>
@@ -1925,7 +1891,6 @@
         <w:tc>
           <w:tcPr>
             <w:tcW w:w="3119" w:type="dxa"/>
-            <w:shd w:val="clear" w:color="auto" w:fill="auto"/>
           </w:tcPr>
           <w:p>
             <w:pPr>
@@ -1945,7 +1910,6 @@
         <w:tc>
           <w:tcPr>
             <w:tcW w:w="6061" w:type="dxa"/>
-            <w:shd w:val="clear" w:color="auto" w:fill="auto"/>
             <w:vAlign w:val="center"/>
           </w:tcPr>
           <w:p>
@@ -2042,7 +2006,6 @@
           <w:tcPr>
             <w:tcW w:w="9180" w:type="dxa"/>
             <w:gridSpan w:val="2"/>
-            <w:shd w:val="clear" w:color="auto" w:fill="auto"/>
           </w:tcPr>
           <w:p>
             <w:pPr>
@@ -2063,7 +2026,6 @@
             <w:tcBorders>
               <w:right w:val="single" w:sz="4" w:space="0" w:color="auto"/>
             </w:tcBorders>
-            <w:shd w:val="clear" w:color="auto" w:fill="auto"/>
           </w:tcPr>
           <w:p>
             <w:pPr>
@@ -2295,7 +2257,6 @@
             <w:tcBorders>
               <w:left w:val="single" w:sz="4" w:space="0" w:color="auto"/>
             </w:tcBorders>
-            <w:shd w:val="clear" w:color="auto" w:fill="auto"/>
           </w:tcPr>
           <w:p>
             <w:pPr>
@@ -2674,7 +2635,6 @@
           <w:tcPr>
             <w:tcW w:w="9180" w:type="dxa"/>
             <w:gridSpan w:val="2"/>
-            <w:shd w:val="clear" w:color="auto" w:fill="auto"/>
           </w:tcPr>
           <w:p>
             <w:pPr>
@@ -2696,7 +2656,6 @@
           <w:tcPr>
             <w:tcW w:w="9180" w:type="dxa"/>
             <w:gridSpan w:val="2"/>
-            <w:shd w:val="clear" w:color="auto" w:fill="auto"/>
           </w:tcPr>
           <w:p>
             <w:pPr>
@@ -2717,7 +2676,6 @@
             <w:tcBorders>
               <w:right w:val="single" w:sz="4" w:space="0" w:color="auto"/>
             </w:tcBorders>
-            <w:shd w:val="clear" w:color="auto" w:fill="auto"/>
           </w:tcPr>
           <w:p>
             <w:pPr>
@@ -3002,7 +2960,6 @@
             <w:tcBorders>
               <w:left w:val="single" w:sz="4" w:space="0" w:color="auto"/>
             </w:tcBorders>
-            <w:shd w:val="clear" w:color="auto" w:fill="auto"/>
           </w:tcPr>
           <w:p>
             <w:pPr>
@@ -3383,7 +3340,6 @@
         <w:tc>
           <w:tcPr>
             <w:tcW w:w="9180" w:type="dxa"/>
-            <w:shd w:val="clear" w:color="auto" w:fill="auto"/>
           </w:tcPr>
           <w:p>
             <w:pPr>
@@ -3420,7 +3376,6 @@
             <w:tcBorders>
               <w:right w:val="single" w:sz="4" w:space="0" w:color="auto"/>
             </w:tcBorders>
-            <w:shd w:val="clear" w:color="auto" w:fill="auto"/>
           </w:tcPr>
           <w:p>
             <w:pPr>
@@ -3756,7 +3711,6 @@
             <w:tcBorders>
               <w:left w:val="single" w:sz="4" w:space="0" w:color="auto"/>
             </w:tcBorders>
-            <w:shd w:val="clear" w:color="auto" w:fill="auto"/>
           </w:tcPr>
           <w:p>
             <w:pPr>
@@ -4212,7 +4166,6 @@
           <w:tcPr>
             <w:tcW w:w="9180" w:type="dxa"/>
             <w:gridSpan w:val="2"/>
-            <w:shd w:val="clear" w:color="auto" w:fill="auto"/>
           </w:tcPr>
           <w:p>
             <w:pPr>
@@ -4234,7 +4187,6 @@
           <w:tcPr>
             <w:tcW w:w="9180" w:type="dxa"/>
             <w:gridSpan w:val="2"/>
-            <w:shd w:val="clear" w:color="auto" w:fill="auto"/>
           </w:tcPr>
           <w:p>
             <w:pPr>
@@ -4255,7 +4207,6 @@
             <w:tcBorders>
               <w:right w:val="single" w:sz="4" w:space="0" w:color="auto"/>
             </w:tcBorders>
-            <w:shd w:val="clear" w:color="auto" w:fill="auto"/>
           </w:tcPr>
           <w:p>
             <w:pPr>
@@ -4474,7 +4425,6 @@
             <w:tcBorders>
               <w:left w:val="single" w:sz="4" w:space="0" w:color="auto"/>
             </w:tcBorders>
-            <w:shd w:val="clear" w:color="auto" w:fill="auto"/>
           </w:tcPr>
           <w:p>
             <w:pPr>
@@ -4650,7 +4600,6 @@
           <w:tcPr>
             <w:tcW w:w="9180" w:type="dxa"/>
             <w:gridSpan w:val="2"/>
-            <w:shd w:val="clear" w:color="auto" w:fill="auto"/>
           </w:tcPr>
           <w:p>
             <w:pPr>
@@ -4669,7 +4618,6 @@
           <w:tcPr>
             <w:tcW w:w="9180" w:type="dxa"/>
             <w:gridSpan w:val="2"/>
-            <w:shd w:val="clear" w:color="auto" w:fill="auto"/>
           </w:tcPr>
           <w:p>
             <w:pPr>
@@ -4693,7 +4641,6 @@
             <w:tcBorders>
               <w:right w:val="single" w:sz="4" w:space="0" w:color="auto"/>
             </w:tcBorders>
-            <w:shd w:val="clear" w:color="auto" w:fill="auto"/>
           </w:tcPr>
           <w:p>
             <w:pPr>
@@ -4993,7 +4940,6 @@
             <w:tcBorders>
               <w:left w:val="single" w:sz="4" w:space="0" w:color="auto"/>
             </w:tcBorders>
-            <w:shd w:val="clear" w:color="auto" w:fill="auto"/>
           </w:tcPr>
           <w:p>
             <w:pPr>
@@ -5436,7 +5382,6 @@
           <w:tcPr>
             <w:tcW w:w="9255" w:type="dxa"/>
             <w:gridSpan w:val="2"/>
-            <w:shd w:val="clear" w:color="auto" w:fill="auto"/>
           </w:tcPr>
           <w:p>
             <w:pPr>
@@ -5468,7 +5413,6 @@
             <w:tcBorders>
               <w:right w:val="single" w:sz="4" w:space="0" w:color="auto"/>
             </w:tcBorders>
-            <w:shd w:val="clear" w:color="auto" w:fill="auto"/>
           </w:tcPr>
           <w:p>
             <w:pPr>
@@ -5578,7 +5522,6 @@
             <w:tcBorders>
               <w:left w:val="single" w:sz="4" w:space="0" w:color="auto"/>
             </w:tcBorders>
-            <w:shd w:val="clear" w:color="auto" w:fill="auto"/>
           </w:tcPr>
           <w:p>
             <w:pPr>
@@ -5616,7 +5559,6 @@
             <w:tcBorders>
               <w:right w:val="single" w:sz="4" w:space="0" w:color="auto"/>
             </w:tcBorders>
-            <w:shd w:val="clear" w:color="auto" w:fill="auto"/>
           </w:tcPr>
           <w:p>
             <w:pPr>
@@ -5629,13 +5571,38 @@
               <w:rPr>
                 <w:lang w:val="en-US"/>
               </w:rPr>
-              <w:t>2025/04 – Ongoing</w:t>
+              <w:t>202</w:t>
+            </w:r>
+            <w:r>
+              <w:rPr>
+                <w:lang w:val="en-US"/>
+              </w:rPr>
+              <w:t>6</w:t>
+            </w:r>
+            <w:r>
+              <w:rPr>
+                <w:lang w:val="en-US"/>
+              </w:rPr>
+              <w:t>/0</w:t>
+            </w:r>
+            <w:r>
+              <w:rPr>
+                <w:lang w:val="en-US"/>
+              </w:rPr>
+              <w:t>2</w:t>
+            </w:r>
+            <w:r>
+              <w:rPr>
+                <w:lang w:val="en-US"/>
+              </w:rPr>
+              <w:t xml:space="preserve"> – Ongoing</w:t>
             </w:r>
           </w:p>
           <w:p>
             <w:pPr>
               <w:pStyle w:val="Heading2"/>
               <w:rPr>
+                <w:sz w:val="16"/>
                 <w:lang w:val="en-US"/>
               </w:rPr>
             </w:pPr>
@@ -5646,7 +5613,7 @@
                 <w:sz w:val="16"/>
                 <w:lang w:val="en-US"/>
               </w:rPr>
-              <w:t>Duration: -</w:t>
+              <w:t>Duration:</w:t>
             </w:r>
             <w:r>
               <w:rPr>
@@ -5675,11 +5642,27 @@
             </w:r>
             <w:r>
               <w:rPr>
+                <w:b w:val="0"/>
+                <w:bCs w:val="0"/>
+                <w:sz w:val="16"/>
+                <w:lang w:val="en-US"/>
+              </w:rPr>
+              <w:t>NCM, NMP &amp; LNMP</w:t>
+            </w:r>
+            <w:r>
+              <w:rPr>
                 <w:sz w:val="16"/>
                 <w:lang w:val="en-US"/>
               </w:rPr>
               <w:t xml:space="preserve"> </w:t>
             </w:r>
+          </w:p>
+          <w:p>
+            <w:pPr>
+              <w:rPr>
+                <w:lang w:val="en-US"/>
+              </w:rPr>
+            </w:pPr>
           </w:p>
         </w:tc>
         <w:tc>
@@ -5688,41 +5671,40 @@
             <w:tcBorders>
               <w:left w:val="single" w:sz="4" w:space="0" w:color="auto"/>
             </w:tcBorders>
-            <w:shd w:val="clear" w:color="auto" w:fill="auto"/>
           </w:tcPr>
           <w:p>
             <w:pPr>
               <w:spacing w:after="240"/>
               <w:ind w:left="57"/>
               <w:rPr>
-                <w:bCs/>
-                <w:szCs w:val="20"/>
-                <w:lang w:val="en-US"/>
-              </w:rPr>
-            </w:pPr>
-            <w:r>
-              <w:rPr>
-                <w:b/>
-                <w:szCs w:val="20"/>
-                <w:lang w:val="en-US"/>
-              </w:rPr>
-              <w:t>Lynk &amp; Co, Sof</w:t>
-            </w:r>
-            <w:r>
-              <w:rPr>
-                <w:b/>
-                <w:szCs w:val="20"/>
-                <w:lang w:val="en-US"/>
-              </w:rPr>
-              <w:t>t</w:t>
-            </w:r>
-            <w:r>
-              <w:rPr>
-                <w:b/>
-                <w:szCs w:val="20"/>
-                <w:lang w:val="en-US"/>
-              </w:rPr>
-              <w:t>ware &amp; Video Engineer</w:t>
+                <w:b/>
+                <w:szCs w:val="20"/>
+                <w:lang w:val="en-US"/>
+              </w:rPr>
+            </w:pPr>
+            <w:r>
+              <w:rPr>
+                <w:b/>
+                <w:szCs w:val="20"/>
+                <w:lang w:val="en-US"/>
+              </w:rPr>
+              <w:t>Ericsson</w:t>
+            </w:r>
+            <w:r>
+              <w:rPr>
+                <w:b/>
+                <w:szCs w:val="20"/>
+                <w:lang w:val="en-US"/>
+              </w:rPr>
+              <w:t xml:space="preserve">, </w:t>
+            </w:r>
+            <w:r>
+              <w:rPr>
+                <w:b/>
+                <w:szCs w:val="20"/>
+                <w:lang w:val="en-US"/>
+              </w:rPr>
+              <w:t>Frontend Developer</w:t>
             </w:r>
             <w:r>
               <w:rPr>
@@ -5738,15 +5720,7 @@
                 <w:szCs w:val="20"/>
                 <w:lang w:val="en-US"/>
               </w:rPr>
-              <w:t>Software Engineer Creating 2D and 3D video content, automating processes with PowerShell, Python and developing extensions for LMS System</w:t>
-            </w:r>
-            <w:r>
-              <w:rPr>
-                <w:bCs/>
-                <w:szCs w:val="20"/>
-                <w:lang w:val="en-US"/>
-              </w:rPr>
-              <w:t xml:space="preserve"> with JavaScript and CSS</w:t>
+              <w:t>Private 5G Network Systems</w:t>
             </w:r>
             <w:r>
               <w:rPr>
@@ -5769,7 +5743,6 @@
             <w:tcBorders>
               <w:right w:val="single" w:sz="4" w:space="0" w:color="auto"/>
             </w:tcBorders>
-            <w:shd w:val="clear" w:color="auto" w:fill="auto"/>
           </w:tcPr>
           <w:p>
             <w:pPr>
@@ -5782,43 +5755,61 @@
               <w:rPr>
                 <w:lang w:val="en-US"/>
               </w:rPr>
-              <w:t>2024/10 – 2025</w:t>
-            </w:r>
-            <w:r>
-              <w:rPr>
-                <w:lang w:val="en-US"/>
-              </w:rPr>
-              <w:t>/04</w:t>
-            </w:r>
-          </w:p>
-          <w:p>
-            <w:pPr>
-              <w:rPr>
-                <w:lang w:val="en-US"/>
-              </w:rPr>
-            </w:pPr>
-            <w:r>
-              <w:rPr>
-                <w:sz w:val="16"/>
-                <w:lang w:val="en-US"/>
-              </w:rPr>
-              <w:t>Duration</w:t>
-            </w:r>
-            <w:r>
-              <w:rPr>
-                <w:sz w:val="16"/>
-                <w:lang w:val="en-US"/>
-              </w:rPr>
-              <w:t xml:space="preserve">: </w:t>
-            </w:r>
-            <w:r>
-              <w:rPr>
-                <w:b/>
-                <w:bCs/>
-                <w:sz w:val="16"/>
-                <w:lang w:val="en-US"/>
-              </w:rPr>
-              <w:t>-</w:t>
+              <w:t>202</w:t>
+            </w:r>
+            <w:r>
+              <w:rPr>
+                <w:lang w:val="en-US"/>
+              </w:rPr>
+              <w:t>6</w:t>
+            </w:r>
+            <w:r>
+              <w:rPr>
+                <w:lang w:val="en-US"/>
+              </w:rPr>
+              <w:t>/0</w:t>
+            </w:r>
+            <w:r>
+              <w:rPr>
+                <w:lang w:val="en-US"/>
+              </w:rPr>
+              <w:t>1</w:t>
+            </w:r>
+            <w:r>
+              <w:rPr>
+                <w:lang w:val="en-US"/>
+              </w:rPr>
+              <w:t xml:space="preserve"> – </w:t>
+            </w:r>
+            <w:r>
+              <w:rPr>
+                <w:lang w:val="en-US"/>
+              </w:rPr>
+              <w:t>2026/02</w:t>
+            </w:r>
+          </w:p>
+          <w:p>
+            <w:pPr>
+              <w:pStyle w:val="Heading2"/>
+              <w:rPr>
+                <w:lang w:val="en-US"/>
+              </w:rPr>
+            </w:pPr>
+            <w:r>
+              <w:rPr>
+                <w:b w:val="0"/>
+                <w:bCs w:val="0"/>
+                <w:sz w:val="16"/>
+                <w:lang w:val="en-US"/>
+              </w:rPr>
+              <w:t xml:space="preserve">Duration: </w:t>
+            </w:r>
+            <w:r>
+              <w:rPr>
+                <w:sz w:val="16"/>
+                <w:lang w:val="en-US"/>
+              </w:rPr>
+              <w:t>2m</w:t>
             </w:r>
             <w:r>
               <w:rPr>
@@ -5826,30 +5817,24 @@
                 <w:lang w:val="en-US"/>
               </w:rPr>
               <w:br/>
-              <w:t>Project</w:t>
-            </w:r>
-            <w:r>
-              <w:rPr>
-                <w:sz w:val="16"/>
-                <w:lang w:val="en-US"/>
-              </w:rPr>
-              <w:t>:</w:t>
-            </w:r>
-            <w:r>
-              <w:rPr>
+            </w:r>
+            <w:r>
+              <w:rPr>
+                <w:b w:val="0"/>
+                <w:bCs w:val="0"/>
+                <w:sz w:val="16"/>
+                <w:lang w:val="en-US"/>
+              </w:rPr>
+              <w:t>Project:</w:t>
+            </w:r>
+            <w:r>
+              <w:rPr>
+                <w:b w:val="0"/>
+                <w:bCs w:val="0"/>
                 <w:sz w:val="16"/>
                 <w:lang w:val="en-US"/>
               </w:rPr>
               <w:t xml:space="preserve"> </w:t>
-            </w:r>
-            <w:r>
-              <w:rPr>
-                <w:b/>
-                <w:bCs/>
-                <w:sz w:val="16"/>
-                <w:lang w:val="en-US"/>
-              </w:rPr>
-              <w:t>Pulse</w:t>
             </w:r>
           </w:p>
         </w:tc>
@@ -5859,28 +5844,25 @@
             <w:tcBorders>
               <w:left w:val="single" w:sz="4" w:space="0" w:color="auto"/>
             </w:tcBorders>
-            <w:shd w:val="clear" w:color="auto" w:fill="auto"/>
           </w:tcPr>
           <w:p>
             <w:pPr>
               <w:spacing w:after="240"/>
               <w:ind w:left="57"/>
               <w:rPr>
-                <w:bCs/>
-                <w:szCs w:val="20"/>
-                <w:lang w:val="en-US"/>
-              </w:rPr>
-            </w:pPr>
-            <w:proofErr w:type="spellStart"/>
-            <w:r>
-              <w:rPr>
-                <w:b/>
-                <w:szCs w:val="20"/>
-                <w:lang w:val="en-US"/>
-              </w:rPr>
-              <w:t>Consid</w:t>
-            </w:r>
-            <w:proofErr w:type="spellEnd"/>
+                <w:b/>
+                <w:szCs w:val="20"/>
+                <w:lang w:val="en-US"/>
+              </w:rPr>
+            </w:pPr>
+            <w:r>
+              <w:rPr>
+                <w:b/>
+                <w:szCs w:val="20"/>
+                <w:lang w:val="en-US"/>
+              </w:rPr>
+              <w:t>Presto</w:t>
+            </w:r>
             <w:r>
               <w:rPr>
                 <w:b/>
@@ -5895,19 +5877,11 @@
                 <w:szCs w:val="20"/>
                 <w:lang w:val="en-US"/>
               </w:rPr>
-              <w:t xml:space="preserve">Full-Stack Developer &amp; </w:t>
-            </w:r>
-            <w:r>
-              <w:rPr>
-                <w:b/>
-                <w:szCs w:val="20"/>
-                <w:lang w:val="en-US"/>
-              </w:rPr>
-              <w:t>DevOps Engineer</w:t>
-            </w:r>
-            <w:r>
-              <w:rPr>
-                <w:b/>
+              <w:t>Frontend Developer</w:t>
+            </w:r>
+            <w:r>
+              <w:rPr>
+                <w:bCs/>
                 <w:szCs w:val="20"/>
                 <w:lang w:val="en-US"/>
               </w:rPr>
@@ -5919,7 +5893,33 @@
                 <w:szCs w:val="20"/>
                 <w:lang w:val="en-US"/>
               </w:rPr>
-              <w:t>Developing a social platform that integrates LinkedIn and Instagram APIs to aggregate and display posts in a unified feed. The platform enables employees to engage with content through liking, commenting, and sharing features. Designed to foster team engagement, it combines professional networking with personal interaction. The solution helps employees stay informed on industry trends and connect with colleagues in a seamless, collaborative environment.</w:t>
+              <w:t xml:space="preserve">Worked on a technician task management app, creating key operational documents such as quotations and order confirmations, and delivering multiple new features. Integrated with a backend API to ensure accurate task and order </w:t>
+            </w:r>
+            <w:proofErr w:type="gramStart"/>
+            <w:r>
+              <w:rPr>
+                <w:bCs/>
+                <w:szCs w:val="20"/>
+                <w:lang w:val="en-US"/>
+              </w:rPr>
+              <w:t>data, and</w:t>
+            </w:r>
+            <w:proofErr w:type="gramEnd"/>
+            <w:r>
+              <w:rPr>
+                <w:bCs/>
+                <w:szCs w:val="20"/>
+                <w:lang w:val="en-US"/>
+              </w:rPr>
+              <w:t xml:space="preserve"> implemented a linting system for code quality</w:t>
+            </w:r>
+            <w:r>
+              <w:rPr>
+                <w:bCs/>
+                <w:szCs w:val="20"/>
+                <w:lang w:val="en-US"/>
+              </w:rPr>
+              <w:t>.</w:t>
             </w:r>
           </w:p>
         </w:tc>
@@ -5934,52 +5934,53 @@
             <w:tcBorders>
               <w:right w:val="single" w:sz="4" w:space="0" w:color="auto"/>
             </w:tcBorders>
-            <w:shd w:val="clear" w:color="auto" w:fill="auto"/>
           </w:tcPr>
           <w:p>
             <w:pPr>
               <w:pStyle w:val="Heading2"/>
+              <w:rPr>
+                <w:lang w:val="en-US"/>
+              </w:rPr>
+            </w:pPr>
+            <w:r>
+              <w:rPr>
+                <w:lang w:val="en-US"/>
+              </w:rPr>
+              <w:t xml:space="preserve">2025/04 – </w:t>
+            </w:r>
+            <w:r>
+              <w:rPr>
+                <w:lang w:val="en-US"/>
+              </w:rPr>
+              <w:t>2025/10</w:t>
+            </w:r>
+          </w:p>
+          <w:p>
+            <w:pPr>
+              <w:pStyle w:val="Heading2"/>
+              <w:rPr>
+                <w:lang w:val="en-US"/>
+              </w:rPr>
+            </w:pPr>
+            <w:r>
               <w:rPr>
                 <w:b w:val="0"/>
                 <w:bCs w:val="0"/>
                 <w:sz w:val="16"/>
-                <w:szCs w:val="22"/>
-                <w:lang w:val="en-US"/>
-              </w:rPr>
-            </w:pPr>
-            <w:r>
-              <w:rPr>
-                <w:lang w:val="en-US"/>
-              </w:rPr>
-              <w:t>2024/0</w:t>
-            </w:r>
-            <w:r>
-              <w:rPr>
-                <w:lang w:val="en-US"/>
-              </w:rPr>
-              <w:t>2</w:t>
-            </w:r>
-            <w:r>
-              <w:rPr>
-                <w:lang w:val="en-US"/>
-              </w:rPr>
-              <w:t xml:space="preserve"> – </w:t>
-            </w:r>
-            <w:r>
-              <w:rPr>
-                <w:lang w:val="en-US"/>
-              </w:rPr>
-              <w:t>2024</w:t>
-            </w:r>
-            <w:r>
-              <w:rPr>
-                <w:lang w:val="en-US"/>
-              </w:rPr>
-              <w:t>/10</w:t>
-            </w:r>
-            <w:r>
-              <w:rPr>
-                <w:color w:val="9BBB59" w:themeColor="accent3"/>
+                <w:lang w:val="en-US"/>
+              </w:rPr>
+              <w:t xml:space="preserve">Duration: </w:t>
+            </w:r>
+            <w:r>
+              <w:rPr>
+                <w:sz w:val="16"/>
+                <w:lang w:val="en-US"/>
+              </w:rPr>
+              <w:t>7m</w:t>
+            </w:r>
+            <w:r>
+              <w:rPr>
+                <w:sz w:val="16"/>
                 <w:lang w:val="en-US"/>
               </w:rPr>
               <w:br/>
@@ -5989,27 +5990,15 @@
                 <w:b w:val="0"/>
                 <w:bCs w:val="0"/>
                 <w:sz w:val="16"/>
-                <w:szCs w:val="22"/>
-                <w:lang w:val="en-US"/>
-              </w:rPr>
-              <w:t>Duration</w:t>
+                <w:lang w:val="en-US"/>
+              </w:rPr>
+              <w:t>Project:</w:t>
             </w:r>
             <w:r>
               <w:rPr>
                 <w:b w:val="0"/>
                 <w:bCs w:val="0"/>
                 <w:sz w:val="16"/>
-                <w:szCs w:val="22"/>
-                <w:lang w:val="en-US"/>
-              </w:rPr>
-              <w:t>:</w:t>
-            </w:r>
-            <w:r>
-              <w:rPr>
-                <w:b w:val="0"/>
-                <w:bCs w:val="0"/>
-                <w:sz w:val="16"/>
-                <w:szCs w:val="22"/>
                 <w:lang w:val="en-US"/>
               </w:rPr>
               <w:t xml:space="preserve"> </w:t>
@@ -6017,49 +6006,9 @@
             <w:r>
               <w:rPr>
                 <w:sz w:val="16"/>
-                <w:szCs w:val="22"/>
-                <w:lang w:val="en-US"/>
-              </w:rPr>
-              <w:t>8m</w:t>
-            </w:r>
-            <w:r>
-              <w:rPr>
-                <w:b w:val="0"/>
-                <w:bCs w:val="0"/>
-                <w:sz w:val="16"/>
-                <w:szCs w:val="22"/>
-                <w:lang w:val="en-US"/>
-              </w:rPr>
-              <w:br/>
-              <w:t>Project</w:t>
-            </w:r>
-            <w:r>
-              <w:rPr>
-                <w:b w:val="0"/>
-                <w:bCs w:val="0"/>
-                <w:sz w:val="16"/>
-                <w:szCs w:val="22"/>
-                <w:lang w:val="en-US"/>
-              </w:rPr>
-              <w:t>:</w:t>
-            </w:r>
-            <w:r>
-              <w:rPr>
-                <w:b w:val="0"/>
-                <w:bCs w:val="0"/>
-                <w:sz w:val="16"/>
-                <w:szCs w:val="22"/>
                 <w:lang w:val="en-US"/>
               </w:rPr>
               <w:t xml:space="preserve"> </w:t>
-            </w:r>
-            <w:r>
-              <w:rPr>
-                <w:sz w:val="16"/>
-                <w:szCs w:val="22"/>
-                <w:lang w:val="en-US"/>
-              </w:rPr>
-              <w:t>IATS</w:t>
             </w:r>
           </w:p>
         </w:tc>
@@ -6069,79 +6018,44 @@
             <w:tcBorders>
               <w:left w:val="single" w:sz="4" w:space="0" w:color="auto"/>
             </w:tcBorders>
-            <w:shd w:val="clear" w:color="auto" w:fill="auto"/>
           </w:tcPr>
           <w:p>
             <w:pPr>
               <w:spacing w:after="240"/>
               <w:ind w:left="57"/>
               <w:rPr>
-                <w:b/>
-                <w:szCs w:val="20"/>
-                <w:lang w:val="en-US"/>
-              </w:rPr>
-            </w:pPr>
-            <w:r>
-              <w:rPr>
-                <w:b/>
-                <w:szCs w:val="20"/>
-                <w:lang w:val="en-US"/>
-              </w:rPr>
-              <w:t xml:space="preserve">Swedish </w:t>
-            </w:r>
-            <w:proofErr w:type="spellStart"/>
-            <w:r>
-              <w:rPr>
-                <w:b/>
-                <w:szCs w:val="20"/>
-                <w:lang w:val="en-US"/>
-              </w:rPr>
-              <w:t>Aeroplane</w:t>
-            </w:r>
-            <w:proofErr w:type="spellEnd"/>
-            <w:r>
-              <w:rPr>
-                <w:b/>
-                <w:szCs w:val="20"/>
-                <w:lang w:val="en-US"/>
-              </w:rPr>
-              <w:t xml:space="preserve"> Corporation</w:t>
-            </w:r>
-            <w:r>
-              <w:rPr>
-                <w:b/>
-                <w:szCs w:val="20"/>
-                <w:lang w:val="en-US"/>
-              </w:rPr>
-              <w:t xml:space="preserve"> (</w:t>
-            </w:r>
-            <w:r>
-              <w:rPr>
-                <w:b/>
-                <w:szCs w:val="20"/>
-                <w:lang w:val="en-US"/>
-              </w:rPr>
-              <w:t>SAAB</w:t>
-            </w:r>
-            <w:r>
-              <w:rPr>
-                <w:b/>
-                <w:szCs w:val="20"/>
-                <w:lang w:val="en-US"/>
-              </w:rPr>
-              <w:t>)</w:t>
-            </w:r>
-            <w:r>
-              <w:rPr>
-                <w:b/>
-                <w:szCs w:val="20"/>
-                <w:lang w:val="en-US"/>
-              </w:rPr>
-              <w:t>, System Engineer</w:t>
-            </w:r>
-            <w:r>
-              <w:rPr>
-                <w:b/>
+                <w:bCs/>
+                <w:szCs w:val="20"/>
+                <w:lang w:val="en-US"/>
+              </w:rPr>
+            </w:pPr>
+            <w:r>
+              <w:rPr>
+                <w:b/>
+                <w:szCs w:val="20"/>
+                <w:lang w:val="en-US"/>
+              </w:rPr>
+              <w:t>Lynk &amp; Co, Sof</w:t>
+            </w:r>
+            <w:r>
+              <w:rPr>
+                <w:b/>
+                <w:szCs w:val="20"/>
+                <w:lang w:val="en-US"/>
+              </w:rPr>
+              <w:t>t</w:t>
+            </w:r>
+            <w:r>
+              <w:rPr>
+                <w:b/>
+                <w:szCs w:val="20"/>
+                <w:lang w:val="en-US"/>
+              </w:rPr>
+              <w:t>ware &amp; Video Engineer</w:t>
+            </w:r>
+            <w:r>
+              <w:rPr>
+                <w:bCs/>
                 <w:szCs w:val="20"/>
                 <w:lang w:val="en-US"/>
               </w:rPr>
@@ -6153,63 +6067,23 @@
                 <w:szCs w:val="20"/>
                 <w:lang w:val="en-US"/>
               </w:rPr>
-              <w:t>Supporting</w:t>
-            </w:r>
-            <w:r>
-              <w:rPr>
-                <w:bCs/>
-                <w:szCs w:val="20"/>
-                <w:lang w:val="en-US"/>
-              </w:rPr>
-              <w:t xml:space="preserve"> air traffic management p</w:t>
-            </w:r>
-            <w:r>
-              <w:rPr>
-                <w:bCs/>
-                <w:szCs w:val="20"/>
-                <w:lang w:val="en-US"/>
-              </w:rPr>
-              <w:t>latform through</w:t>
-            </w:r>
-            <w:r>
-              <w:rPr>
-                <w:bCs/>
-                <w:szCs w:val="20"/>
-                <w:lang w:val="en-US"/>
-              </w:rPr>
-              <w:t xml:space="preserve"> configuration </w:t>
-            </w:r>
-            <w:r>
-              <w:rPr>
-                <w:bCs/>
-                <w:szCs w:val="20"/>
-                <w:lang w:val="en-US"/>
-              </w:rPr>
-              <w:t xml:space="preserve">development, </w:t>
-            </w:r>
-            <w:r>
-              <w:rPr>
-                <w:bCs/>
-                <w:szCs w:val="20"/>
-                <w:lang w:val="en-US"/>
-              </w:rPr>
-              <w:t>and infrastructure</w:t>
-            </w:r>
-            <w:r>
-              <w:rPr>
-                <w:bCs/>
-                <w:szCs w:val="20"/>
-                <w:lang w:val="en-US"/>
-              </w:rPr>
-              <w:t xml:space="preserve"> management</w:t>
-            </w:r>
-            <w:r>
-              <w:rPr>
-                <w:bCs/>
-                <w:szCs w:val="20"/>
-                <w:lang w:val="en-US"/>
-              </w:rPr>
-              <w:t>, while coordinating between project managers, developers, clients, and end-users to ensure successful delivery.</w:t>
+              <w:t>Software Engineer Creating 2D and 3D video content, automating processes with PowerShell, Python and developing extensions for LMS System</w:t>
+            </w:r>
+            <w:r>
+              <w:rPr>
+                <w:bCs/>
+                <w:szCs w:val="20"/>
+                <w:lang w:val="en-US"/>
+              </w:rPr>
+              <w:t xml:space="preserve"> with JavaScript and CSS</w:t>
+            </w:r>
+            <w:r>
+              <w:rPr>
+                <w:bCs/>
+                <w:szCs w:val="20"/>
+                <w:lang w:val="en-US"/>
+              </w:rPr>
+              <w:t>.</w:t>
             </w:r>
           </w:p>
         </w:tc>
@@ -6224,116 +6098,86 @@
             <w:tcBorders>
               <w:right w:val="single" w:sz="4" w:space="0" w:color="auto"/>
             </w:tcBorders>
-            <w:shd w:val="clear" w:color="auto" w:fill="auto"/>
           </w:tcPr>
           <w:p>
             <w:pPr>
               <w:pStyle w:val="Heading2"/>
               <w:rPr>
-                <w:sz w:val="16"/>
-                <w:szCs w:val="22"/>
-                <w:lang w:val="en-US"/>
-              </w:rPr>
-            </w:pPr>
-            <w:r>
-              <w:rPr>
-                <w:lang w:val="en-US"/>
-              </w:rPr>
-              <w:t>2021/04 – 2024/0</w:t>
-            </w:r>
-            <w:r>
-              <w:rPr>
-                <w:lang w:val="en-US"/>
-              </w:rPr>
-              <w:t>2</w:t>
-            </w:r>
-            <w:r>
-              <w:rPr>
-                <w:color w:val="9BBB59" w:themeColor="accent3"/>
+                <w:lang w:val="en-US"/>
+              </w:rPr>
+            </w:pPr>
+            <w:r>
+              <w:rPr>
+                <w:lang w:val="en-US"/>
+              </w:rPr>
+              <w:t>2024/10 – 2025</w:t>
+            </w:r>
+            <w:r>
+              <w:rPr>
+                <w:lang w:val="en-US"/>
+              </w:rPr>
+              <w:t>/04</w:t>
+            </w:r>
+          </w:p>
+          <w:p>
+            <w:pPr>
+              <w:rPr>
+                <w:lang w:val="en-US"/>
+              </w:rPr>
+            </w:pPr>
+            <w:r>
+              <w:rPr>
+                <w:sz w:val="16"/>
+                <w:lang w:val="en-US"/>
+              </w:rPr>
+              <w:t>Duration</w:t>
+            </w:r>
+            <w:r>
+              <w:rPr>
+                <w:sz w:val="16"/>
+                <w:lang w:val="en-US"/>
+              </w:rPr>
+              <w:t xml:space="preserve">: </w:t>
+            </w:r>
+            <w:r>
+              <w:rPr>
+                <w:b/>
+                <w:bCs/>
+                <w:sz w:val="16"/>
+                <w:lang w:val="en-US"/>
+              </w:rPr>
+              <w:t>-</w:t>
+            </w:r>
+            <w:r>
+              <w:rPr>
+                <w:sz w:val="16"/>
                 <w:lang w:val="en-US"/>
               </w:rPr>
               <w:br/>
-            </w:r>
-            <w:r>
-              <w:rPr>
-                <w:b w:val="0"/>
-                <w:bCs w:val="0"/>
-                <w:sz w:val="16"/>
-                <w:szCs w:val="22"/>
-                <w:lang w:val="en-US"/>
-              </w:rPr>
-              <w:t xml:space="preserve">Duration: </w:t>
-            </w:r>
-            <w:r>
-              <w:rPr>
-                <w:sz w:val="16"/>
-                <w:szCs w:val="22"/>
-                <w:lang w:val="en-US"/>
-              </w:rPr>
-              <w:t>2</w:t>
-            </w:r>
-            <w:r>
-              <w:rPr>
-                <w:sz w:val="16"/>
-                <w:szCs w:val="22"/>
-                <w:lang w:val="en-US"/>
-              </w:rPr>
-              <w:t>y</w:t>
-            </w:r>
-            <w:r>
-              <w:rPr>
-                <w:sz w:val="16"/>
-                <w:szCs w:val="22"/>
+              <w:t>Project</w:t>
+            </w:r>
+            <w:r>
+              <w:rPr>
+                <w:sz w:val="16"/>
+                <w:lang w:val="en-US"/>
+              </w:rPr>
+              <w:t>:</w:t>
+            </w:r>
+            <w:r>
+              <w:rPr>
+                <w:sz w:val="16"/>
                 <w:lang w:val="en-US"/>
               </w:rPr>
               <w:t xml:space="preserve"> </w:t>
             </w:r>
             <w:r>
               <w:rPr>
-                <w:sz w:val="16"/>
-                <w:szCs w:val="22"/>
-                <w:lang w:val="en-US"/>
-              </w:rPr>
-              <w:t>10</w:t>
-            </w:r>
-            <w:r>
-              <w:rPr>
-                <w:sz w:val="16"/>
-                <w:szCs w:val="22"/>
-                <w:lang w:val="en-US"/>
-              </w:rPr>
-              <w:t>m</w:t>
-            </w:r>
-          </w:p>
-          <w:p>
-            <w:pPr>
-              <w:pStyle w:val="FooterText"/>
-              <w:rPr>
-                <w:lang w:val="en-US"/>
-              </w:rPr>
-            </w:pPr>
-            <w:r>
-              <w:rPr>
-                <w:lang w:val="en-US"/>
-              </w:rPr>
-              <w:t xml:space="preserve">Project: </w:t>
-            </w:r>
-            <w:r>
-              <w:rPr>
-                <w:b/>
-                <w:bCs/>
-                <w:lang w:val="en-US"/>
-              </w:rPr>
-              <w:t>External,</w:t>
-            </w:r>
-            <w:r>
-              <w:rPr>
-                <w:b/>
-                <w:bCs/>
-                <w:lang w:val="en-US"/>
-              </w:rPr>
-              <w:br/>
-              <w:t>Student &amp; Hotel</w:t>
+                <w:b/>
+                <w:bCs/>
+                <w:sz w:val="16"/>
+                <w:lang w:val="en-US"/>
+              </w:rPr>
+              <w:t>Pulse</w:t>
             </w:r>
           </w:p>
         </w:tc>
@@ -6343,7 +6187,486 @@
             <w:tcBorders>
               <w:left w:val="single" w:sz="4" w:space="0" w:color="auto"/>
             </w:tcBorders>
-            <w:shd w:val="clear" w:color="auto" w:fill="auto"/>
+          </w:tcPr>
+          <w:p>
+            <w:pPr>
+              <w:spacing w:after="240"/>
+              <w:ind w:left="57"/>
+              <w:rPr>
+                <w:bCs/>
+                <w:szCs w:val="20"/>
+                <w:lang w:val="en-US"/>
+              </w:rPr>
+            </w:pPr>
+            <w:proofErr w:type="spellStart"/>
+            <w:r>
+              <w:rPr>
+                <w:b/>
+                <w:szCs w:val="20"/>
+                <w:lang w:val="en-US"/>
+              </w:rPr>
+              <w:t>Consid</w:t>
+            </w:r>
+            <w:proofErr w:type="spellEnd"/>
+            <w:r>
+              <w:rPr>
+                <w:b/>
+                <w:szCs w:val="20"/>
+                <w:lang w:val="en-US"/>
+              </w:rPr>
+              <w:t xml:space="preserve">, </w:t>
+            </w:r>
+            <w:r>
+              <w:rPr>
+                <w:b/>
+                <w:szCs w:val="20"/>
+                <w:lang w:val="en-US"/>
+              </w:rPr>
+              <w:t xml:space="preserve">Full-Stack Developer &amp; </w:t>
+            </w:r>
+            <w:r>
+              <w:rPr>
+                <w:b/>
+                <w:szCs w:val="20"/>
+                <w:lang w:val="en-US"/>
+              </w:rPr>
+              <w:t>DevOps Engineer</w:t>
+            </w:r>
+            <w:r>
+              <w:rPr>
+                <w:b/>
+                <w:szCs w:val="20"/>
+                <w:lang w:val="en-US"/>
+              </w:rPr>
+              <w:br/>
+            </w:r>
+            <w:r>
+              <w:rPr>
+                <w:bCs/>
+                <w:szCs w:val="20"/>
+                <w:lang w:val="en-US"/>
+              </w:rPr>
+              <w:t>Developing a social platform that integrates LinkedIn and Instagram APIs to aggregate and display posts in a unified feed. The platform enables employees to engage with content through liking, commenting, and sharing features. Designed to foster team engagement, it combines professional networking with personal interaction. The solution helps employees stay informed on industry trends and connect with colleagues in a seamless, collaborative environment.</w:t>
+            </w:r>
+          </w:p>
+        </w:tc>
+      </w:tr>
+      <w:tr>
+        <w:trPr>
+          <w:trHeight w:val="568"/>
+        </w:trPr>
+        <w:tc>
+          <w:tcPr>
+            <w:tcW w:w="2127" w:type="dxa"/>
+            <w:tcBorders>
+              <w:right w:val="single" w:sz="4" w:space="0" w:color="auto"/>
+            </w:tcBorders>
+          </w:tcPr>
+          <w:p>
+            <w:pPr>
+              <w:pStyle w:val="Heading2"/>
+              <w:rPr>
+                <w:b w:val="0"/>
+                <w:bCs w:val="0"/>
+                <w:sz w:val="16"/>
+                <w:szCs w:val="22"/>
+                <w:lang w:val="en-US"/>
+              </w:rPr>
+            </w:pPr>
+            <w:r>
+              <w:rPr>
+                <w:lang w:val="en-US"/>
+              </w:rPr>
+              <w:t>2024/0</w:t>
+            </w:r>
+            <w:r>
+              <w:rPr>
+                <w:lang w:val="en-US"/>
+              </w:rPr>
+              <w:t>2</w:t>
+            </w:r>
+            <w:r>
+              <w:rPr>
+                <w:lang w:val="en-US"/>
+              </w:rPr>
+              <w:t xml:space="preserve"> – </w:t>
+            </w:r>
+            <w:r>
+              <w:rPr>
+                <w:lang w:val="en-US"/>
+              </w:rPr>
+              <w:t>2024</w:t>
+            </w:r>
+            <w:r>
+              <w:rPr>
+                <w:lang w:val="en-US"/>
+              </w:rPr>
+              <w:t>/10</w:t>
+            </w:r>
+            <w:r>
+              <w:rPr>
+                <w:color w:val="9BBB59" w:themeColor="accent3"/>
+                <w:lang w:val="en-US"/>
+              </w:rPr>
+              <w:br/>
+            </w:r>
+            <w:r>
+              <w:rPr>
+                <w:b w:val="0"/>
+                <w:bCs w:val="0"/>
+                <w:sz w:val="16"/>
+                <w:szCs w:val="22"/>
+                <w:lang w:val="en-US"/>
+              </w:rPr>
+              <w:t>Duration</w:t>
+            </w:r>
+            <w:r>
+              <w:rPr>
+                <w:b w:val="0"/>
+                <w:bCs w:val="0"/>
+                <w:sz w:val="16"/>
+                <w:szCs w:val="22"/>
+                <w:lang w:val="en-US"/>
+              </w:rPr>
+              <w:t>:</w:t>
+            </w:r>
+            <w:r>
+              <w:rPr>
+                <w:b w:val="0"/>
+                <w:bCs w:val="0"/>
+                <w:sz w:val="16"/>
+                <w:szCs w:val="22"/>
+                <w:lang w:val="en-US"/>
+              </w:rPr>
+              <w:t xml:space="preserve"> </w:t>
+            </w:r>
+            <w:r>
+              <w:rPr>
+                <w:sz w:val="16"/>
+                <w:szCs w:val="22"/>
+                <w:lang w:val="en-US"/>
+              </w:rPr>
+              <w:t>8m</w:t>
+            </w:r>
+            <w:r>
+              <w:rPr>
+                <w:b w:val="0"/>
+                <w:bCs w:val="0"/>
+                <w:sz w:val="16"/>
+                <w:szCs w:val="22"/>
+                <w:lang w:val="en-US"/>
+              </w:rPr>
+              <w:br/>
+              <w:t>Project</w:t>
+            </w:r>
+            <w:r>
+              <w:rPr>
+                <w:b w:val="0"/>
+                <w:bCs w:val="0"/>
+                <w:sz w:val="16"/>
+                <w:szCs w:val="22"/>
+                <w:lang w:val="en-US"/>
+              </w:rPr>
+              <w:t>:</w:t>
+            </w:r>
+            <w:r>
+              <w:rPr>
+                <w:b w:val="0"/>
+                <w:bCs w:val="0"/>
+                <w:sz w:val="16"/>
+                <w:szCs w:val="22"/>
+                <w:lang w:val="en-US"/>
+              </w:rPr>
+              <w:t xml:space="preserve"> </w:t>
+            </w:r>
+            <w:r>
+              <w:rPr>
+                <w:sz w:val="16"/>
+                <w:szCs w:val="22"/>
+                <w:lang w:val="en-US"/>
+              </w:rPr>
+              <w:t>IATS</w:t>
+            </w:r>
+          </w:p>
+        </w:tc>
+        <w:tc>
+          <w:tcPr>
+            <w:tcW w:w="7128" w:type="dxa"/>
+            <w:tcBorders>
+              <w:left w:val="single" w:sz="4" w:space="0" w:color="auto"/>
+            </w:tcBorders>
+          </w:tcPr>
+          <w:p>
+            <w:pPr>
+              <w:spacing w:after="240"/>
+              <w:ind w:left="57"/>
+              <w:rPr>
+                <w:b/>
+                <w:szCs w:val="20"/>
+                <w:lang w:val="en-US"/>
+              </w:rPr>
+            </w:pPr>
+            <w:r>
+              <w:rPr>
+                <w:b/>
+                <w:szCs w:val="20"/>
+                <w:lang w:val="en-US"/>
+              </w:rPr>
+              <w:t xml:space="preserve">Swedish </w:t>
+            </w:r>
+            <w:proofErr w:type="spellStart"/>
+            <w:r>
+              <w:rPr>
+                <w:b/>
+                <w:szCs w:val="20"/>
+                <w:lang w:val="en-US"/>
+              </w:rPr>
+              <w:t>Aeroplane</w:t>
+            </w:r>
+            <w:proofErr w:type="spellEnd"/>
+            <w:r>
+              <w:rPr>
+                <w:b/>
+                <w:szCs w:val="20"/>
+                <w:lang w:val="en-US"/>
+              </w:rPr>
+              <w:t xml:space="preserve"> Corporation</w:t>
+            </w:r>
+            <w:r>
+              <w:rPr>
+                <w:b/>
+                <w:szCs w:val="20"/>
+                <w:lang w:val="en-US"/>
+              </w:rPr>
+              <w:t xml:space="preserve"> (</w:t>
+            </w:r>
+            <w:r>
+              <w:rPr>
+                <w:b/>
+                <w:szCs w:val="20"/>
+                <w:lang w:val="en-US"/>
+              </w:rPr>
+              <w:t>SAAB</w:t>
+            </w:r>
+            <w:r>
+              <w:rPr>
+                <w:b/>
+                <w:szCs w:val="20"/>
+                <w:lang w:val="en-US"/>
+              </w:rPr>
+              <w:t>)</w:t>
+            </w:r>
+            <w:r>
+              <w:rPr>
+                <w:b/>
+                <w:szCs w:val="20"/>
+                <w:lang w:val="en-US"/>
+              </w:rPr>
+              <w:t>, System Engineer</w:t>
+            </w:r>
+            <w:r>
+              <w:rPr>
+                <w:b/>
+                <w:szCs w:val="20"/>
+                <w:lang w:val="en-US"/>
+              </w:rPr>
+              <w:br/>
+            </w:r>
+            <w:r>
+              <w:rPr>
+                <w:bCs/>
+                <w:szCs w:val="20"/>
+                <w:lang w:val="en-US"/>
+              </w:rPr>
+              <w:t>Supporting</w:t>
+            </w:r>
+            <w:r>
+              <w:rPr>
+                <w:bCs/>
+                <w:szCs w:val="20"/>
+                <w:lang w:val="en-US"/>
+              </w:rPr>
+              <w:t xml:space="preserve"> air traffic management p</w:t>
+            </w:r>
+            <w:r>
+              <w:rPr>
+                <w:bCs/>
+                <w:szCs w:val="20"/>
+                <w:lang w:val="en-US"/>
+              </w:rPr>
+              <w:t>latform through</w:t>
+            </w:r>
+            <w:r>
+              <w:rPr>
+                <w:bCs/>
+                <w:szCs w:val="20"/>
+                <w:lang w:val="en-US"/>
+              </w:rPr>
+              <w:t xml:space="preserve"> configuration </w:t>
+            </w:r>
+            <w:r>
+              <w:rPr>
+                <w:bCs/>
+                <w:szCs w:val="20"/>
+                <w:lang w:val="en-US"/>
+              </w:rPr>
+              <w:t xml:space="preserve">development, </w:t>
+            </w:r>
+            <w:r>
+              <w:rPr>
+                <w:bCs/>
+                <w:szCs w:val="20"/>
+                <w:lang w:val="en-US"/>
+              </w:rPr>
+              <w:t>and infrastructure</w:t>
+            </w:r>
+            <w:r>
+              <w:rPr>
+                <w:bCs/>
+                <w:szCs w:val="20"/>
+                <w:lang w:val="en-US"/>
+              </w:rPr>
+              <w:t xml:space="preserve"> management</w:t>
+            </w:r>
+            <w:r>
+              <w:rPr>
+                <w:bCs/>
+                <w:szCs w:val="20"/>
+                <w:lang w:val="en-US"/>
+              </w:rPr>
+              <w:t>, while coordinating between project managers, developers, clients, and end-users to ensure successful delivery.</w:t>
+            </w:r>
+          </w:p>
+        </w:tc>
+      </w:tr>
+      <w:tr>
+        <w:trPr>
+          <w:trHeight w:val="568"/>
+        </w:trPr>
+        <w:tc>
+          <w:tcPr>
+            <w:tcW w:w="2127" w:type="dxa"/>
+            <w:tcBorders>
+              <w:right w:val="single" w:sz="4" w:space="0" w:color="auto"/>
+            </w:tcBorders>
+          </w:tcPr>
+          <w:p>
+            <w:pPr>
+              <w:pStyle w:val="Heading2"/>
+              <w:rPr>
+                <w:sz w:val="16"/>
+                <w:szCs w:val="22"/>
+                <w:lang w:val="en-US"/>
+              </w:rPr>
+            </w:pPr>
+            <w:r>
+              <w:rPr>
+                <w:lang w:val="en-US"/>
+              </w:rPr>
+              <w:t>2021/04 – 2024/0</w:t>
+            </w:r>
+            <w:r>
+              <w:rPr>
+                <w:lang w:val="en-US"/>
+              </w:rPr>
+              <w:t>2</w:t>
+            </w:r>
+            <w:r>
+              <w:rPr>
+                <w:color w:val="9BBB59" w:themeColor="accent3"/>
+                <w:lang w:val="en-US"/>
+              </w:rPr>
+              <w:br/>
+            </w:r>
+            <w:r>
+              <w:rPr>
+                <w:b w:val="0"/>
+                <w:bCs w:val="0"/>
+                <w:sz w:val="16"/>
+                <w:szCs w:val="22"/>
+                <w:lang w:val="en-US"/>
+              </w:rPr>
+              <w:t xml:space="preserve">Duration: </w:t>
+            </w:r>
+            <w:r>
+              <w:rPr>
+                <w:sz w:val="16"/>
+                <w:szCs w:val="22"/>
+                <w:lang w:val="en-US"/>
+              </w:rPr>
+              <w:t>2</w:t>
+            </w:r>
+            <w:r>
+              <w:rPr>
+                <w:sz w:val="16"/>
+                <w:szCs w:val="22"/>
+                <w:lang w:val="en-US"/>
+              </w:rPr>
+              <w:t>y</w:t>
+            </w:r>
+            <w:r>
+              <w:rPr>
+                <w:sz w:val="16"/>
+                <w:szCs w:val="22"/>
+                <w:lang w:val="en-US"/>
+              </w:rPr>
+              <w:t xml:space="preserve"> </w:t>
+            </w:r>
+            <w:r>
+              <w:rPr>
+                <w:sz w:val="16"/>
+                <w:szCs w:val="22"/>
+                <w:lang w:val="en-US"/>
+              </w:rPr>
+              <w:t>10</w:t>
+            </w:r>
+            <w:r>
+              <w:rPr>
+                <w:sz w:val="16"/>
+                <w:szCs w:val="22"/>
+                <w:lang w:val="en-US"/>
+              </w:rPr>
+              <w:t>m</w:t>
+            </w:r>
+          </w:p>
+          <w:p>
+            <w:pPr>
+              <w:pStyle w:val="FooterText"/>
+              <w:rPr>
+                <w:lang w:val="en-US"/>
+              </w:rPr>
+            </w:pPr>
+            <w:r>
+              <w:rPr>
+                <w:lang w:val="en-US"/>
+              </w:rPr>
+              <w:t xml:space="preserve">Project: </w:t>
+            </w:r>
+            <w:r>
+              <w:rPr>
+                <w:b/>
+                <w:bCs/>
+                <w:lang w:val="en-US"/>
+              </w:rPr>
+              <w:t>External,</w:t>
+            </w:r>
+            <w:r>
+              <w:rPr>
+                <w:b/>
+                <w:bCs/>
+                <w:lang w:val="en-US"/>
+              </w:rPr>
+              <w:br/>
+              <w:t>Student &amp; Hotel</w:t>
+            </w:r>
+          </w:p>
+        </w:tc>
+        <w:tc>
+          <w:tcPr>
+            <w:tcW w:w="7128" w:type="dxa"/>
+            <w:tcBorders>
+              <w:left w:val="single" w:sz="4" w:space="0" w:color="auto"/>
+            </w:tcBorders>
           </w:tcPr>
           <w:p>
             <w:pPr>
@@ -6452,7 +6775,6 @@
             <w:tcBorders>
               <w:right w:val="single" w:sz="4" w:space="0" w:color="auto"/>
             </w:tcBorders>
-            <w:shd w:val="clear" w:color="auto" w:fill="auto"/>
           </w:tcPr>
           <w:p>
             <w:pPr>
@@ -6469,7 +6791,7 @@
                 <w:noProof/>
               </w:rPr>
               <w:drawing>
-                <wp:anchor distT="0" distB="0" distL="114300" distR="114300" simplePos="0" relativeHeight="251663360" behindDoc="1" locked="0" layoutInCell="1" allowOverlap="1" wp14:anchorId="62674942" wp14:editId="0622B8EA">
+                <wp:anchor distT="0" distB="0" distL="114300" distR="114300" simplePos="0" relativeHeight="251663360" behindDoc="1" locked="0" layoutInCell="1" allowOverlap="1" wp14:anchorId="62674942" wp14:editId="58BDC87F">
                   <wp:simplePos x="0" y="0"/>
                   <wp:positionH relativeFrom="column">
                     <wp:posOffset>-68028</wp:posOffset>
@@ -6557,7 +6879,6 @@
             <w:tcBorders>
               <w:left w:val="single" w:sz="4" w:space="0" w:color="auto"/>
             </w:tcBorders>
-            <w:shd w:val="clear" w:color="auto" w:fill="auto"/>
           </w:tcPr>
           <w:p>
             <w:pPr>
@@ -6594,7 +6915,6 @@
             <w:tcBorders>
               <w:right w:val="single" w:sz="4" w:space="0" w:color="auto"/>
             </w:tcBorders>
-            <w:shd w:val="clear" w:color="auto" w:fill="auto"/>
           </w:tcPr>
           <w:p>
             <w:pPr>
@@ -6676,7 +6996,6 @@
             <w:tcBorders>
               <w:left w:val="single" w:sz="4" w:space="0" w:color="auto"/>
             </w:tcBorders>
-            <w:shd w:val="clear" w:color="auto" w:fill="auto"/>
           </w:tcPr>
           <w:p>
             <w:pPr>
@@ -6794,7 +7113,6 @@
             <w:tcBorders>
               <w:right w:val="single" w:sz="4" w:space="0" w:color="auto"/>
             </w:tcBorders>
-            <w:shd w:val="clear" w:color="auto" w:fill="auto"/>
           </w:tcPr>
           <w:p>
             <w:pPr>
@@ -6893,7 +7211,6 @@
             <w:tcBorders>
               <w:left w:val="single" w:sz="4" w:space="0" w:color="auto"/>
             </w:tcBorders>
-            <w:shd w:val="clear" w:color="auto" w:fill="auto"/>
           </w:tcPr>
           <w:p>
             <w:pPr>
@@ -6970,7 +7287,6 @@
             <w:tcBorders>
               <w:right w:val="single" w:sz="4" w:space="0" w:color="auto"/>
             </w:tcBorders>
-            <w:shd w:val="clear" w:color="auto" w:fill="auto"/>
           </w:tcPr>
           <w:p>
             <w:pPr>
@@ -7089,7 +7405,6 @@
             <w:tcBorders>
               <w:left w:val="single" w:sz="4" w:space="0" w:color="auto"/>
             </w:tcBorders>
-            <w:shd w:val="clear" w:color="auto" w:fill="auto"/>
           </w:tcPr>
           <w:p>
             <w:pPr>
@@ -7202,7 +7517,6 @@
             <w:tcBorders>
               <w:right w:val="single" w:sz="4" w:space="0" w:color="auto"/>
             </w:tcBorders>
-            <w:shd w:val="clear" w:color="auto" w:fill="auto"/>
           </w:tcPr>
           <w:p>
             <w:pPr>
@@ -7215,6 +7529,7 @@
               <w:rPr>
                 <w:lang w:val="en-US"/>
               </w:rPr>
+              <w:lastRenderedPageBreak/>
               <w:t>2019/12 – 2020/02</w:t>
             </w:r>
           </w:p>
@@ -7281,7 +7596,6 @@
             <w:tcBorders>
               <w:left w:val="single" w:sz="4" w:space="0" w:color="auto"/>
             </w:tcBorders>
-            <w:shd w:val="clear" w:color="auto" w:fill="auto"/>
           </w:tcPr>
           <w:p>
             <w:pPr>
@@ -7429,7 +7743,6 @@
             <w:tcBorders>
               <w:right w:val="single" w:sz="4" w:space="0" w:color="auto"/>
             </w:tcBorders>
-            <w:shd w:val="clear" w:color="auto" w:fill="auto"/>
           </w:tcPr>
           <w:p>
             <w:pPr>
@@ -7500,7 +7813,6 @@
             <w:tcBorders>
               <w:left w:val="single" w:sz="4" w:space="0" w:color="auto"/>
             </w:tcBorders>
-            <w:shd w:val="clear" w:color="auto" w:fill="auto"/>
           </w:tcPr>
           <w:p>
             <w:pPr>
@@ -7617,28 +7929,7 @@
               <w:rPr>
                 <w:lang w:val="en-US"/>
               </w:rPr>
-              <w:t xml:space="preserve"> </w:t>
-            </w:r>
-            <w:proofErr w:type="gramStart"/>
-            <w:r>
-              <w:rPr>
-                <w:lang w:val="en-US"/>
-              </w:rPr>
-              <w:t>on</w:t>
-            </w:r>
-            <w:proofErr w:type="gramEnd"/>
-            <w:r>
-              <w:rPr>
-                <w:lang w:val="en-US"/>
-              </w:rPr>
-              <w:t xml:space="preserve"> bug fixes and </w:t>
-            </w:r>
-            <w:proofErr w:type="gramStart"/>
-            <w:r>
-              <w:rPr>
-                <w:lang w:val="en-US"/>
-              </w:rPr>
-              <w:t>implement</w:t>
+              <w:t xml:space="preserve"> on bug fixes and implement</w:t>
             </w:r>
             <w:r>
               <w:rPr>
@@ -7646,7 +7937,6 @@
               </w:rPr>
               <w:t>ation</w:t>
             </w:r>
-            <w:proofErr w:type="gramEnd"/>
             <w:r>
               <w:rPr>
                 <w:lang w:val="en-US"/>
@@ -7672,7 +7962,6 @@
             <w:tcBorders>
               <w:right w:val="single" w:sz="4" w:space="0" w:color="auto"/>
             </w:tcBorders>
-            <w:shd w:val="clear" w:color="auto" w:fill="auto"/>
           </w:tcPr>
           <w:p>
             <w:pPr>
@@ -7685,7 +7974,6 @@
               <w:rPr>
                 <w:lang w:val="en-US"/>
               </w:rPr>
-              <w:lastRenderedPageBreak/>
               <w:t>2019/06</w:t>
             </w:r>
           </w:p>
@@ -7770,7 +8058,6 @@
             <w:tcBorders>
               <w:left w:val="single" w:sz="4" w:space="0" w:color="auto"/>
             </w:tcBorders>
-            <w:shd w:val="clear" w:color="auto" w:fill="auto"/>
           </w:tcPr>
           <w:p>
             <w:pPr>
@@ -7836,7 +8123,6 @@
             <w:tcBorders>
               <w:right w:val="single" w:sz="4" w:space="0" w:color="auto"/>
             </w:tcBorders>
-            <w:shd w:val="clear" w:color="auto" w:fill="auto"/>
           </w:tcPr>
           <w:p>
             <w:pPr>
@@ -7915,7 +8201,6 @@
             <w:tcBorders>
               <w:left w:val="single" w:sz="4" w:space="0" w:color="auto"/>
             </w:tcBorders>
-            <w:shd w:val="clear" w:color="auto" w:fill="auto"/>
           </w:tcPr>
           <w:p>
             <w:pPr>
@@ -8002,21 +8287,7 @@
               <w:rPr>
                 <w:lang w:val="en-US"/>
               </w:rPr>
-              <w:t xml:space="preserve"> </w:t>
-            </w:r>
-            <w:proofErr w:type="gramStart"/>
-            <w:r>
-              <w:rPr>
-                <w:lang w:val="en-US"/>
-              </w:rPr>
-              <w:t>on</w:t>
-            </w:r>
-            <w:proofErr w:type="gramEnd"/>
-            <w:r>
-              <w:rPr>
-                <w:lang w:val="en-US"/>
-              </w:rPr>
-              <w:t xml:space="preserve"> bug fixes and implement</w:t>
+              <w:t xml:space="preserve"> on bug fixes and implement</w:t>
             </w:r>
             <w:r>
               <w:rPr>
@@ -8067,7 +8338,6 @@
             <w:tcBorders>
               <w:right w:val="single" w:sz="4" w:space="0" w:color="auto"/>
             </w:tcBorders>
-            <w:shd w:val="clear" w:color="auto" w:fill="auto"/>
           </w:tcPr>
           <w:p>
             <w:pPr>
@@ -8146,7 +8416,6 @@
             <w:tcBorders>
               <w:left w:val="single" w:sz="4" w:space="0" w:color="auto"/>
             </w:tcBorders>
-            <w:shd w:val="clear" w:color="auto" w:fill="auto"/>
           </w:tcPr>
           <w:p>
             <w:pPr>
@@ -8302,7 +8571,6 @@
             <w:tcBorders>
               <w:right w:val="single" w:sz="4" w:space="0" w:color="auto"/>
             </w:tcBorders>
-            <w:shd w:val="clear" w:color="auto" w:fill="auto"/>
           </w:tcPr>
           <w:p>
             <w:pPr>
@@ -8371,7 +8639,6 @@
             <w:tcBorders>
               <w:left w:val="single" w:sz="4" w:space="0" w:color="auto"/>
             </w:tcBorders>
-            <w:shd w:val="clear" w:color="auto" w:fill="auto"/>
           </w:tcPr>
           <w:p>
             <w:pPr>
@@ -8487,7 +8754,6 @@
             <w:tcBorders>
               <w:right w:val="single" w:sz="4" w:space="0" w:color="auto"/>
             </w:tcBorders>
-            <w:shd w:val="clear" w:color="auto" w:fill="auto"/>
           </w:tcPr>
           <w:p>
             <w:pPr>
@@ -8572,7 +8838,6 @@
             <w:tcBorders>
               <w:left w:val="single" w:sz="4" w:space="0" w:color="auto"/>
             </w:tcBorders>
-            <w:shd w:val="clear" w:color="auto" w:fill="auto"/>
           </w:tcPr>
           <w:p>
             <w:pPr>
@@ -8659,7 +8924,6 @@
             <w:tcBorders>
               <w:right w:val="single" w:sz="4" w:space="0" w:color="auto"/>
             </w:tcBorders>
-            <w:shd w:val="clear" w:color="auto" w:fill="auto"/>
           </w:tcPr>
           <w:p>
             <w:pPr>
@@ -8771,7 +9035,6 @@
             <w:tcBorders>
               <w:left w:val="single" w:sz="4" w:space="0" w:color="auto"/>
             </w:tcBorders>
-            <w:shd w:val="clear" w:color="auto" w:fill="auto"/>
           </w:tcPr>
           <w:p>
             <w:pPr>
@@ -8807,7 +9070,6 @@
             <w:tcBorders>
               <w:right w:val="single" w:sz="4" w:space="0" w:color="auto"/>
             </w:tcBorders>
-            <w:shd w:val="clear" w:color="auto" w:fill="auto"/>
           </w:tcPr>
           <w:p>
             <w:pPr>
@@ -8874,7 +9136,6 @@
             <w:tcBorders>
               <w:left w:val="single" w:sz="4" w:space="0" w:color="auto"/>
             </w:tcBorders>
-            <w:shd w:val="clear" w:color="auto" w:fill="auto"/>
           </w:tcPr>
           <w:p>
             <w:pPr>
@@ -8978,7 +9239,6 @@
             <w:tcBorders>
               <w:right w:val="single" w:sz="4" w:space="0" w:color="auto"/>
             </w:tcBorders>
-            <w:shd w:val="clear" w:color="auto" w:fill="auto"/>
           </w:tcPr>
           <w:p>
             <w:pPr>
@@ -9065,7 +9325,6 @@
             <w:tcBorders>
               <w:left w:val="single" w:sz="4" w:space="0" w:color="auto"/>
             </w:tcBorders>
-            <w:shd w:val="clear" w:color="auto" w:fill="auto"/>
           </w:tcPr>
           <w:p>
             <w:pPr>
@@ -9082,25 +9341,7 @@
                 <w:szCs w:val="20"/>
                 <w:lang w:val="en-US"/>
               </w:rPr>
-              <w:t xml:space="preserve">Svenska </w:t>
-            </w:r>
-            <w:proofErr w:type="spellStart"/>
-            <w:r>
-              <w:rPr>
-                <w:b/>
-                <w:szCs w:val="20"/>
-                <w:lang w:val="en-US"/>
-              </w:rPr>
-              <w:t>Cellulosa</w:t>
-            </w:r>
-            <w:proofErr w:type="spellEnd"/>
-            <w:r>
-              <w:rPr>
-                <w:b/>
-                <w:szCs w:val="20"/>
-                <w:lang w:val="en-US"/>
-              </w:rPr>
-              <w:t xml:space="preserve"> AB </w:t>
+              <w:t xml:space="preserve">Svenska Cellulosa AB </w:t>
             </w:r>
             <w:r>
               <w:rPr>
@@ -9180,7 +9421,6 @@
             <w:tcBorders>
               <w:right w:val="single" w:sz="4" w:space="0" w:color="auto"/>
             </w:tcBorders>
-            <w:shd w:val="clear" w:color="auto" w:fill="auto"/>
           </w:tcPr>
           <w:p>
             <w:pPr>
@@ -9261,7 +9501,6 @@
             <w:tcBorders>
               <w:left w:val="single" w:sz="4" w:space="0" w:color="auto"/>
             </w:tcBorders>
-            <w:shd w:val="clear" w:color="auto" w:fill="auto"/>
           </w:tcPr>
           <w:p>
             <w:pPr>
@@ -9328,7 +9567,6 @@
             <w:tcBorders>
               <w:right w:val="single" w:sz="4" w:space="0" w:color="auto"/>
             </w:tcBorders>
-            <w:shd w:val="clear" w:color="auto" w:fill="auto"/>
           </w:tcPr>
           <w:p>
             <w:pPr>
@@ -9411,7 +9649,6 @@
             <w:tcBorders>
               <w:left w:val="single" w:sz="4" w:space="0" w:color="auto"/>
             </w:tcBorders>
-            <w:shd w:val="clear" w:color="auto" w:fill="auto"/>
           </w:tcPr>
           <w:p>
             <w:pPr>
@@ -9478,7 +9715,6 @@
             <w:tcBorders>
               <w:right w:val="single" w:sz="4" w:space="0" w:color="auto"/>
             </w:tcBorders>
-            <w:shd w:val="clear" w:color="auto" w:fill="auto"/>
           </w:tcPr>
           <w:p>
             <w:pPr>
@@ -9493,6 +9729,7 @@
               <w:rPr>
                 <w:lang w:val="en-US"/>
               </w:rPr>
+              <w:lastRenderedPageBreak/>
               <w:t>2016/08</w:t>
             </w:r>
             <w:r>
@@ -9527,7 +9764,6 @@
             <w:tcBorders>
               <w:left w:val="single" w:sz="4" w:space="0" w:color="auto"/>
             </w:tcBorders>
-            <w:shd w:val="clear" w:color="auto" w:fill="auto"/>
           </w:tcPr>
           <w:p>
             <w:pPr>
@@ -9628,7 +9864,6 @@
             <w:tcBorders>
               <w:right w:val="single" w:sz="4" w:space="0" w:color="auto"/>
             </w:tcBorders>
-            <w:shd w:val="clear" w:color="auto" w:fill="auto"/>
           </w:tcPr>
           <w:p>
             <w:pPr>
@@ -9683,7 +9918,6 @@
             <w:tcBorders>
               <w:left w:val="single" w:sz="4" w:space="0" w:color="auto"/>
             </w:tcBorders>
-            <w:shd w:val="clear" w:color="auto" w:fill="auto"/>
           </w:tcPr>
           <w:p>
             <w:pPr>
@@ -9790,7 +10024,6 @@
             <w:tcBorders>
               <w:right w:val="single" w:sz="4" w:space="0" w:color="auto"/>
             </w:tcBorders>
-            <w:shd w:val="clear" w:color="auto" w:fill="auto"/>
           </w:tcPr>
           <w:p>
             <w:pPr>
@@ -9803,7 +10036,6 @@
               <w:rPr>
                 <w:lang w:val="en-US"/>
               </w:rPr>
-              <w:lastRenderedPageBreak/>
               <w:t>2016/01 – 2016/10</w:t>
             </w:r>
             <w:r>
@@ -9864,7 +10096,6 @@
             <w:tcBorders>
               <w:left w:val="single" w:sz="4" w:space="0" w:color="auto"/>
             </w:tcBorders>
-            <w:shd w:val="clear" w:color="auto" w:fill="auto"/>
           </w:tcPr>
           <w:p>
             <w:pPr>
@@ -10070,7 +10301,6 @@
             <w:tcBorders>
               <w:right w:val="single" w:sz="4" w:space="0" w:color="auto"/>
             </w:tcBorders>
-            <w:shd w:val="clear" w:color="auto" w:fill="auto"/>
           </w:tcPr>
           <w:p>
             <w:pPr>
@@ -10157,7 +10387,6 @@
             <w:tcBorders>
               <w:left w:val="single" w:sz="4" w:space="0" w:color="auto"/>
             </w:tcBorders>
-            <w:shd w:val="clear" w:color="auto" w:fill="auto"/>
           </w:tcPr>
           <w:p>
             <w:pPr>
@@ -10193,7 +10422,6 @@
             <w:tcBorders>
               <w:right w:val="single" w:sz="4" w:space="0" w:color="auto"/>
             </w:tcBorders>
-            <w:shd w:val="clear" w:color="auto" w:fill="auto"/>
           </w:tcPr>
           <w:p>
             <w:pPr>
@@ -10324,7 +10552,6 @@
             <w:tcBorders>
               <w:left w:val="single" w:sz="4" w:space="0" w:color="auto"/>
             </w:tcBorders>
-            <w:shd w:val="clear" w:color="auto" w:fill="auto"/>
           </w:tcPr>
           <w:p>
             <w:pPr>
@@ -10414,7 +10641,6 @@
             <w:tcBorders>
               <w:right w:val="single" w:sz="4" w:space="0" w:color="auto"/>
             </w:tcBorders>
-            <w:shd w:val="clear" w:color="auto" w:fill="auto"/>
           </w:tcPr>
           <w:p>
             <w:pPr>
@@ -10523,7 +10749,6 @@
             <w:tcBorders>
               <w:left w:val="single" w:sz="4" w:space="0" w:color="auto"/>
             </w:tcBorders>
-            <w:shd w:val="clear" w:color="auto" w:fill="auto"/>
           </w:tcPr>
           <w:p>
             <w:pPr>
@@ -10560,7 +10785,6 @@
             <w:tcBorders>
               <w:right w:val="single" w:sz="4" w:space="0" w:color="auto"/>
             </w:tcBorders>
-            <w:shd w:val="clear" w:color="auto" w:fill="auto"/>
           </w:tcPr>
           <w:p>
             <w:pPr>
@@ -10653,7 +10877,6 @@
             <w:tcBorders>
               <w:left w:val="single" w:sz="4" w:space="0" w:color="auto"/>
             </w:tcBorders>
-            <w:shd w:val="clear" w:color="auto" w:fill="auto"/>
           </w:tcPr>
           <w:p>
             <w:pPr>
@@ -10825,7 +11048,6 @@
             <w:tcBorders>
               <w:right w:val="single" w:sz="4" w:space="0" w:color="auto"/>
             </w:tcBorders>
-            <w:shd w:val="clear" w:color="auto" w:fill="auto"/>
           </w:tcPr>
           <w:p>
             <w:pPr>
@@ -10904,7 +11126,6 @@
             <w:tcBorders>
               <w:left w:val="single" w:sz="4" w:space="0" w:color="auto"/>
             </w:tcBorders>
-            <w:shd w:val="clear" w:color="auto" w:fill="auto"/>
           </w:tcPr>
           <w:p>
             <w:pPr>
@@ -11053,7 +11274,6 @@
             <w:tcBorders>
               <w:right w:val="single" w:sz="4" w:space="0" w:color="auto"/>
             </w:tcBorders>
-            <w:shd w:val="clear" w:color="auto" w:fill="auto"/>
           </w:tcPr>
           <w:p>
             <w:pPr>
@@ -11130,7 +11350,6 @@
             <w:tcBorders>
               <w:left w:val="single" w:sz="4" w:space="0" w:color="auto"/>
             </w:tcBorders>
-            <w:shd w:val="clear" w:color="auto" w:fill="auto"/>
           </w:tcPr>
           <w:p>
             <w:pPr>
@@ -11275,7 +11494,6 @@
             <w:tcBorders>
               <w:right w:val="single" w:sz="4" w:space="0" w:color="auto"/>
             </w:tcBorders>
-            <w:shd w:val="clear" w:color="auto" w:fill="auto"/>
           </w:tcPr>
           <w:p>
             <w:pPr>
@@ -11341,7 +11559,6 @@
             <w:tcBorders>
               <w:left w:val="single" w:sz="4" w:space="0" w:color="auto"/>
             </w:tcBorders>
-            <w:shd w:val="clear" w:color="auto" w:fill="auto"/>
           </w:tcPr>
           <w:p>
             <w:pPr>
@@ -11387,7 +11604,6 @@
             <w:tcBorders>
               <w:right w:val="single" w:sz="4" w:space="0" w:color="auto"/>
             </w:tcBorders>
-            <w:shd w:val="clear" w:color="auto" w:fill="auto"/>
           </w:tcPr>
           <w:p>
             <w:pPr>
@@ -11498,7 +11714,6 @@
             <w:tcBorders>
               <w:left w:val="single" w:sz="4" w:space="0" w:color="auto"/>
             </w:tcBorders>
-            <w:shd w:val="clear" w:color="auto" w:fill="auto"/>
           </w:tcPr>
           <w:p>
             <w:pPr>
@@ -11710,7 +11925,6 @@
             <w:tcBorders>
               <w:right w:val="single" w:sz="4" w:space="0" w:color="auto"/>
             </w:tcBorders>
-            <w:shd w:val="clear" w:color="auto" w:fill="auto"/>
           </w:tcPr>
           <w:p>
             <w:pPr>
@@ -11823,7 +12037,6 @@
             <w:tcBorders>
               <w:left w:val="single" w:sz="4" w:space="0" w:color="auto"/>
             </w:tcBorders>
-            <w:shd w:val="clear" w:color="auto" w:fill="auto"/>
           </w:tcPr>
           <w:p>
             <w:pPr>
@@ -11967,7 +12180,6 @@
             <w:tcBorders>
               <w:right w:val="single" w:sz="4" w:space="0" w:color="auto"/>
             </w:tcBorders>
-            <w:shd w:val="clear" w:color="auto" w:fill="auto"/>
           </w:tcPr>
           <w:p>
             <w:pPr>
@@ -11980,6 +12192,7 @@
               <w:rPr>
                 <w:lang w:val="en-US"/>
               </w:rPr>
+              <w:lastRenderedPageBreak/>
               <w:t>20</w:t>
             </w:r>
             <w:r>
@@ -12097,7 +12310,6 @@
             <w:tcBorders>
               <w:left w:val="single" w:sz="4" w:space="0" w:color="auto"/>
             </w:tcBorders>
-            <w:shd w:val="clear" w:color="auto" w:fill="auto"/>
           </w:tcPr>
           <w:p>
             <w:pPr>
@@ -12205,7 +12417,6 @@
             <w:tcBorders>
               <w:right w:val="single" w:sz="4" w:space="0" w:color="auto"/>
             </w:tcBorders>
-            <w:shd w:val="clear" w:color="auto" w:fill="auto"/>
           </w:tcPr>
           <w:p>
             <w:pPr>
@@ -12336,7 +12547,6 @@
             <w:tcBorders>
               <w:left w:val="single" w:sz="4" w:space="0" w:color="auto"/>
             </w:tcBorders>
-            <w:shd w:val="clear" w:color="auto" w:fill="auto"/>
           </w:tcPr>
           <w:p>
             <w:pPr>
@@ -12520,7 +12730,6 @@
             <w:tcBorders>
               <w:right w:val="single" w:sz="4" w:space="0" w:color="auto"/>
             </w:tcBorders>
-            <w:shd w:val="clear" w:color="auto" w:fill="auto"/>
           </w:tcPr>
           <w:p>
             <w:pPr>
@@ -12535,7 +12744,6 @@
               <w:rPr>
                 <w:lang w:val="en-US"/>
               </w:rPr>
-              <w:lastRenderedPageBreak/>
               <w:t>2009/08 – 2009/10</w:t>
             </w:r>
             <w:r>
@@ -12614,7 +12822,6 @@
             <w:tcBorders>
               <w:left w:val="single" w:sz="4" w:space="0" w:color="auto"/>
             </w:tcBorders>
-            <w:shd w:val="clear" w:color="auto" w:fill="auto"/>
           </w:tcPr>
           <w:p>
             <w:pPr>
@@ -12752,7 +12959,6 @@
             <w:tcBorders>
               <w:right w:val="single" w:sz="4" w:space="0" w:color="auto"/>
             </w:tcBorders>
-            <w:shd w:val="clear" w:color="auto" w:fill="auto"/>
           </w:tcPr>
           <w:p>
             <w:pPr>
@@ -12829,7 +13035,6 @@
             <w:tcBorders>
               <w:left w:val="single" w:sz="4" w:space="0" w:color="auto"/>
             </w:tcBorders>
-            <w:shd w:val="clear" w:color="auto" w:fill="auto"/>
           </w:tcPr>
           <w:p>
             <w:pPr>
@@ -13024,7 +13229,6 @@
             <w:tcBorders>
               <w:right w:val="single" w:sz="4" w:space="0" w:color="auto"/>
             </w:tcBorders>
-            <w:shd w:val="clear" w:color="auto" w:fill="auto"/>
           </w:tcPr>
           <w:p>
             <w:pPr>
@@ -13101,7 +13305,6 @@
             <w:tcBorders>
               <w:left w:val="single" w:sz="4" w:space="0" w:color="auto"/>
             </w:tcBorders>
-            <w:shd w:val="clear" w:color="auto" w:fill="auto"/>
           </w:tcPr>
           <w:p>
             <w:pPr>
@@ -13196,7 +13399,6 @@
             <w:tcBorders>
               <w:right w:val="single" w:sz="4" w:space="0" w:color="auto"/>
             </w:tcBorders>
-            <w:shd w:val="clear" w:color="auto" w:fill="auto"/>
           </w:tcPr>
           <w:p>
             <w:pPr>
@@ -13284,7 +13486,6 @@
             <w:tcBorders>
               <w:left w:val="single" w:sz="4" w:space="0" w:color="auto"/>
             </w:tcBorders>
-            <w:shd w:val="clear" w:color="auto" w:fill="auto"/>
           </w:tcPr>
           <w:p>
             <w:pPr>
@@ -13412,7 +13613,6 @@
             <w:tcBorders>
               <w:right w:val="single" w:sz="4" w:space="0" w:color="auto"/>
             </w:tcBorders>
-            <w:shd w:val="clear" w:color="auto" w:fill="auto"/>
           </w:tcPr>
           <w:p>
             <w:pPr>
@@ -13528,7 +13728,6 @@
             <w:tcBorders>
               <w:left w:val="single" w:sz="4" w:space="0" w:color="auto"/>
             </w:tcBorders>
-            <w:shd w:val="clear" w:color="auto" w:fill="auto"/>
           </w:tcPr>
           <w:p>
             <w:pPr>
@@ -13680,7 +13879,6 @@
             <w:tcBorders>
               <w:right w:val="single" w:sz="4" w:space="0" w:color="auto"/>
             </w:tcBorders>
-            <w:shd w:val="clear" w:color="auto" w:fill="auto"/>
           </w:tcPr>
           <w:p>
             <w:pPr>
@@ -13779,7 +13977,6 @@
             <w:tcBorders>
               <w:left w:val="single" w:sz="4" w:space="0" w:color="auto"/>
             </w:tcBorders>
-            <w:shd w:val="clear" w:color="auto" w:fill="auto"/>
           </w:tcPr>
           <w:p>
             <w:pPr>
@@ -13956,7 +14153,6 @@
             <w:tcBorders>
               <w:right w:val="single" w:sz="4" w:space="0" w:color="auto"/>
             </w:tcBorders>
-            <w:shd w:val="clear" w:color="auto" w:fill="auto"/>
           </w:tcPr>
           <w:p>
             <w:pPr>
@@ -14033,7 +14229,6 @@
             <w:tcBorders>
               <w:left w:val="single" w:sz="4" w:space="0" w:color="auto"/>
             </w:tcBorders>
-            <w:shd w:val="clear" w:color="auto" w:fill="auto"/>
           </w:tcPr>
           <w:p>
             <w:pPr>
@@ -14145,7 +14340,6 @@
             <w:tcBorders>
               <w:right w:val="single" w:sz="4" w:space="0" w:color="auto"/>
             </w:tcBorders>
-            <w:shd w:val="clear" w:color="auto" w:fill="auto"/>
           </w:tcPr>
           <w:p>
             <w:pPr>
@@ -14234,7 +14428,6 @@
             <w:tcBorders>
               <w:left w:val="single" w:sz="4" w:space="0" w:color="auto"/>
             </w:tcBorders>
-            <w:shd w:val="clear" w:color="auto" w:fill="auto"/>
           </w:tcPr>
           <w:p>
             <w:pPr>
@@ -14374,7 +14567,6 @@
             <w:tcBorders>
               <w:right w:val="single" w:sz="4" w:space="0" w:color="auto"/>
             </w:tcBorders>
-            <w:shd w:val="clear" w:color="auto" w:fill="auto"/>
           </w:tcPr>
           <w:p>
             <w:pPr>
@@ -14463,7 +14655,6 @@
             <w:tcBorders>
               <w:left w:val="single" w:sz="4" w:space="0" w:color="auto"/>
             </w:tcBorders>
-            <w:shd w:val="clear" w:color="auto" w:fill="auto"/>
           </w:tcPr>
           <w:p>
             <w:pPr>
@@ -14563,7 +14754,6 @@
             <w:tcBorders>
               <w:right w:val="single" w:sz="4" w:space="0" w:color="auto"/>
             </w:tcBorders>
-            <w:shd w:val="clear" w:color="auto" w:fill="auto"/>
           </w:tcPr>
           <w:p>
             <w:pPr>
@@ -14662,7 +14852,6 @@
             <w:tcBorders>
               <w:left w:val="single" w:sz="4" w:space="0" w:color="auto"/>
             </w:tcBorders>
-            <w:shd w:val="clear" w:color="auto" w:fill="auto"/>
           </w:tcPr>
           <w:p>
             <w:pPr>
@@ -14846,7 +15035,6 @@
             <w:tcBorders>
               <w:right w:val="single" w:sz="4" w:space="0" w:color="auto"/>
             </w:tcBorders>
-            <w:shd w:val="clear" w:color="auto" w:fill="auto"/>
           </w:tcPr>
           <w:p>
             <w:pPr>
@@ -14859,6 +15047,7 @@
               <w:rPr>
                 <w:lang w:val="en-US"/>
               </w:rPr>
+              <w:lastRenderedPageBreak/>
               <w:t>2007/02</w:t>
             </w:r>
           </w:p>
@@ -14923,7 +15112,6 @@
             <w:tcBorders>
               <w:left w:val="single" w:sz="4" w:space="0" w:color="auto"/>
             </w:tcBorders>
-            <w:shd w:val="clear" w:color="auto" w:fill="auto"/>
           </w:tcPr>
           <w:p>
             <w:pPr>
@@ -15038,7 +15226,6 @@
             <w:tcBorders>
               <w:right w:val="single" w:sz="4" w:space="0" w:color="auto"/>
             </w:tcBorders>
-            <w:shd w:val="clear" w:color="auto" w:fill="auto"/>
           </w:tcPr>
           <w:p>
             <w:pPr>
@@ -15115,7 +15302,6 @@
             <w:tcBorders>
               <w:left w:val="single" w:sz="4" w:space="0" w:color="auto"/>
             </w:tcBorders>
-            <w:shd w:val="clear" w:color="auto" w:fill="auto"/>
           </w:tcPr>
           <w:p>
             <w:pPr>
@@ -15187,7 +15373,6 @@
             <w:tcBorders>
               <w:right w:val="single" w:sz="4" w:space="0" w:color="auto"/>
             </w:tcBorders>
-            <w:shd w:val="clear" w:color="auto" w:fill="auto"/>
           </w:tcPr>
           <w:p>
             <w:pPr>
@@ -15200,7 +15385,6 @@
               <w:rPr>
                 <w:lang w:val="en-US"/>
               </w:rPr>
-              <w:lastRenderedPageBreak/>
               <w:t>2006/08 – 2006/12</w:t>
             </w:r>
           </w:p>
@@ -15277,7 +15461,6 @@
             <w:tcBorders>
               <w:left w:val="single" w:sz="4" w:space="0" w:color="auto"/>
             </w:tcBorders>
-            <w:shd w:val="clear" w:color="auto" w:fill="auto"/>
           </w:tcPr>
           <w:p>
             <w:pPr>
@@ -15393,7 +15576,6 @@
             <w:tcBorders>
               <w:right w:val="single" w:sz="4" w:space="0" w:color="auto"/>
             </w:tcBorders>
-            <w:shd w:val="clear" w:color="auto" w:fill="auto"/>
           </w:tcPr>
           <w:p>
             <w:pPr>
@@ -15463,7 +15645,6 @@
             <w:tcBorders>
               <w:left w:val="single" w:sz="4" w:space="0" w:color="auto"/>
             </w:tcBorders>
-            <w:shd w:val="clear" w:color="auto" w:fill="auto"/>
           </w:tcPr>
           <w:p>
             <w:pPr>
@@ -15520,7 +15701,6 @@
             <w:tcBorders>
               <w:right w:val="single" w:sz="4" w:space="0" w:color="auto"/>
             </w:tcBorders>
-            <w:shd w:val="clear" w:color="auto" w:fill="auto"/>
           </w:tcPr>
           <w:p>
             <w:pPr>
@@ -15593,7 +15773,6 @@
             <w:tcBorders>
               <w:left w:val="single" w:sz="4" w:space="0" w:color="auto"/>
             </w:tcBorders>
-            <w:shd w:val="clear" w:color="auto" w:fill="auto"/>
           </w:tcPr>
           <w:p>
             <w:pPr>
@@ -15645,7 +15824,6 @@
             <w:tcBorders>
               <w:right w:val="single" w:sz="4" w:space="0" w:color="auto"/>
             </w:tcBorders>
-            <w:shd w:val="clear" w:color="auto" w:fill="auto"/>
           </w:tcPr>
           <w:p>
             <w:pPr>
@@ -15714,7 +15892,6 @@
             <w:tcBorders>
               <w:left w:val="single" w:sz="4" w:space="0" w:color="auto"/>
             </w:tcBorders>
-            <w:shd w:val="clear" w:color="auto" w:fill="auto"/>
           </w:tcPr>
           <w:p>
             <w:pPr>
@@ -15867,7 +16044,6 @@
             <w:tcBorders>
               <w:right w:val="single" w:sz="4" w:space="0" w:color="auto"/>
             </w:tcBorders>
-            <w:shd w:val="clear" w:color="auto" w:fill="auto"/>
           </w:tcPr>
           <w:p>
             <w:pPr>
@@ -15954,7 +16130,6 @@
             <w:tcBorders>
               <w:left w:val="single" w:sz="4" w:space="0" w:color="auto"/>
             </w:tcBorders>
-            <w:shd w:val="clear" w:color="auto" w:fill="auto"/>
           </w:tcPr>
           <w:p>
             <w:pPr>
@@ -16092,7 +16267,6 @@
           <w:tcPr>
             <w:tcW w:w="9255" w:type="dxa"/>
             <w:gridSpan w:val="2"/>
-            <w:shd w:val="clear" w:color="auto" w:fill="auto"/>
           </w:tcPr>
           <w:p>
             <w:pPr>
@@ -16115,7 +16289,6 @@
           <w:tcPr>
             <w:tcW w:w="9255" w:type="dxa"/>
             <w:gridSpan w:val="2"/>
-            <w:shd w:val="clear" w:color="auto" w:fill="auto"/>
           </w:tcPr>
           <w:p>
             <w:pPr>
@@ -16186,7 +16359,6 @@
             <w:tcBorders>
               <w:right w:val="single" w:sz="4" w:space="0" w:color="auto"/>
             </w:tcBorders>
-            <w:shd w:val="clear" w:color="auto" w:fill="auto"/>
           </w:tcPr>
           <w:p>
             <w:pPr>
@@ -16234,7 +16406,6 @@
               </w:rPr>
               <w:br/>
             </w:r>
-            <w:proofErr w:type="spellStart"/>
             <w:r>
               <w:rPr>
                 <w:rStyle w:val="FooterTextChar"/>
@@ -16242,7 +16413,6 @@
               </w:rPr>
               <w:t>Göteborg</w:t>
             </w:r>
-            <w:proofErr w:type="spellEnd"/>
           </w:p>
           <w:p>
             <w:pPr>
@@ -16283,7 +16453,6 @@
             <w:tcBorders>
               <w:left w:val="single" w:sz="4" w:space="0" w:color="auto"/>
             </w:tcBorders>
-            <w:shd w:val="clear" w:color="auto" w:fill="auto"/>
           </w:tcPr>
           <w:p>
             <w:pPr>
@@ -16507,7 +16676,6 @@
             <w:tcBorders>
               <w:right w:val="single" w:sz="4" w:space="0" w:color="auto"/>
             </w:tcBorders>
-            <w:shd w:val="clear" w:color="auto" w:fill="auto"/>
           </w:tcPr>
           <w:p>
             <w:pPr>
@@ -16610,7 +16778,6 @@
             <w:tcBorders>
               <w:left w:val="single" w:sz="4" w:space="0" w:color="auto"/>
             </w:tcBorders>
-            <w:shd w:val="clear" w:color="auto" w:fill="auto"/>
           </w:tcPr>
           <w:p>
             <w:pPr>
@@ -16692,7 +16859,6 @@
           <w:tcPr>
             <w:tcW w:w="9180" w:type="dxa"/>
             <w:gridSpan w:val="2"/>
-            <w:shd w:val="clear" w:color="auto" w:fill="auto"/>
           </w:tcPr>
           <w:p>
             <w:pPr>
@@ -16714,7 +16880,6 @@
           <w:tcPr>
             <w:tcW w:w="9180" w:type="dxa"/>
             <w:gridSpan w:val="2"/>
-            <w:shd w:val="clear" w:color="auto" w:fill="auto"/>
           </w:tcPr>
           <w:p>
             <w:pPr>
@@ -16784,7 +16949,6 @@
             <w:tcBorders>
               <w:right w:val="single" w:sz="4" w:space="0" w:color="auto"/>
             </w:tcBorders>
-            <w:shd w:val="clear" w:color="auto" w:fill="auto"/>
           </w:tcPr>
           <w:p>
             <w:pPr>
@@ -16825,7 +16989,6 @@
             <w:tcBorders>
               <w:left w:val="single" w:sz="4" w:space="0" w:color="auto"/>
             </w:tcBorders>
-            <w:shd w:val="clear" w:color="auto" w:fill="auto"/>
           </w:tcPr>
           <w:p>
             <w:pPr>
@@ -16834,19 +16997,11 @@
                 <w:lang w:val="en-US"/>
               </w:rPr>
             </w:pPr>
-            <w:proofErr w:type="gramStart"/>
-            <w:r>
-              <w:rPr>
-                <w:lang w:val="en-US"/>
-              </w:rPr>
-              <w:t>Started</w:t>
-            </w:r>
-            <w:proofErr w:type="gramEnd"/>
-            <w:r>
-              <w:rPr>
-                <w:lang w:val="en-US"/>
-              </w:rPr>
-              <w:t xml:space="preserve"> my </w:t>
+            <w:r>
+              <w:rPr>
+                <w:lang w:val="en-US"/>
+              </w:rPr>
+              <w:t xml:space="preserve">Started my </w:t>
             </w:r>
             <w:r>
               <w:rPr>
@@ -16913,7 +17068,6 @@
             <w:tcBorders>
               <w:right w:val="single" w:sz="4" w:space="0" w:color="auto"/>
             </w:tcBorders>
-            <w:shd w:val="clear" w:color="auto" w:fill="auto"/>
           </w:tcPr>
           <w:p>
             <w:pPr>
@@ -16970,7 +17124,6 @@
             <w:tcBorders>
               <w:left w:val="single" w:sz="4" w:space="0" w:color="auto"/>
             </w:tcBorders>
-            <w:shd w:val="clear" w:color="auto" w:fill="auto"/>
           </w:tcPr>
           <w:p>
             <w:pPr>
@@ -16998,7 +17151,6 @@
             <w:tcBorders>
               <w:right w:val="single" w:sz="4" w:space="0" w:color="auto"/>
             </w:tcBorders>
-            <w:shd w:val="clear" w:color="auto" w:fill="auto"/>
           </w:tcPr>
           <w:p>
             <w:pPr>
@@ -17055,7 +17207,6 @@
             <w:tcBorders>
               <w:left w:val="single" w:sz="4" w:space="0" w:color="auto"/>
             </w:tcBorders>
-            <w:shd w:val="clear" w:color="auto" w:fill="auto"/>
           </w:tcPr>
           <w:p>
             <w:pPr>
@@ -17118,19 +17269,11 @@
                 <w:lang w:val="en-US"/>
               </w:rPr>
             </w:pPr>
-            <w:proofErr w:type="gramStart"/>
-            <w:r>
-              <w:rPr>
-                <w:lang w:val="en-US"/>
-              </w:rPr>
-              <w:t>Started</w:t>
-            </w:r>
-            <w:proofErr w:type="gramEnd"/>
-            <w:r>
-              <w:rPr>
-                <w:lang w:val="en-US"/>
-              </w:rPr>
-              <w:t xml:space="preserve"> my first volunteer job</w:t>
+            <w:r>
+              <w:rPr>
+                <w:lang w:val="en-US"/>
+              </w:rPr>
+              <w:t>Started my first volunteer job</w:t>
             </w:r>
             <w:r>
               <w:rPr>
@@ -17165,7 +17308,6 @@
             <w:tcBorders>
               <w:right w:val="single" w:sz="4" w:space="0" w:color="auto"/>
             </w:tcBorders>
-            <w:shd w:val="clear" w:color="auto" w:fill="auto"/>
           </w:tcPr>
           <w:p>
             <w:pPr>
@@ -17238,7 +17380,6 @@
             <w:tcBorders>
               <w:left w:val="single" w:sz="4" w:space="0" w:color="auto"/>
             </w:tcBorders>
-            <w:shd w:val="clear" w:color="auto" w:fill="auto"/>
           </w:tcPr>
           <w:p>
             <w:pPr>
@@ -17247,19 +17388,11 @@
                 <w:lang w:val="en-US"/>
               </w:rPr>
             </w:pPr>
-            <w:proofErr w:type="gramStart"/>
-            <w:r>
-              <w:rPr>
-                <w:lang w:val="en-US"/>
-              </w:rPr>
-              <w:t>Started</w:t>
-            </w:r>
-            <w:proofErr w:type="gramEnd"/>
-            <w:r>
-              <w:rPr>
-                <w:lang w:val="en-US"/>
-              </w:rPr>
-              <w:t xml:space="preserve"> my </w:t>
+            <w:r>
+              <w:rPr>
+                <w:lang w:val="en-US"/>
+              </w:rPr>
+              <w:t xml:space="preserve">Started my </w:t>
             </w:r>
             <w:r>
               <w:rPr>
@@ -17333,19 +17466,11 @@
                 <w:lang w:val="en-US"/>
               </w:rPr>
             </w:pPr>
-            <w:proofErr w:type="gramStart"/>
-            <w:r>
-              <w:rPr>
-                <w:lang w:val="en-US"/>
-              </w:rPr>
-              <w:t>Graduated</w:t>
-            </w:r>
-            <w:proofErr w:type="gramEnd"/>
-            <w:r>
-              <w:rPr>
-                <w:lang w:val="en-US"/>
-              </w:rPr>
-              <w:t xml:space="preserve"> from a Higher Vocational Education program</w:t>
+            <w:r>
+              <w:rPr>
+                <w:lang w:val="en-US"/>
+              </w:rPr>
+              <w:t>Graduated from a Higher Vocational Education program</w:t>
             </w:r>
             <w:r>
               <w:rPr>
@@ -17366,7 +17491,6 @@
             <w:tcBorders>
               <w:right w:val="single" w:sz="4" w:space="0" w:color="auto"/>
             </w:tcBorders>
-            <w:shd w:val="clear" w:color="auto" w:fill="auto"/>
           </w:tcPr>
           <w:p>
             <w:pPr>
@@ -17431,7 +17555,6 @@
             <w:tcBorders>
               <w:left w:val="single" w:sz="4" w:space="0" w:color="auto"/>
             </w:tcBorders>
-            <w:shd w:val="clear" w:color="auto" w:fill="auto"/>
           </w:tcPr>
           <w:p>
             <w:pPr>
@@ -17446,16 +17569,8 @@
               <w:rPr>
                 <w:lang w:val="en-US"/>
               </w:rPr>
-              <w:t xml:space="preserve">Relocated from Södertälje to </w:t>
-            </w:r>
-            <w:proofErr w:type="spellStart"/>
-            <w:r>
-              <w:rPr>
-                <w:lang w:val="en-US"/>
-              </w:rPr>
-              <w:t>Göteborg</w:t>
-            </w:r>
-            <w:proofErr w:type="spellEnd"/>
+              <w:t>Relocated from Södertälje to Göteborg</w:t>
+            </w:r>
             <w:r>
               <w:rPr>
                 <w:lang w:val="en-US"/>
@@ -17499,7 +17614,6 @@
             <w:tcBorders>
               <w:right w:val="single" w:sz="4" w:space="0" w:color="auto"/>
             </w:tcBorders>
-            <w:shd w:val="clear" w:color="auto" w:fill="auto"/>
           </w:tcPr>
           <w:p>
             <w:pPr>
@@ -17556,7 +17670,6 @@
             <w:tcBorders>
               <w:left w:val="single" w:sz="4" w:space="0" w:color="auto"/>
             </w:tcBorders>
-            <w:shd w:val="clear" w:color="auto" w:fill="auto"/>
           </w:tcPr>
           <w:p>
             <w:pPr>
@@ -17585,19 +17698,11 @@
                 <w:lang w:val="en-US"/>
               </w:rPr>
             </w:pPr>
-            <w:proofErr w:type="gramStart"/>
-            <w:r>
-              <w:rPr>
-                <w:lang w:val="en-US"/>
-              </w:rPr>
-              <w:t>Started</w:t>
-            </w:r>
-            <w:proofErr w:type="gramEnd"/>
-            <w:r>
-              <w:rPr>
-                <w:lang w:val="en-US"/>
-              </w:rPr>
-              <w:t xml:space="preserve"> my first </w:t>
+            <w:r>
+              <w:rPr>
+                <w:lang w:val="en-US"/>
+              </w:rPr>
+              <w:t xml:space="preserve">Started my first </w:t>
             </w:r>
             <w:r>
               <w:rPr>
@@ -17658,7 +17763,6 @@
             <w:tcBorders>
               <w:right w:val="single" w:sz="4" w:space="0" w:color="auto"/>
             </w:tcBorders>
-            <w:shd w:val="clear" w:color="auto" w:fill="auto"/>
           </w:tcPr>
           <w:p>
             <w:pPr>
@@ -17715,7 +17819,6 @@
             <w:tcBorders>
               <w:left w:val="single" w:sz="4" w:space="0" w:color="auto"/>
             </w:tcBorders>
-            <w:shd w:val="clear" w:color="auto" w:fill="auto"/>
           </w:tcPr>
           <w:p>
             <w:pPr>
@@ -17829,7 +17932,6 @@
             <w:tcBorders>
               <w:right w:val="single" w:sz="4" w:space="0" w:color="auto"/>
             </w:tcBorders>
-            <w:shd w:val="clear" w:color="auto" w:fill="auto"/>
           </w:tcPr>
           <w:p>
             <w:pPr>
@@ -17846,33 +17948,7 @@
                 <w:szCs w:val="36"/>
                 <w:lang w:val="en-US"/>
               </w:rPr>
-              <w:t>2025-04-15</w:t>
-            </w:r>
-            <w:r>
-              <w:rPr>
-                <w:sz w:val="24"/>
-                <w:szCs w:val="36"/>
-                <w:lang w:val="en-US"/>
-              </w:rPr>
-              <w:br/>
-            </w:r>
-            <w:proofErr w:type="spellStart"/>
-            <w:r>
-              <w:rPr>
-                <w:rStyle w:val="FooterTextChar"/>
-                <w:b w:val="0"/>
-                <w:bCs w:val="0"/>
-              </w:rPr>
-              <w:t>Certificate</w:t>
-            </w:r>
-            <w:proofErr w:type="spellEnd"/>
-            <w:r>
-              <w:rPr>
-                <w:sz w:val="24"/>
-                <w:szCs w:val="36"/>
-                <w:lang w:val="en-US"/>
-              </w:rPr>
-              <w:br/>
+              <w:t>2026</w:t>
             </w:r>
           </w:p>
         </w:tc>
@@ -17882,39 +17958,81 @@
             <w:tcBorders>
               <w:left w:val="single" w:sz="4" w:space="0" w:color="auto"/>
             </w:tcBorders>
-            <w:shd w:val="clear" w:color="auto" w:fill="auto"/>
           </w:tcPr>
           <w:p>
             <w:pPr>
+              <w:pStyle w:val="Heading2"/>
               <w:ind w:left="57"/>
               <w:rPr>
-                <w:b/>
-                <w:bCs/>
-                <w:lang w:val="en-US"/>
-              </w:rPr>
-            </w:pPr>
-            <w:r>
-              <w:rPr>
-                <w:b/>
-                <w:bCs/>
-                <w:lang w:val="en-US"/>
-              </w:rPr>
-              <w:t>GDPR</w:t>
+                <w:b w:val="0"/>
+                <w:bCs w:val="0"/>
+                <w:lang w:val="en-US"/>
+              </w:rPr>
+            </w:pPr>
+            <w:r>
+              <w:rPr>
+                <w:lang w:val="en-US"/>
+              </w:rPr>
+              <w:t>Malmö University</w:t>
+            </w:r>
+            <w:r>
+              <w:rPr>
+                <w:lang w:val="en-US"/>
+              </w:rPr>
+              <w:t xml:space="preserve"> </w:t>
+            </w:r>
+            <w:r>
+              <w:rPr>
+                <w:b w:val="0"/>
+                <w:bCs w:val="0"/>
+                <w:lang w:val="en-US"/>
+              </w:rPr>
+              <w:t>| Distance courses</w:t>
+            </w:r>
+            <w:r>
+              <w:rPr>
+                <w:b w:val="0"/>
+                <w:bCs w:val="0"/>
+                <w:lang w:val="en-US"/>
+              </w:rPr>
+              <w:br/>
+            </w:r>
+            <w:r>
+              <w:rPr>
+                <w:lang w:val="en-US"/>
+              </w:rPr>
+              <w:t>Linköping</w:t>
+            </w:r>
+            <w:r>
+              <w:rPr>
+                <w:lang w:val="en-US"/>
+              </w:rPr>
+              <w:t xml:space="preserve"> University</w:t>
+            </w:r>
+            <w:r>
+              <w:rPr>
+                <w:lang w:val="en-US"/>
+              </w:rPr>
+              <w:t xml:space="preserve"> </w:t>
+            </w:r>
+            <w:r>
+              <w:rPr>
+                <w:b w:val="0"/>
+                <w:bCs w:val="0"/>
+                <w:lang w:val="en-US"/>
+              </w:rPr>
+              <w:t>| Distance courses</w:t>
             </w:r>
           </w:p>
           <w:p>
             <w:pPr>
               <w:ind w:left="57"/>
               <w:rPr>
-                <w:lang w:val="en-US"/>
-              </w:rPr>
-            </w:pPr>
-            <w:r>
-              <w:rPr>
-                <w:lang w:val="en-US"/>
-              </w:rPr>
-              <w:t>General Data Protection Regulation</w:t>
-            </w:r>
+                <w:b/>
+                <w:bCs/>
+                <w:lang w:val="en-US"/>
+              </w:rPr>
+            </w:pPr>
           </w:p>
         </w:tc>
       </w:tr>
@@ -17928,7 +18046,6 @@
             <w:tcBorders>
               <w:right w:val="single" w:sz="4" w:space="0" w:color="auto"/>
             </w:tcBorders>
-            <w:shd w:val="clear" w:color="auto" w:fill="auto"/>
           </w:tcPr>
           <w:p>
             <w:pPr>
@@ -17945,7 +18062,7 @@
                 <w:szCs w:val="36"/>
                 <w:lang w:val="en-US"/>
               </w:rPr>
-              <w:t>20</w:t>
+              <w:t>2025-04-15</w:t>
             </w:r>
             <w:r>
               <w:rPr>
@@ -17953,24 +18070,22 @@
                 <w:szCs w:val="36"/>
                 <w:lang w:val="en-US"/>
               </w:rPr>
-              <w:t>24-03-19</w:t>
-            </w:r>
-          </w:p>
-          <w:p>
-            <w:pPr>
-              <w:pStyle w:val="FooterText"/>
-              <w:rPr>
-                <w:lang w:val="en-US"/>
-              </w:rPr>
-            </w:pPr>
-            <w:r>
-              <w:rPr>
-                <w:lang w:val="en-US"/>
+              <w:br/>
+            </w:r>
+            <w:proofErr w:type="spellStart"/>
+            <w:r>
+              <w:rPr>
+                <w:rStyle w:val="FooterTextChar"/>
+                <w:b w:val="0"/>
+                <w:bCs w:val="0"/>
               </w:rPr>
               <w:t>Certificate</w:t>
             </w:r>
-            <w:r>
-              <w:rPr>
+            <w:proofErr w:type="spellEnd"/>
+            <w:r>
+              <w:rPr>
+                <w:sz w:val="24"/>
+                <w:szCs w:val="36"/>
                 <w:lang w:val="en-US"/>
               </w:rPr>
               <w:br/>
@@ -17983,7 +18098,6 @@
             <w:tcBorders>
               <w:left w:val="single" w:sz="4" w:space="0" w:color="auto"/>
             </w:tcBorders>
-            <w:shd w:val="clear" w:color="auto" w:fill="auto"/>
           </w:tcPr>
           <w:p>
             <w:pPr>
@@ -18000,25 +18114,21 @@
                 <w:bCs/>
                 <w:lang w:val="en-US"/>
               </w:rPr>
-              <w:t>Learner Workday</w:t>
-            </w:r>
-            <w:r>
-              <w:rPr>
-                <w:rFonts w:ascii="Calibri" w:hAnsi="Calibri" w:cs="Calibri"/>
-                <w:b/>
-                <w:bCs/>
-                <w:color w:val="3F5614"/>
-                <w:sz w:val="22"/>
-                <w:lang w:val="en-US"/>
-              </w:rPr>
-              <w:br/>
-            </w:r>
-            <w:r>
-              <w:rPr>
-                <w:rFonts w:ascii="Calibri" w:hAnsi="Calibri" w:cs="Calibri"/>
-                <w:lang w:val="en-US"/>
-              </w:rPr>
-              <w:t>2022 Trade Compliance Overview General Awareness</w:t>
+              <w:t>GDPR</w:t>
+            </w:r>
+          </w:p>
+          <w:p>
+            <w:pPr>
+              <w:ind w:left="57"/>
+              <w:rPr>
+                <w:lang w:val="en-US"/>
+              </w:rPr>
+            </w:pPr>
+            <w:r>
+              <w:rPr>
+                <w:lang w:val="en-US"/>
+              </w:rPr>
+              <w:t>General Data Protection Regulation</w:t>
             </w:r>
           </w:p>
         </w:tc>
@@ -18033,7 +18143,6 @@
             <w:tcBorders>
               <w:right w:val="single" w:sz="4" w:space="0" w:color="auto"/>
             </w:tcBorders>
-            <w:shd w:val="clear" w:color="auto" w:fill="auto"/>
           </w:tcPr>
           <w:p>
             <w:pPr>
@@ -18058,39 +18167,13 @@
                 <w:szCs w:val="36"/>
                 <w:lang w:val="en-US"/>
               </w:rPr>
-              <w:t>24-0</w:t>
-            </w:r>
-            <w:r>
-              <w:rPr>
-                <w:sz w:val="24"/>
-                <w:szCs w:val="36"/>
-                <w:lang w:val="en-US"/>
-              </w:rPr>
-              <w:t>2</w:t>
-            </w:r>
-            <w:r>
-              <w:rPr>
-                <w:sz w:val="24"/>
-                <w:szCs w:val="36"/>
-                <w:lang w:val="en-US"/>
-              </w:rPr>
-              <w:t>-</w:t>
-            </w:r>
-            <w:r>
-              <w:rPr>
-                <w:sz w:val="24"/>
-                <w:szCs w:val="36"/>
-                <w:lang w:val="en-US"/>
-              </w:rPr>
-              <w:t>22</w:t>
+              <w:t>24-03-19</w:t>
             </w:r>
           </w:p>
           <w:p>
             <w:pPr>
               <w:pStyle w:val="FooterText"/>
               <w:rPr>
-                <w:sz w:val="24"/>
-                <w:szCs w:val="36"/>
                 <w:lang w:val="en-US"/>
               </w:rPr>
             </w:pPr>
@@ -18114,7 +18197,6 @@
             <w:tcBorders>
               <w:left w:val="single" w:sz="4" w:space="0" w:color="auto"/>
             </w:tcBorders>
-            <w:shd w:val="clear" w:color="auto" w:fill="auto"/>
           </w:tcPr>
           <w:p>
             <w:pPr>
@@ -18131,33 +18213,7 @@
                 <w:bCs/>
                 <w:lang w:val="en-US"/>
               </w:rPr>
-              <w:t xml:space="preserve">Swedish </w:t>
-            </w:r>
-            <w:proofErr w:type="spellStart"/>
-            <w:r>
-              <w:rPr>
-                <w:b/>
-                <w:bCs/>
-                <w:lang w:val="en-US"/>
-              </w:rPr>
-              <w:t>Defence</w:t>
-            </w:r>
-            <w:proofErr w:type="spellEnd"/>
-            <w:r>
-              <w:rPr>
-                <w:b/>
-                <w:bCs/>
-                <w:lang w:val="en-US"/>
-              </w:rPr>
-              <w:t xml:space="preserve"> University &amp; </w:t>
-            </w:r>
-            <w:r>
-              <w:rPr>
-                <w:b/>
-                <w:bCs/>
-                <w:lang w:val="en-US"/>
-              </w:rPr>
-              <w:t>Swedish Civil Contingencies Agency</w:t>
+              <w:t>Learner Workday</w:t>
             </w:r>
             <w:r>
               <w:rPr>
@@ -18175,23 +18231,7 @@
                 <w:rFonts w:ascii="Calibri" w:hAnsi="Calibri" w:cs="Calibri"/>
                 <w:lang w:val="en-US"/>
               </w:rPr>
-              <w:t xml:space="preserve">The </w:t>
-            </w:r>
-            <w:proofErr w:type="spellStart"/>
-            <w:r>
-              <w:rPr>
-                <w:rFonts w:ascii="Calibri" w:hAnsi="Calibri" w:cs="Calibri"/>
-                <w:lang w:val="en-US"/>
-              </w:rPr>
-              <w:t>Fundementals</w:t>
-            </w:r>
-            <w:proofErr w:type="spellEnd"/>
-            <w:r>
-              <w:rPr>
-                <w:rFonts w:ascii="Calibri" w:hAnsi="Calibri" w:cs="Calibri"/>
-                <w:lang w:val="en-US"/>
-              </w:rPr>
-              <w:t xml:space="preserve"> of National Security</w:t>
+              <w:t>2022 Trade Compliance Overview General Awareness</w:t>
             </w:r>
           </w:p>
         </w:tc>
@@ -18206,7 +18246,6 @@
             <w:tcBorders>
               <w:right w:val="single" w:sz="4" w:space="0" w:color="auto"/>
             </w:tcBorders>
-            <w:shd w:val="clear" w:color="auto" w:fill="auto"/>
           </w:tcPr>
           <w:p>
             <w:pPr>
@@ -18223,7 +18262,7 @@
                 <w:szCs w:val="36"/>
                 <w:lang w:val="en-US"/>
               </w:rPr>
-              <w:t>2016 – 2018</w:t>
+              <w:t>20</w:t>
             </w:r>
             <w:r>
               <w:rPr>
@@ -18231,13 +18270,53 @@
                 <w:szCs w:val="36"/>
                 <w:lang w:val="en-US"/>
               </w:rPr>
+              <w:t>24-0</w:t>
+            </w:r>
+            <w:r>
+              <w:rPr>
+                <w:sz w:val="24"/>
+                <w:szCs w:val="36"/>
+                <w:lang w:val="en-US"/>
+              </w:rPr>
+              <w:t>2</w:t>
+            </w:r>
+            <w:r>
+              <w:rPr>
+                <w:sz w:val="24"/>
+                <w:szCs w:val="36"/>
+                <w:lang w:val="en-US"/>
+              </w:rPr>
+              <w:t>-</w:t>
+            </w:r>
+            <w:r>
+              <w:rPr>
+                <w:sz w:val="24"/>
+                <w:szCs w:val="36"/>
+                <w:lang w:val="en-US"/>
+              </w:rPr>
+              <w:t>22</w:t>
+            </w:r>
+          </w:p>
+          <w:p>
+            <w:pPr>
+              <w:pStyle w:val="FooterText"/>
+              <w:rPr>
+                <w:sz w:val="24"/>
+                <w:szCs w:val="36"/>
+                <w:lang w:val="en-US"/>
+              </w:rPr>
+            </w:pPr>
+            <w:r>
+              <w:rPr>
+                <w:lang w:val="en-US"/>
+              </w:rPr>
+              <w:t>Certificate</w:t>
+            </w:r>
+            <w:r>
+              <w:rPr>
+                <w:lang w:val="en-US"/>
+              </w:rPr>
               <w:br/>
-            </w:r>
-            <w:r>
-              <w:rPr>
-                <w:rStyle w:val="FooterTextChar"/>
-              </w:rPr>
-              <w:t>Göteborg</w:t>
             </w:r>
           </w:p>
         </w:tc>
@@ -18247,7 +18326,137 @@
             <w:tcBorders>
               <w:left w:val="single" w:sz="4" w:space="0" w:color="auto"/>
             </w:tcBorders>
-            <w:shd w:val="clear" w:color="auto" w:fill="auto"/>
+          </w:tcPr>
+          <w:p>
+            <w:pPr>
+              <w:ind w:left="57"/>
+              <w:rPr>
+                <w:b/>
+                <w:bCs/>
+                <w:lang w:val="en-US"/>
+              </w:rPr>
+            </w:pPr>
+            <w:r>
+              <w:rPr>
+                <w:b/>
+                <w:bCs/>
+                <w:lang w:val="en-US"/>
+              </w:rPr>
+              <w:t xml:space="preserve">Swedish </w:t>
+            </w:r>
+            <w:proofErr w:type="spellStart"/>
+            <w:r>
+              <w:rPr>
+                <w:b/>
+                <w:bCs/>
+                <w:lang w:val="en-US"/>
+              </w:rPr>
+              <w:t>Defence</w:t>
+            </w:r>
+            <w:proofErr w:type="spellEnd"/>
+            <w:r>
+              <w:rPr>
+                <w:b/>
+                <w:bCs/>
+                <w:lang w:val="en-US"/>
+              </w:rPr>
+              <w:t xml:space="preserve"> University &amp; </w:t>
+            </w:r>
+            <w:r>
+              <w:rPr>
+                <w:b/>
+                <w:bCs/>
+                <w:lang w:val="en-US"/>
+              </w:rPr>
+              <w:t>Swedish Civil Contingencies Agency</w:t>
+            </w:r>
+            <w:r>
+              <w:rPr>
+                <w:rFonts w:ascii="Calibri" w:hAnsi="Calibri" w:cs="Calibri"/>
+                <w:b/>
+                <w:bCs/>
+                <w:color w:val="3F5614"/>
+                <w:sz w:val="22"/>
+                <w:lang w:val="en-US"/>
+              </w:rPr>
+              <w:br/>
+            </w:r>
+            <w:r>
+              <w:rPr>
+                <w:rFonts w:ascii="Calibri" w:hAnsi="Calibri" w:cs="Calibri"/>
+                <w:lang w:val="en-US"/>
+              </w:rPr>
+              <w:t xml:space="preserve">The </w:t>
+            </w:r>
+            <w:proofErr w:type="spellStart"/>
+            <w:r>
+              <w:rPr>
+                <w:rFonts w:ascii="Calibri" w:hAnsi="Calibri" w:cs="Calibri"/>
+                <w:lang w:val="en-US"/>
+              </w:rPr>
+              <w:t>Fundementals</w:t>
+            </w:r>
+            <w:proofErr w:type="spellEnd"/>
+            <w:r>
+              <w:rPr>
+                <w:rFonts w:ascii="Calibri" w:hAnsi="Calibri" w:cs="Calibri"/>
+                <w:lang w:val="en-US"/>
+              </w:rPr>
+              <w:t xml:space="preserve"> of National Security</w:t>
+            </w:r>
+          </w:p>
+        </w:tc>
+      </w:tr>
+      <w:tr>
+        <w:trPr>
+          <w:trHeight w:val="612"/>
+        </w:trPr>
+        <w:tc>
+          <w:tcPr>
+            <w:tcW w:w="1843" w:type="dxa"/>
+            <w:tcBorders>
+              <w:right w:val="single" w:sz="4" w:space="0" w:color="auto"/>
+            </w:tcBorders>
+          </w:tcPr>
+          <w:p>
+            <w:pPr>
+              <w:pStyle w:val="Heading2"/>
+              <w:rPr>
+                <w:sz w:val="24"/>
+                <w:szCs w:val="36"/>
+                <w:lang w:val="en-US"/>
+              </w:rPr>
+            </w:pPr>
+            <w:r>
+              <w:rPr>
+                <w:sz w:val="24"/>
+                <w:szCs w:val="36"/>
+                <w:lang w:val="en-US"/>
+              </w:rPr>
+              <w:t>2016 – 2018</w:t>
+            </w:r>
+            <w:r>
+              <w:rPr>
+                <w:sz w:val="24"/>
+                <w:szCs w:val="36"/>
+                <w:lang w:val="en-US"/>
+              </w:rPr>
+              <w:br/>
+            </w:r>
+            <w:r>
+              <w:rPr>
+                <w:rStyle w:val="FooterTextChar"/>
+              </w:rPr>
+              <w:t>Göteborg</w:t>
+            </w:r>
+          </w:p>
+        </w:tc>
+        <w:tc>
+          <w:tcPr>
+            <w:tcW w:w="7337" w:type="dxa"/>
+            <w:tcBorders>
+              <w:left w:val="single" w:sz="4" w:space="0" w:color="auto"/>
+            </w:tcBorders>
           </w:tcPr>
           <w:p>
             <w:pPr>
@@ -18354,7 +18563,6 @@
             <w:tcBorders>
               <w:right w:val="single" w:sz="4" w:space="0" w:color="auto"/>
             </w:tcBorders>
-            <w:shd w:val="clear" w:color="auto" w:fill="auto"/>
           </w:tcPr>
           <w:p>
             <w:pPr>
@@ -18395,7 +18603,6 @@
             <w:tcBorders>
               <w:left w:val="single" w:sz="4" w:space="0" w:color="auto"/>
             </w:tcBorders>
-            <w:shd w:val="clear" w:color="auto" w:fill="auto"/>
           </w:tcPr>
           <w:p>
             <w:pPr>
@@ -18453,7 +18660,6 @@
             <w:tcBorders>
               <w:right w:val="single" w:sz="4" w:space="0" w:color="auto"/>
             </w:tcBorders>
-            <w:shd w:val="clear" w:color="auto" w:fill="auto"/>
           </w:tcPr>
           <w:p>
             <w:pPr>
@@ -18472,7 +18678,6 @@
             <w:tcBorders>
               <w:left w:val="single" w:sz="4" w:space="0" w:color="auto"/>
             </w:tcBorders>
-            <w:shd w:val="clear" w:color="auto" w:fill="auto"/>
           </w:tcPr>
           <w:p>
             <w:pPr>
@@ -18535,7 +18740,6 @@
             <w:tcBorders>
               <w:right w:val="single" w:sz="4" w:space="0" w:color="auto"/>
             </w:tcBorders>
-            <w:shd w:val="clear" w:color="auto" w:fill="auto"/>
           </w:tcPr>
           <w:p>
             <w:pPr>
@@ -18576,7 +18780,6 @@
             <w:tcBorders>
               <w:left w:val="single" w:sz="4" w:space="0" w:color="auto"/>
             </w:tcBorders>
-            <w:shd w:val="clear" w:color="auto" w:fill="auto"/>
           </w:tcPr>
           <w:p>
             <w:pPr>
@@ -18619,7 +18822,6 @@
             <w:tcBorders>
               <w:right w:val="single" w:sz="4" w:space="0" w:color="auto"/>
             </w:tcBorders>
-            <w:shd w:val="clear" w:color="auto" w:fill="auto"/>
           </w:tcPr>
           <w:p>
             <w:pPr>
@@ -18676,7 +18878,6 @@
             <w:tcBorders>
               <w:left w:val="single" w:sz="4" w:space="0" w:color="auto"/>
             </w:tcBorders>
-            <w:shd w:val="clear" w:color="auto" w:fill="auto"/>
           </w:tcPr>
           <w:p>
             <w:pPr>
@@ -18771,7 +18972,6 @@
             <w:tcBorders>
               <w:right w:val="single" w:sz="4" w:space="0" w:color="auto"/>
             </w:tcBorders>
-            <w:shd w:val="clear" w:color="auto" w:fill="auto"/>
           </w:tcPr>
           <w:p>
             <w:pPr>
@@ -18918,7 +19118,6 @@
             <w:tcBorders>
               <w:left w:val="single" w:sz="4" w:space="0" w:color="auto"/>
             </w:tcBorders>
-            <w:shd w:val="clear" w:color="auto" w:fill="auto"/>
           </w:tcPr>
           <w:p>
             <w:pPr>
@@ -19101,7 +19300,6 @@
         <w:tc>
           <w:tcPr>
             <w:tcW w:w="2127" w:type="dxa"/>
-            <w:shd w:val="clear" w:color="auto" w:fill="auto"/>
           </w:tcPr>
           <w:p>
             <w:pPr>
@@ -19128,7 +19326,6 @@
         <w:tc>
           <w:tcPr>
             <w:tcW w:w="7053" w:type="dxa"/>
-            <w:shd w:val="clear" w:color="auto" w:fill="auto"/>
           </w:tcPr>
           <w:p>
             <w:pPr>
@@ -19187,7 +19384,6 @@
         <w:tc>
           <w:tcPr>
             <w:tcW w:w="2127" w:type="dxa"/>
-            <w:shd w:val="clear" w:color="auto" w:fill="auto"/>
           </w:tcPr>
           <w:p>
             <w:pPr>
@@ -19214,7 +19410,6 @@
         <w:tc>
           <w:tcPr>
             <w:tcW w:w="7053" w:type="dxa"/>
-            <w:shd w:val="clear" w:color="auto" w:fill="auto"/>
           </w:tcPr>
           <w:p>
             <w:pPr>
@@ -19310,7 +19505,6 @@
         <w:tc>
           <w:tcPr>
             <w:tcW w:w="2127" w:type="dxa"/>
-            <w:shd w:val="clear" w:color="auto" w:fill="auto"/>
           </w:tcPr>
           <w:p>
             <w:pPr>
@@ -19331,7 +19525,6 @@
         <w:tc>
           <w:tcPr>
             <w:tcW w:w="7053" w:type="dxa"/>
-            <w:shd w:val="clear" w:color="auto" w:fill="auto"/>
           </w:tcPr>
           <w:p>
             <w:pPr>
@@ -19353,7 +19546,6 @@
         <w:tc>
           <w:tcPr>
             <w:tcW w:w="2127" w:type="dxa"/>
-            <w:shd w:val="clear" w:color="auto" w:fill="auto"/>
           </w:tcPr>
           <w:p>
             <w:pPr>
@@ -19374,7 +19566,6 @@
         <w:tc>
           <w:tcPr>
             <w:tcW w:w="7053" w:type="dxa"/>
-            <w:shd w:val="clear" w:color="auto" w:fill="auto"/>
           </w:tcPr>
           <w:p>
             <w:pPr>
@@ -19407,7 +19598,6 @@
         <w:tc>
           <w:tcPr>
             <w:tcW w:w="2127" w:type="dxa"/>
-            <w:shd w:val="clear" w:color="auto" w:fill="auto"/>
           </w:tcPr>
           <w:p>
             <w:pPr>
@@ -19428,7 +19618,6 @@
         <w:tc>
           <w:tcPr>
             <w:tcW w:w="7053" w:type="dxa"/>
-            <w:shd w:val="clear" w:color="auto" w:fill="auto"/>
           </w:tcPr>
           <w:p>
             <w:pPr>
@@ -19458,7 +19647,6 @@
         <w:tc>
           <w:tcPr>
             <w:tcW w:w="2127" w:type="dxa"/>
-            <w:shd w:val="clear" w:color="auto" w:fill="auto"/>
           </w:tcPr>
           <w:p>
             <w:pPr>
@@ -19485,7 +19673,6 @@
         <w:tc>
           <w:tcPr>
             <w:tcW w:w="7053" w:type="dxa"/>
-            <w:shd w:val="clear" w:color="auto" w:fill="auto"/>
           </w:tcPr>
           <w:p>
             <w:pPr>
@@ -19507,7 +19694,6 @@
         <w:tc>
           <w:tcPr>
             <w:tcW w:w="2127" w:type="dxa"/>
-            <w:shd w:val="clear" w:color="auto" w:fill="auto"/>
           </w:tcPr>
           <w:p>
             <w:pPr>
@@ -19515,19 +19701,11 @@
                 <w:rStyle w:val="Strong"/>
               </w:rPr>
             </w:pPr>
-            <w:proofErr w:type="spellStart"/>
             <w:r>
               <w:rPr>
                 <w:rStyle w:val="Strong"/>
               </w:rPr>
-              <w:t>Year</w:t>
-            </w:r>
-            <w:proofErr w:type="spellEnd"/>
-            <w:r>
-              <w:rPr>
-                <w:rStyle w:val="Strong"/>
-              </w:rPr>
-              <w:t xml:space="preserve"> of </w:t>
+              <w:t xml:space="preserve">Year of </w:t>
             </w:r>
             <w:proofErr w:type="spellStart"/>
             <w:r>
@@ -19542,7 +19720,6 @@
         <w:tc>
           <w:tcPr>
             <w:tcW w:w="7053" w:type="dxa"/>
-            <w:shd w:val="clear" w:color="auto" w:fill="auto"/>
           </w:tcPr>
           <w:p>
             <w:pPr>
@@ -19564,7 +19741,6 @@
         <w:tc>
           <w:tcPr>
             <w:tcW w:w="2127" w:type="dxa"/>
-            <w:shd w:val="clear" w:color="auto" w:fill="auto"/>
           </w:tcPr>
           <w:p>
             <w:pPr>
@@ -19605,7 +19781,6 @@
         <w:tc>
           <w:tcPr>
             <w:tcW w:w="7053" w:type="dxa"/>
-            <w:shd w:val="clear" w:color="auto" w:fill="auto"/>
           </w:tcPr>
           <w:p>
             <w:pPr>
@@ -19640,7 +19815,7 @@
 </file>
 
 <file path=word/endnotes.xml><?xml version="1.0" encoding="utf-8"?>
-<w:endnotes xmlns:wpc="http://schemas.microsoft.com/office/word/2010/wordprocessingCanvas" xmlns:cx="http://schemas.microsoft.com/office/drawing/2014/chartex" xmlns:cx1="http://schemas.microsoft.com/office/drawing/2015/9/8/chartex" xmlns:cx2="http://schemas.microsoft.com/office/drawing/2015/10/21/chartex" xmlns:cx3="http://schemas.microsoft.com/office/drawing/2016/5/9/chartex" xmlns:cx4="http://schemas.microsoft.com/office/drawing/2016/5/10/chartex" xmlns:cx5="http://schemas.microsoft.com/office/drawing/2016/5/11/chartex" xmlns:cx6="http://schemas.microsoft.com/office/drawing/2016/5/12/chartex" xmlns:cx7="http://schemas.microsoft.com/office/drawing/2016/5/13/chartex" xmlns:cx8="http://schemas.microsoft.com/office/drawing/2016/5/14/chartex" xmlns:mc="http://schemas.openxmlformats.org/markup-compatibility/2006" xmlns:aink="http://schemas.microsoft.com/office/drawing/2016/ink" xmlns:am3d="http://schemas.microsoft.com/office/drawing/2017/model3d" xmlns:o="urn:schemas-microsoft-com:office:office" xmlns:oel="http://schemas.microsoft.com/office/2019/extlst" xmlns:r="http://schemas.openxmlformats.org/officeDocument/2006/relationships" xmlns:m="http://schemas.openxmlformats.org/officeDocument/2006/math" xmlns:v="urn:schemas-microsoft-com:vml" xmlns:wp14="http://schemas.microsoft.com/office/word/2010/wordprocessingDrawing" xmlns:wp="http://schemas.openxmlformats.org/drawingml/2006/wordprocessingDrawing" xmlns:w10="urn:schemas-microsoft-com:office:word" xmlns:w="http://schemas.openxmlformats.org/wordprocessingml/2006/main" xmlns:w14="http://schemas.microsoft.com/office/word/2010/wordml" xmlns:w15="http://schemas.microsoft.com/office/word/2012/wordml" xmlns:w16cex="http://schemas.microsoft.com/office/word/2018/wordml/cex" xmlns:w16cid="http://schemas.microsoft.com/office/word/2016/wordml/cid" xmlns:w16="http://schemas.microsoft.com/office/word/2018/wordml" xmlns:w16du="http://schemas.microsoft.com/office/word/2023/wordml/word16du" xmlns:w16sdtdh="http://schemas.microsoft.com/office/word/2020/wordml/sdtdatahash" xmlns:w16sdtfl="http://schemas.microsoft.com/office/word/2024/wordml/sdtformatlock" xmlns:w16se="http://schemas.microsoft.com/office/word/2015/wordml/symex" xmlns:wpg="http://schemas.microsoft.com/office/word/2010/wordprocessingGroup" xmlns:wpi="http://schemas.microsoft.com/office/word/2010/wordprocessingInk" xmlns:wne="http://schemas.microsoft.com/office/word/2006/wordml" xmlns:wps="http://schemas.microsoft.com/office/word/2010/wordprocessingShape" mc:Ignorable="w14 w15 w16se w16cid w16 w16cex w16sdtdh w16sdtfl w16du wp14">
+<w:endnotes xmlns:wpc="http://schemas.microsoft.com/office/word/2010/wordprocessingCanvas" xmlns:cx="http://schemas.microsoft.com/office/drawing/2014/chartex" xmlns:cx1="http://schemas.microsoft.com/office/drawing/2015/9/8/chartex" xmlns:cx2="http://schemas.microsoft.com/office/drawing/2015/10/21/chartex" xmlns:cx3="http://schemas.microsoft.com/office/drawing/2016/5/9/chartex" xmlns:cx4="http://schemas.microsoft.com/office/drawing/2016/5/10/chartex" xmlns:cx5="http://schemas.microsoft.com/office/drawing/2016/5/11/chartex" xmlns:cx6="http://schemas.microsoft.com/office/drawing/2016/5/12/chartex" xmlns:cx7="http://schemas.microsoft.com/office/drawing/2016/5/13/chartex" xmlns:cx8="http://schemas.microsoft.com/office/drawing/2016/5/14/chartex" xmlns:mc="http://schemas.openxmlformats.org/markup-compatibility/2006" xmlns:m="http://schemas.openxmlformats.org/officeDocument/2006/math" xmlns:aink="http://schemas.microsoft.com/office/drawing/2016/ink" xmlns:am3d="http://schemas.microsoft.com/office/drawing/2017/model3d" xmlns:oel="http://schemas.microsoft.com/office/2019/extlst" xmlns:r="http://schemas.openxmlformats.org/officeDocument/2006/relationships" xmlns:wp14="http://schemas.microsoft.com/office/word/2010/wordprocessingDrawing" xmlns:wp="http://schemas.openxmlformats.org/drawingml/2006/wordprocessingDrawing" xmlns:wpg="http://schemas.microsoft.com/office/word/2010/wordprocessingGroup" xmlns:wpi="http://schemas.microsoft.com/office/word/2010/wordprocessingInk" xmlns:wps="http://schemas.microsoft.com/office/word/2010/wordprocessingShape" xmlns:o="urn:schemas-microsoft-com:office:office" xmlns:v="urn:schemas-microsoft-com:vml" xmlns:w10="urn:schemas-microsoft-com:office:word" xmlns:w="http://schemas.openxmlformats.org/wordprocessingml/2006/main" xmlns:w14="http://schemas.microsoft.com/office/word/2010/wordml" xmlns:w15="http://schemas.microsoft.com/office/word/2012/wordml" xmlns:w16cex="http://schemas.microsoft.com/office/word/2018/wordml/cex" xmlns:w16cid="http://schemas.microsoft.com/office/word/2016/wordml/cid" xmlns:w16="http://schemas.microsoft.com/office/word/2018/wordml" xmlns:w16sdtdh="http://schemas.microsoft.com/office/word/2020/wordml/sdtdatahash" xmlns:w16sdtfl="http://schemas.microsoft.com/office/word/2024/wordml/sdtformatlock" xmlns:w16se="http://schemas.microsoft.com/office/word/2015/wordml/symex" xmlns:w16du="http://schemas.microsoft.com/office/word/2023/wordml/word16du" xmlns:wne="http://schemas.microsoft.com/office/word/2006/wordml" mc:Ignorable="w14 w15 w16se w16cid w16 w16cex w16sdtdh w16sdtfl w16du wp14">
   <w:endnote w:type="separator" w:id="-1">
     <w:p>
       <w:r>
@@ -19662,7 +19837,7 @@
 </file>
 
 <file path=word/footer1.xml><?xml version="1.0" encoding="utf-8"?>
-<w:ftr xmlns:wpc="http://schemas.microsoft.com/office/word/2010/wordprocessingCanvas" xmlns:cx="http://schemas.microsoft.com/office/drawing/2014/chartex" xmlns:cx1="http://schemas.microsoft.com/office/drawing/2015/9/8/chartex" xmlns:cx2="http://schemas.microsoft.com/office/drawing/2015/10/21/chartex" xmlns:cx3="http://schemas.microsoft.com/office/drawing/2016/5/9/chartex" xmlns:cx4="http://schemas.microsoft.com/office/drawing/2016/5/10/chartex" xmlns:cx5="http://schemas.microsoft.com/office/drawing/2016/5/11/chartex" xmlns:cx6="http://schemas.microsoft.com/office/drawing/2016/5/12/chartex" xmlns:cx7="http://schemas.microsoft.com/office/drawing/2016/5/13/chartex" xmlns:cx8="http://schemas.microsoft.com/office/drawing/2016/5/14/chartex" xmlns:mc="http://schemas.openxmlformats.org/markup-compatibility/2006" xmlns:aink="http://schemas.microsoft.com/office/drawing/2016/ink" xmlns:am3d="http://schemas.microsoft.com/office/drawing/2017/model3d" xmlns:o="urn:schemas-microsoft-com:office:office" xmlns:oel="http://schemas.microsoft.com/office/2019/extlst" xmlns:r="http://schemas.openxmlformats.org/officeDocument/2006/relationships" xmlns:m="http://schemas.openxmlformats.org/officeDocument/2006/math" xmlns:v="urn:schemas-microsoft-com:vml" xmlns:wp14="http://schemas.microsoft.com/office/word/2010/wordprocessingDrawing" xmlns:wp="http://schemas.openxmlformats.org/drawingml/2006/wordprocessingDrawing" xmlns:w10="urn:schemas-microsoft-com:office:word" xmlns:w="http://schemas.openxmlformats.org/wordprocessingml/2006/main" xmlns:w14="http://schemas.microsoft.com/office/word/2010/wordml" xmlns:w15="http://schemas.microsoft.com/office/word/2012/wordml" xmlns:w16cex="http://schemas.microsoft.com/office/word/2018/wordml/cex" xmlns:w16cid="http://schemas.microsoft.com/office/word/2016/wordml/cid" xmlns:w16="http://schemas.microsoft.com/office/word/2018/wordml" xmlns:w16du="http://schemas.microsoft.com/office/word/2023/wordml/word16du" xmlns:w16sdtdh="http://schemas.microsoft.com/office/word/2020/wordml/sdtdatahash" xmlns:w16sdtfl="http://schemas.microsoft.com/office/word/2024/wordml/sdtformatlock" xmlns:w16se="http://schemas.microsoft.com/office/word/2015/wordml/symex" xmlns:wpg="http://schemas.microsoft.com/office/word/2010/wordprocessingGroup" xmlns:wpi="http://schemas.microsoft.com/office/word/2010/wordprocessingInk" xmlns:wne="http://schemas.microsoft.com/office/word/2006/wordml" xmlns:wps="http://schemas.microsoft.com/office/word/2010/wordprocessingShape" mc:Ignorable="w14 w15 w16se w16cid w16 w16cex w16sdtdh w16sdtfl w16du wp14">
+<w:ftr xmlns:wpc="http://schemas.microsoft.com/office/word/2010/wordprocessingCanvas" xmlns:cx="http://schemas.microsoft.com/office/drawing/2014/chartex" xmlns:cx1="http://schemas.microsoft.com/office/drawing/2015/9/8/chartex" xmlns:cx2="http://schemas.microsoft.com/office/drawing/2015/10/21/chartex" xmlns:cx3="http://schemas.microsoft.com/office/drawing/2016/5/9/chartex" xmlns:cx4="http://schemas.microsoft.com/office/drawing/2016/5/10/chartex" xmlns:cx5="http://schemas.microsoft.com/office/drawing/2016/5/11/chartex" xmlns:cx6="http://schemas.microsoft.com/office/drawing/2016/5/12/chartex" xmlns:cx7="http://schemas.microsoft.com/office/drawing/2016/5/13/chartex" xmlns:cx8="http://schemas.microsoft.com/office/drawing/2016/5/14/chartex" xmlns:mc="http://schemas.openxmlformats.org/markup-compatibility/2006" xmlns:m="http://schemas.openxmlformats.org/officeDocument/2006/math" xmlns:aink="http://schemas.microsoft.com/office/drawing/2016/ink" xmlns:am3d="http://schemas.microsoft.com/office/drawing/2017/model3d" xmlns:oel="http://schemas.microsoft.com/office/2019/extlst" xmlns:r="http://schemas.openxmlformats.org/officeDocument/2006/relationships" xmlns:wp14="http://schemas.microsoft.com/office/word/2010/wordprocessingDrawing" xmlns:wp="http://schemas.openxmlformats.org/drawingml/2006/wordprocessingDrawing" xmlns:wpg="http://schemas.microsoft.com/office/word/2010/wordprocessingGroup" xmlns:wpi="http://schemas.microsoft.com/office/word/2010/wordprocessingInk" xmlns:wps="http://schemas.microsoft.com/office/word/2010/wordprocessingShape" xmlns:o="urn:schemas-microsoft-com:office:office" xmlns:v="urn:schemas-microsoft-com:vml" xmlns:w10="urn:schemas-microsoft-com:office:word" xmlns:w="http://schemas.openxmlformats.org/wordprocessingml/2006/main" xmlns:w14="http://schemas.microsoft.com/office/word/2010/wordml" xmlns:w15="http://schemas.microsoft.com/office/word/2012/wordml" xmlns:w16cex="http://schemas.microsoft.com/office/word/2018/wordml/cex" xmlns:w16cid="http://schemas.microsoft.com/office/word/2016/wordml/cid" xmlns:w16="http://schemas.microsoft.com/office/word/2018/wordml" xmlns:w16sdtdh="http://schemas.microsoft.com/office/word/2020/wordml/sdtdatahash" xmlns:w16sdtfl="http://schemas.microsoft.com/office/word/2024/wordml/sdtformatlock" xmlns:w16se="http://schemas.microsoft.com/office/word/2015/wordml/symex" xmlns:w16du="http://schemas.microsoft.com/office/word/2023/wordml/word16du" xmlns:wne="http://schemas.microsoft.com/office/word/2006/wordml" mc:Ignorable="w14 w15 w16se w16cid w16 w16cex w16sdtdh w16sdtfl w16du wp14">
   <w:p>
     <w:pPr>
       <w:framePr w:wrap="around" w:vAnchor="text" w:hAnchor="margin" w:y="1"/>
@@ -19711,7 +19886,7 @@
 </file>
 
 <file path=word/footnotes.xml><?xml version="1.0" encoding="utf-8"?>
-<w:footnotes xmlns:wpc="http://schemas.microsoft.com/office/word/2010/wordprocessingCanvas" xmlns:cx="http://schemas.microsoft.com/office/drawing/2014/chartex" xmlns:cx1="http://schemas.microsoft.com/office/drawing/2015/9/8/chartex" xmlns:cx2="http://schemas.microsoft.com/office/drawing/2015/10/21/chartex" xmlns:cx3="http://schemas.microsoft.com/office/drawing/2016/5/9/chartex" xmlns:cx4="http://schemas.microsoft.com/office/drawing/2016/5/10/chartex" xmlns:cx5="http://schemas.microsoft.com/office/drawing/2016/5/11/chartex" xmlns:cx6="http://schemas.microsoft.com/office/drawing/2016/5/12/chartex" xmlns:cx7="http://schemas.microsoft.com/office/drawing/2016/5/13/chartex" xmlns:cx8="http://schemas.microsoft.com/office/drawing/2016/5/14/chartex" xmlns:mc="http://schemas.openxmlformats.org/markup-compatibility/2006" xmlns:aink="http://schemas.microsoft.com/office/drawing/2016/ink" xmlns:am3d="http://schemas.microsoft.com/office/drawing/2017/model3d" xmlns:o="urn:schemas-microsoft-com:office:office" xmlns:oel="http://schemas.microsoft.com/office/2019/extlst" xmlns:r="http://schemas.openxmlformats.org/officeDocument/2006/relationships" xmlns:m="http://schemas.openxmlformats.org/officeDocument/2006/math" xmlns:v="urn:schemas-microsoft-com:vml" xmlns:wp14="http://schemas.microsoft.com/office/word/2010/wordprocessingDrawing" xmlns:wp="http://schemas.openxmlformats.org/drawingml/2006/wordprocessingDrawing" xmlns:w10="urn:schemas-microsoft-com:office:word" xmlns:w="http://schemas.openxmlformats.org/wordprocessingml/2006/main" xmlns:w14="http://schemas.microsoft.com/office/word/2010/wordml" xmlns:w15="http://schemas.microsoft.com/office/word/2012/wordml" xmlns:w16cex="http://schemas.microsoft.com/office/word/2018/wordml/cex" xmlns:w16cid="http://schemas.microsoft.com/office/word/2016/wordml/cid" xmlns:w16="http://schemas.microsoft.com/office/word/2018/wordml" xmlns:w16du="http://schemas.microsoft.com/office/word/2023/wordml/word16du" xmlns:w16sdtdh="http://schemas.microsoft.com/office/word/2020/wordml/sdtdatahash" xmlns:w16sdtfl="http://schemas.microsoft.com/office/word/2024/wordml/sdtformatlock" xmlns:w16se="http://schemas.microsoft.com/office/word/2015/wordml/symex" xmlns:wpg="http://schemas.microsoft.com/office/word/2010/wordprocessingGroup" xmlns:wpi="http://schemas.microsoft.com/office/word/2010/wordprocessingInk" xmlns:wne="http://schemas.microsoft.com/office/word/2006/wordml" xmlns:wps="http://schemas.microsoft.com/office/word/2010/wordprocessingShape" mc:Ignorable="w14 w15 w16se w16cid w16 w16cex w16sdtdh w16sdtfl w16du wp14">
+<w:footnotes xmlns:wpc="http://schemas.microsoft.com/office/word/2010/wordprocessingCanvas" xmlns:cx="http://schemas.microsoft.com/office/drawing/2014/chartex" xmlns:cx1="http://schemas.microsoft.com/office/drawing/2015/9/8/chartex" xmlns:cx2="http://schemas.microsoft.com/office/drawing/2015/10/21/chartex" xmlns:cx3="http://schemas.microsoft.com/office/drawing/2016/5/9/chartex" xmlns:cx4="http://schemas.microsoft.com/office/drawing/2016/5/10/chartex" xmlns:cx5="http://schemas.microsoft.com/office/drawing/2016/5/11/chartex" xmlns:cx6="http://schemas.microsoft.com/office/drawing/2016/5/12/chartex" xmlns:cx7="http://schemas.microsoft.com/office/drawing/2016/5/13/chartex" xmlns:cx8="http://schemas.microsoft.com/office/drawing/2016/5/14/chartex" xmlns:mc="http://schemas.openxmlformats.org/markup-compatibility/2006" xmlns:m="http://schemas.openxmlformats.org/officeDocument/2006/math" xmlns:aink="http://schemas.microsoft.com/office/drawing/2016/ink" xmlns:am3d="http://schemas.microsoft.com/office/drawing/2017/model3d" xmlns:oel="http://schemas.microsoft.com/office/2019/extlst" xmlns:r="http://schemas.openxmlformats.org/officeDocument/2006/relationships" xmlns:wp14="http://schemas.microsoft.com/office/word/2010/wordprocessingDrawing" xmlns:wp="http://schemas.openxmlformats.org/drawingml/2006/wordprocessingDrawing" xmlns:wpg="http://schemas.microsoft.com/office/word/2010/wordprocessingGroup" xmlns:wpi="http://schemas.microsoft.com/office/word/2010/wordprocessingInk" xmlns:wps="http://schemas.microsoft.com/office/word/2010/wordprocessingShape" xmlns:o="urn:schemas-microsoft-com:office:office" xmlns:v="urn:schemas-microsoft-com:vml" xmlns:w10="urn:schemas-microsoft-com:office:word" xmlns:w="http://schemas.openxmlformats.org/wordprocessingml/2006/main" xmlns:w14="http://schemas.microsoft.com/office/word/2010/wordml" xmlns:w15="http://schemas.microsoft.com/office/word/2012/wordml" xmlns:w16cex="http://schemas.microsoft.com/office/word/2018/wordml/cex" xmlns:w16cid="http://schemas.microsoft.com/office/word/2016/wordml/cid" xmlns:w16="http://schemas.microsoft.com/office/word/2018/wordml" xmlns:w16sdtdh="http://schemas.microsoft.com/office/word/2020/wordml/sdtdatahash" xmlns:w16sdtfl="http://schemas.microsoft.com/office/word/2024/wordml/sdtformatlock" xmlns:w16se="http://schemas.microsoft.com/office/word/2015/wordml/symex" xmlns:w16du="http://schemas.microsoft.com/office/word/2023/wordml/word16du" xmlns:wne="http://schemas.microsoft.com/office/word/2006/wordml" mc:Ignorable="w14 w15 w16se w16cid w16 w16cex w16sdtdh w16sdtfl w16du wp14">
   <w:footnote w:type="separator" w:id="-1">
     <w:p>
       <w:r>
@@ -19733,7 +19908,7 @@
 </file>
 
 <file path=word/header1.xml><?xml version="1.0" encoding="utf-8"?>
-<w:hdr xmlns:wpc="http://schemas.microsoft.com/office/word/2010/wordprocessingCanvas" xmlns:cx="http://schemas.microsoft.com/office/drawing/2014/chartex" xmlns:cx1="http://schemas.microsoft.com/office/drawing/2015/9/8/chartex" xmlns:cx2="http://schemas.microsoft.com/office/drawing/2015/10/21/chartex" xmlns:cx3="http://schemas.microsoft.com/office/drawing/2016/5/9/chartex" xmlns:cx4="http://schemas.microsoft.com/office/drawing/2016/5/10/chartex" xmlns:cx5="http://schemas.microsoft.com/office/drawing/2016/5/11/chartex" xmlns:cx6="http://schemas.microsoft.com/office/drawing/2016/5/12/chartex" xmlns:cx7="http://schemas.microsoft.com/office/drawing/2016/5/13/chartex" xmlns:cx8="http://schemas.microsoft.com/office/drawing/2016/5/14/chartex" xmlns:mc="http://schemas.openxmlformats.org/markup-compatibility/2006" xmlns:aink="http://schemas.microsoft.com/office/drawing/2016/ink" xmlns:am3d="http://schemas.microsoft.com/office/drawing/2017/model3d" xmlns:o="urn:schemas-microsoft-com:office:office" xmlns:oel="http://schemas.microsoft.com/office/2019/extlst" xmlns:r="http://schemas.openxmlformats.org/officeDocument/2006/relationships" xmlns:m="http://schemas.openxmlformats.org/officeDocument/2006/math" xmlns:v="urn:schemas-microsoft-com:vml" xmlns:wp14="http://schemas.microsoft.com/office/word/2010/wordprocessingDrawing" xmlns:wp="http://schemas.openxmlformats.org/drawingml/2006/wordprocessingDrawing" xmlns:w10="urn:schemas-microsoft-com:office:word" xmlns:w="http://schemas.openxmlformats.org/wordprocessingml/2006/main" xmlns:w14="http://schemas.microsoft.com/office/word/2010/wordml" xmlns:w15="http://schemas.microsoft.com/office/word/2012/wordml" xmlns:w16cex="http://schemas.microsoft.com/office/word/2018/wordml/cex" xmlns:w16cid="http://schemas.microsoft.com/office/word/2016/wordml/cid" xmlns:w16="http://schemas.microsoft.com/office/word/2018/wordml" xmlns:w16du="http://schemas.microsoft.com/office/word/2023/wordml/word16du" xmlns:w16sdtdh="http://schemas.microsoft.com/office/word/2020/wordml/sdtdatahash" xmlns:w16sdtfl="http://schemas.microsoft.com/office/word/2024/wordml/sdtformatlock" xmlns:w16se="http://schemas.microsoft.com/office/word/2015/wordml/symex" xmlns:wpg="http://schemas.microsoft.com/office/word/2010/wordprocessingGroup" xmlns:wpi="http://schemas.microsoft.com/office/word/2010/wordprocessingInk" xmlns:wne="http://schemas.microsoft.com/office/word/2006/wordml" xmlns:wps="http://schemas.microsoft.com/office/word/2010/wordprocessingShape" mc:Ignorable="w14 w15 w16se w16cid w16 w16cex w16sdtdh w16sdtfl w16du wp14">
+<w:hdr xmlns:wpc="http://schemas.microsoft.com/office/word/2010/wordprocessingCanvas" xmlns:cx="http://schemas.microsoft.com/office/drawing/2014/chartex" xmlns:cx1="http://schemas.microsoft.com/office/drawing/2015/9/8/chartex" xmlns:cx2="http://schemas.microsoft.com/office/drawing/2015/10/21/chartex" xmlns:cx3="http://schemas.microsoft.com/office/drawing/2016/5/9/chartex" xmlns:cx4="http://schemas.microsoft.com/office/drawing/2016/5/10/chartex" xmlns:cx5="http://schemas.microsoft.com/office/drawing/2016/5/11/chartex" xmlns:cx6="http://schemas.microsoft.com/office/drawing/2016/5/12/chartex" xmlns:cx7="http://schemas.microsoft.com/office/drawing/2016/5/13/chartex" xmlns:cx8="http://schemas.microsoft.com/office/drawing/2016/5/14/chartex" xmlns:mc="http://schemas.openxmlformats.org/markup-compatibility/2006" xmlns:m="http://schemas.openxmlformats.org/officeDocument/2006/math" xmlns:aink="http://schemas.microsoft.com/office/drawing/2016/ink" xmlns:am3d="http://schemas.microsoft.com/office/drawing/2017/model3d" xmlns:oel="http://schemas.microsoft.com/office/2019/extlst" xmlns:r="http://schemas.openxmlformats.org/officeDocument/2006/relationships" xmlns:wp14="http://schemas.microsoft.com/office/word/2010/wordprocessingDrawing" xmlns:wp="http://schemas.openxmlformats.org/drawingml/2006/wordprocessingDrawing" xmlns:wpg="http://schemas.microsoft.com/office/word/2010/wordprocessingGroup" xmlns:wpi="http://schemas.microsoft.com/office/word/2010/wordprocessingInk" xmlns:wps="http://schemas.microsoft.com/office/word/2010/wordprocessingShape" xmlns:o="urn:schemas-microsoft-com:office:office" xmlns:v="urn:schemas-microsoft-com:vml" xmlns:w10="urn:schemas-microsoft-com:office:word" xmlns:w="http://schemas.openxmlformats.org/wordprocessingml/2006/main" xmlns:w14="http://schemas.microsoft.com/office/word/2010/wordml" xmlns:w15="http://schemas.microsoft.com/office/word/2012/wordml" xmlns:w16cex="http://schemas.microsoft.com/office/word/2018/wordml/cex" xmlns:w16cid="http://schemas.microsoft.com/office/word/2016/wordml/cid" xmlns:w16="http://schemas.microsoft.com/office/word/2018/wordml" xmlns:w16sdtdh="http://schemas.microsoft.com/office/word/2020/wordml/sdtdatahash" xmlns:w16sdtfl="http://schemas.microsoft.com/office/word/2024/wordml/sdtformatlock" xmlns:w16se="http://schemas.microsoft.com/office/word/2015/wordml/symex" xmlns:w16du="http://schemas.microsoft.com/office/word/2023/wordml/word16du" xmlns:wne="http://schemas.microsoft.com/office/word/2006/wordml" mc:Ignorable="w14 w15 w16se w16cid w16 w16cex w16sdtdh w16sdtfl w16du wp14">
   <w:p>
     <w:pPr>
       <w:rPr>
@@ -19856,7 +20031,7 @@
 </file>
 
 <file path=word/header2.xml><?xml version="1.0" encoding="utf-8"?>
-<w:hdr xmlns:wpc="http://schemas.microsoft.com/office/word/2010/wordprocessingCanvas" xmlns:cx="http://schemas.microsoft.com/office/drawing/2014/chartex" xmlns:cx1="http://schemas.microsoft.com/office/drawing/2015/9/8/chartex" xmlns:cx2="http://schemas.microsoft.com/office/drawing/2015/10/21/chartex" xmlns:cx3="http://schemas.microsoft.com/office/drawing/2016/5/9/chartex" xmlns:cx4="http://schemas.microsoft.com/office/drawing/2016/5/10/chartex" xmlns:cx5="http://schemas.microsoft.com/office/drawing/2016/5/11/chartex" xmlns:cx6="http://schemas.microsoft.com/office/drawing/2016/5/12/chartex" xmlns:cx7="http://schemas.microsoft.com/office/drawing/2016/5/13/chartex" xmlns:cx8="http://schemas.microsoft.com/office/drawing/2016/5/14/chartex" xmlns:mc="http://schemas.openxmlformats.org/markup-compatibility/2006" xmlns:aink="http://schemas.microsoft.com/office/drawing/2016/ink" xmlns:am3d="http://schemas.microsoft.com/office/drawing/2017/model3d" xmlns:o="urn:schemas-microsoft-com:office:office" xmlns:oel="http://schemas.microsoft.com/office/2019/extlst" xmlns:r="http://schemas.openxmlformats.org/officeDocument/2006/relationships" xmlns:m="http://schemas.openxmlformats.org/officeDocument/2006/math" xmlns:v="urn:schemas-microsoft-com:vml" xmlns:wp14="http://schemas.microsoft.com/office/word/2010/wordprocessingDrawing" xmlns:wp="http://schemas.openxmlformats.org/drawingml/2006/wordprocessingDrawing" xmlns:w10="urn:schemas-microsoft-com:office:word" xmlns:w="http://schemas.openxmlformats.org/wordprocessingml/2006/main" xmlns:w14="http://schemas.microsoft.com/office/word/2010/wordml" xmlns:w15="http://schemas.microsoft.com/office/word/2012/wordml" xmlns:w16cex="http://schemas.microsoft.com/office/word/2018/wordml/cex" xmlns:w16cid="http://schemas.microsoft.com/office/word/2016/wordml/cid" xmlns:w16="http://schemas.microsoft.com/office/word/2018/wordml" xmlns:w16du="http://schemas.microsoft.com/office/word/2023/wordml/word16du" xmlns:w16sdtdh="http://schemas.microsoft.com/office/word/2020/wordml/sdtdatahash" xmlns:w16sdtfl="http://schemas.microsoft.com/office/word/2024/wordml/sdtformatlock" xmlns:w16se="http://schemas.microsoft.com/office/word/2015/wordml/symex" xmlns:wpg="http://schemas.microsoft.com/office/word/2010/wordprocessingGroup" xmlns:wpi="http://schemas.microsoft.com/office/word/2010/wordprocessingInk" xmlns:wne="http://schemas.microsoft.com/office/word/2006/wordml" xmlns:wps="http://schemas.microsoft.com/office/word/2010/wordprocessingShape" mc:Ignorable="w14 w15 w16se w16cid w16 w16cex w16sdtdh w16sdtfl w16du wp14">
+<w:hdr xmlns:wpc="http://schemas.microsoft.com/office/word/2010/wordprocessingCanvas" xmlns:cx="http://schemas.microsoft.com/office/drawing/2014/chartex" xmlns:cx1="http://schemas.microsoft.com/office/drawing/2015/9/8/chartex" xmlns:cx2="http://schemas.microsoft.com/office/drawing/2015/10/21/chartex" xmlns:cx3="http://schemas.microsoft.com/office/drawing/2016/5/9/chartex" xmlns:cx4="http://schemas.microsoft.com/office/drawing/2016/5/10/chartex" xmlns:cx5="http://schemas.microsoft.com/office/drawing/2016/5/11/chartex" xmlns:cx6="http://schemas.microsoft.com/office/drawing/2016/5/12/chartex" xmlns:cx7="http://schemas.microsoft.com/office/drawing/2016/5/13/chartex" xmlns:cx8="http://schemas.microsoft.com/office/drawing/2016/5/14/chartex" xmlns:mc="http://schemas.openxmlformats.org/markup-compatibility/2006" xmlns:m="http://schemas.openxmlformats.org/officeDocument/2006/math" xmlns:aink="http://schemas.microsoft.com/office/drawing/2016/ink" xmlns:am3d="http://schemas.microsoft.com/office/drawing/2017/model3d" xmlns:oel="http://schemas.microsoft.com/office/2019/extlst" xmlns:r="http://schemas.openxmlformats.org/officeDocument/2006/relationships" xmlns:wp14="http://schemas.microsoft.com/office/word/2010/wordprocessingDrawing" xmlns:wp="http://schemas.openxmlformats.org/drawingml/2006/wordprocessingDrawing" xmlns:wpg="http://schemas.microsoft.com/office/word/2010/wordprocessingGroup" xmlns:wpi="http://schemas.microsoft.com/office/word/2010/wordprocessingInk" xmlns:wps="http://schemas.microsoft.com/office/word/2010/wordprocessingShape" xmlns:o="urn:schemas-microsoft-com:office:office" xmlns:v="urn:schemas-microsoft-com:vml" xmlns:w10="urn:schemas-microsoft-com:office:word" xmlns:w="http://schemas.openxmlformats.org/wordprocessingml/2006/main" xmlns:w14="http://schemas.microsoft.com/office/word/2010/wordml" xmlns:w15="http://schemas.microsoft.com/office/word/2012/wordml" xmlns:w16cex="http://schemas.microsoft.com/office/word/2018/wordml/cex" xmlns:w16cid="http://schemas.microsoft.com/office/word/2016/wordml/cid" xmlns:w16="http://schemas.microsoft.com/office/word/2018/wordml" xmlns:w16sdtdh="http://schemas.microsoft.com/office/word/2020/wordml/sdtdatahash" xmlns:w16sdtfl="http://schemas.microsoft.com/office/word/2024/wordml/sdtformatlock" xmlns:w16se="http://schemas.microsoft.com/office/word/2015/wordml/symex" xmlns:w16du="http://schemas.microsoft.com/office/word/2023/wordml/word16du" xmlns:wne="http://schemas.microsoft.com/office/word/2006/wordml" mc:Ignorable="w14 w15 w16se w16cid w16 w16cex w16sdtdh w16sdtfl w16du wp14">
   <w:tbl>
     <w:tblPr>
       <w:tblStyle w:val="TableGrid"/>
@@ -20453,86 +20628,32 @@
 </file>
 
 <file path=word/numbering.xml><?xml version="1.0" encoding="utf-8"?>
-<w:numbering xmlns:wpc="http://schemas.microsoft.com/office/word/2010/wordprocessingCanvas" xmlns:cx="http://schemas.microsoft.com/office/drawing/2014/chartex" xmlns:cx1="http://schemas.microsoft.com/office/drawing/2015/9/8/chartex" xmlns:cx2="http://schemas.microsoft.com/office/drawing/2015/10/21/chartex" xmlns:cx3="http://schemas.microsoft.com/office/drawing/2016/5/9/chartex" xmlns:cx4="http://schemas.microsoft.com/office/drawing/2016/5/10/chartex" xmlns:cx5="http://schemas.microsoft.com/office/drawing/2016/5/11/chartex" xmlns:cx6="http://schemas.microsoft.com/office/drawing/2016/5/12/chartex" xmlns:cx7="http://schemas.microsoft.com/office/drawing/2016/5/13/chartex" xmlns:cx8="http://schemas.microsoft.com/office/drawing/2016/5/14/chartex" xmlns:mc="http://schemas.openxmlformats.org/markup-compatibility/2006" xmlns:aink="http://schemas.microsoft.com/office/drawing/2016/ink" xmlns:am3d="http://schemas.microsoft.com/office/drawing/2017/model3d" xmlns:o="urn:schemas-microsoft-com:office:office" xmlns:oel="http://schemas.microsoft.com/office/2019/extlst" xmlns:r="http://schemas.openxmlformats.org/officeDocument/2006/relationships" xmlns:m="http://schemas.openxmlformats.org/officeDocument/2006/math" xmlns:v="urn:schemas-microsoft-com:vml" xmlns:wp14="http://schemas.microsoft.com/office/word/2010/wordprocessingDrawing" xmlns:wp="http://schemas.openxmlformats.org/drawingml/2006/wordprocessingDrawing" xmlns:w10="urn:schemas-microsoft-com:office:word" xmlns:w="http://schemas.openxmlformats.org/wordprocessingml/2006/main" xmlns:w14="http://schemas.microsoft.com/office/word/2010/wordml" xmlns:w15="http://schemas.microsoft.com/office/word/2012/wordml" xmlns:w16cex="http://schemas.microsoft.com/office/word/2018/wordml/cex" xmlns:w16cid="http://schemas.microsoft.com/office/word/2016/wordml/cid" xmlns:w16="http://schemas.microsoft.com/office/word/2018/wordml" xmlns:w16du="http://schemas.microsoft.com/office/word/2023/wordml/word16du" xmlns:w16sdtdh="http://schemas.microsoft.com/office/word/2020/wordml/sdtdatahash" xmlns:w16sdtfl="http://schemas.microsoft.com/office/word/2024/wordml/sdtformatlock" xmlns:w16se="http://schemas.microsoft.com/office/word/2015/wordml/symex" xmlns:wpg="http://schemas.microsoft.com/office/word/2010/wordprocessingGroup" xmlns:wpi="http://schemas.microsoft.com/office/word/2010/wordprocessingInk" xmlns:wne="http://schemas.microsoft.com/office/word/2006/wordml" xmlns:wps="http://schemas.microsoft.com/office/word/2010/wordprocessingShape" mc:Ignorable="w14 w15 w16se w16cid w16 w16cex w16sdtdh w16sdtfl w16du wp14">
+<w:numbering xmlns:wpc="http://schemas.microsoft.com/office/word/2010/wordprocessingCanvas" xmlns:cx="http://schemas.microsoft.com/office/drawing/2014/chartex" xmlns:cx1="http://schemas.microsoft.com/office/drawing/2015/9/8/chartex" xmlns:cx2="http://schemas.microsoft.com/office/drawing/2015/10/21/chartex" xmlns:cx3="http://schemas.microsoft.com/office/drawing/2016/5/9/chartex" xmlns:cx4="http://schemas.microsoft.com/office/drawing/2016/5/10/chartex" xmlns:cx5="http://schemas.microsoft.com/office/drawing/2016/5/11/chartex" xmlns:cx6="http://schemas.microsoft.com/office/drawing/2016/5/12/chartex" xmlns:cx7="http://schemas.microsoft.com/office/drawing/2016/5/13/chartex" xmlns:cx8="http://schemas.microsoft.com/office/drawing/2016/5/14/chartex" xmlns:mc="http://schemas.openxmlformats.org/markup-compatibility/2006" xmlns:m="http://schemas.openxmlformats.org/officeDocument/2006/math" xmlns:aink="http://schemas.microsoft.com/office/drawing/2016/ink" xmlns:am3d="http://schemas.microsoft.com/office/drawing/2017/model3d" xmlns:oel="http://schemas.microsoft.com/office/2019/extlst" xmlns:r="http://schemas.openxmlformats.org/officeDocument/2006/relationships" xmlns:wp14="http://schemas.microsoft.com/office/word/2010/wordprocessingDrawing" xmlns:wp="http://schemas.openxmlformats.org/drawingml/2006/wordprocessingDrawing" xmlns:wpg="http://schemas.microsoft.com/office/word/2010/wordprocessingGroup" xmlns:wpi="http://schemas.microsoft.com/office/word/2010/wordprocessingInk" xmlns:wps="http://schemas.microsoft.com/office/word/2010/wordprocessingShape" xmlns:o="urn:schemas-microsoft-com:office:office" xmlns:v="urn:schemas-microsoft-com:vml" xmlns:w10="urn:schemas-microsoft-com:office:word" xmlns:w="http://schemas.openxmlformats.org/wordprocessingml/2006/main" xmlns:w14="http://schemas.microsoft.com/office/word/2010/wordml" xmlns:w15="http://schemas.microsoft.com/office/word/2012/wordml" xmlns:w16cex="http://schemas.microsoft.com/office/word/2018/wordml/cex" xmlns:w16cid="http://schemas.microsoft.com/office/word/2016/wordml/cid" xmlns:w16="http://schemas.microsoft.com/office/word/2018/wordml" xmlns:w16sdtdh="http://schemas.microsoft.com/office/word/2020/wordml/sdtdatahash" xmlns:w16sdtfl="http://schemas.microsoft.com/office/word/2024/wordml/sdtformatlock" xmlns:w16se="http://schemas.microsoft.com/office/word/2015/wordml/symex" xmlns:w16du="http://schemas.microsoft.com/office/word/2023/wordml/word16du" xmlns:wne="http://schemas.microsoft.com/office/word/2006/wordml" mc:Ignorable="w14 w15 w16se w16cid w16 w16cex w16sdtdh w16sdtfl w16du wp14">
   <w:numPicBullet w:numPicBulletId="0">
-    <mc:AlternateContent>
-      <mc:Choice Requires="v">
-        <w:pict>
-          <v:shapetype w14:anchorId="45D1E97D" id="_x0000_t75" coordsize="21600,21600" o:spt="75" o:preferrelative="t" path="m@4@5l@4@11@9@11@9@5xe" filled="f" stroked="f">
-            <v:stroke joinstyle="miter"/>
-            <v:formulas>
-              <v:f eqn="if lineDrawn pixelLineWidth 0"/>
-              <v:f eqn="sum @0 1 0"/>
-              <v:f eqn="sum 0 0 @1"/>
-              <v:f eqn="prod @2 1 2"/>
-              <v:f eqn="prod @3 21600 pixelWidth"/>
-              <v:f eqn="prod @3 21600 pixelHeight"/>
-              <v:f eqn="sum @0 0 1"/>
-              <v:f eqn="prod @6 1 2"/>
-              <v:f eqn="prod @7 21600 pixelWidth"/>
-              <v:f eqn="sum @8 21600 0"/>
-              <v:f eqn="prod @7 21600 pixelHeight"/>
-              <v:f eqn="sum @10 21600 0"/>
-            </v:formulas>
-            <v:path o:extrusionok="f" gradientshapeok="t" o:connecttype="rect"/>
-            <o:lock v:ext="edit" aspectratio="t"/>
-          </v:shapetype>
-          <v:shape id="Picture 1925569060" o:spid="_x0000_i1025" type="#_x0000_t75" style="width:256.5pt;height:256.5pt;visibility:visible;mso-wrap-style:square">
-            <v:imagedata r:id="rId1" o:title=""/>
-          </v:shape>
-        </w:pict>
-      </mc:Choice>
-      <mc:Fallback>
-        <w:drawing>
-          <wp:inline distT="0" distB="0" distL="0" distR="0" wp14:anchorId="66878070" wp14:editId="77573F25">
-            <wp:extent cx="3257550" cy="3257550"/>
-            <wp:effectExtent l="0" t="0" r="0" b="0"/>
-            <wp:docPr id="1925569060" name="Picture 1925569060"/>
-            <wp:cNvGraphicFramePr>
-              <a:graphicFrameLocks xmlns:a="http://schemas.openxmlformats.org/drawingml/2006/main" noChangeAspect="1"/>
-            </wp:cNvGraphicFramePr>
-            <a:graphic xmlns:a="http://schemas.openxmlformats.org/drawingml/2006/main">
-              <a:graphicData uri="http://schemas.openxmlformats.org/drawingml/2006/picture">
-                <pic:pic xmlns:pic="http://schemas.openxmlformats.org/drawingml/2006/picture">
-                  <pic:nvPicPr>
-                    <pic:cNvPr id="0" name="Picture -1023"/>
-                    <pic:cNvPicPr>
-                      <a:picLocks noChangeAspect="1" noChangeArrowheads="1"/>
-                    </pic:cNvPicPr>
-                  </pic:nvPicPr>
-                  <pic:blipFill>
-                    <a:blip r:embed="rId2">
-                      <a:extLst>
-                        <a:ext uri="{28A0092B-C50C-407E-A947-70E740481C1C}">
-                          <a14:useLocalDpi xmlns:a14="http://schemas.microsoft.com/office/drawing/2010/main" val="0"/>
-                        </a:ext>
-                      </a:extLst>
-                    </a:blip>
-                    <a:srcRect/>
-                    <a:stretch>
-                      <a:fillRect/>
-                    </a:stretch>
-                  </pic:blipFill>
-                  <pic:spPr bwMode="auto">
-                    <a:xfrm>
-                      <a:off x="0" y="0"/>
-                      <a:ext cx="3257550" cy="3257550"/>
-                    </a:xfrm>
-                    <a:prstGeom prst="rect">
-                      <a:avLst/>
-                    </a:prstGeom>
-                    <a:noFill/>
-                    <a:ln>
-                      <a:noFill/>
-                    </a:ln>
-                  </pic:spPr>
-                </pic:pic>
-              </a:graphicData>
-            </a:graphic>
-          </wp:inline>
-        </w:drawing>
-      </mc:Fallback>
-    </mc:AlternateContent>
+    <w:pict>
+      <v:shapetype id="_x0000_t75" coordsize="21600,21600" o:spt="75" o:preferrelative="t" path="m@4@5l@4@11@9@11@9@5xe" filled="f" stroked="f">
+        <v:stroke joinstyle="miter"/>
+        <v:formulas>
+          <v:f eqn="if lineDrawn pixelLineWidth 0"/>
+          <v:f eqn="sum @0 1 0"/>
+          <v:f eqn="sum 0 0 @1"/>
+          <v:f eqn="prod @2 1 2"/>
+          <v:f eqn="prod @3 21600 pixelWidth"/>
+          <v:f eqn="prod @3 21600 pixelHeight"/>
+          <v:f eqn="sum @0 0 1"/>
+          <v:f eqn="prod @6 1 2"/>
+          <v:f eqn="prod @7 21600 pixelWidth"/>
+          <v:f eqn="sum @8 21600 0"/>
+          <v:f eqn="prod @7 21600 pixelHeight"/>
+          <v:f eqn="sum @10 21600 0"/>
+        </v:formulas>
+        <v:path o:extrusionok="f" gradientshapeok="t" o:connecttype="rect"/>
+        <o:lock v:ext="edit" aspectratio="t"/>
+      </v:shapetype>
+      <v:shape id="Picture 1925569060" o:spid="_x0000_i1025" type="#_x0000_t75" style="width:256.7pt;height:256.7pt;visibility:visible;mso-wrap-style:square" o:bullet="t">
+        <v:imagedata r:id="rId1" o:title=""/>
+      </v:shape>
+    </w:pict>
   </w:numPicBullet>
   <w:abstractNum w:abstractNumId="0" w15:restartNumberingAfterBreak="0">
     <w:nsid w:val="FFFFFF7C"/>
@@ -24024,7 +24145,7 @@
 </file>
 
 <file path=word/styles.xml><?xml version="1.0" encoding="utf-8"?>
-<w:styles xmlns:mc="http://schemas.openxmlformats.org/markup-compatibility/2006" xmlns:r="http://schemas.openxmlformats.org/officeDocument/2006/relationships" xmlns:w="http://schemas.openxmlformats.org/wordprocessingml/2006/main" xmlns:w14="http://schemas.microsoft.com/office/word/2010/wordml" xmlns:w15="http://schemas.microsoft.com/office/word/2012/wordml" xmlns:w16cex="http://schemas.microsoft.com/office/word/2018/wordml/cex" xmlns:w16cid="http://schemas.microsoft.com/office/word/2016/wordml/cid" xmlns:w16="http://schemas.microsoft.com/office/word/2018/wordml" xmlns:w16du="http://schemas.microsoft.com/office/word/2023/wordml/word16du" xmlns:w16sdtdh="http://schemas.microsoft.com/office/word/2020/wordml/sdtdatahash" xmlns:w16sdtfl="http://schemas.microsoft.com/office/word/2024/wordml/sdtformatlock" xmlns:w16se="http://schemas.microsoft.com/office/word/2015/wordml/symex" mc:Ignorable="w14 w15 w16se w16cid w16 w16cex w16sdtdh w16sdtfl w16du">
+<w:styles xmlns:mc="http://schemas.openxmlformats.org/markup-compatibility/2006" xmlns:r="http://schemas.openxmlformats.org/officeDocument/2006/relationships" xmlns:w="http://schemas.openxmlformats.org/wordprocessingml/2006/main" xmlns:w14="http://schemas.microsoft.com/office/word/2010/wordml" xmlns:w15="http://schemas.microsoft.com/office/word/2012/wordml" xmlns:w16cex="http://schemas.microsoft.com/office/word/2018/wordml/cex" xmlns:w16cid="http://schemas.microsoft.com/office/word/2016/wordml/cid" xmlns:w16="http://schemas.microsoft.com/office/word/2018/wordml" xmlns:w16sdtdh="http://schemas.microsoft.com/office/word/2020/wordml/sdtdatahash" xmlns:w16sdtfl="http://schemas.microsoft.com/office/word/2024/wordml/sdtformatlock" xmlns:w16se="http://schemas.microsoft.com/office/word/2015/wordml/symex" xmlns:w16du="http://schemas.microsoft.com/office/word/2023/wordml/word16du" mc:Ignorable="w14 w15 w16se w16cid w16 w16cex w16sdtdh w16sdtfl w16du">
   <w:docDefaults>
     <w:rPrDefault>
       <w:rPr>
@@ -25475,10 +25596,6 @@
 </file>
 
 <file path=customXml/item1.xml><?xml version="1.0" encoding="utf-8"?>
-<ns24:Sources xmlns:w="http://schemas.openxmlformats.org/wordprocessingml/2006/main" xmlns:m="http://schemas.openxmlformats.org/officeDocument/2006/math" xmlns:r="http://schemas.openxmlformats.org/officeDocument/2006/relationships" xmlns:wp="http://schemas.openxmlformats.org/drawingml/2006/wordprocessingDrawing" xmlns:a="http://schemas.openxmlformats.org/drawingml/2006/main" xmlns:ns6="http://schemas.openxmlformats.org/schemaLibrary/2006/main" xmlns:c="http://schemas.openxmlformats.org/drawingml/2006/chart" xmlns:ns8="http://schemas.openxmlformats.org/drawingml/2006/chartDrawing" xmlns:dgm="http://schemas.openxmlformats.org/drawingml/2006/diagram" xmlns:pic="http://schemas.openxmlformats.org/drawingml/2006/picture" xmlns:ns11="http://schemas.openxmlformats.org/drawingml/2006/spreadsheetDrawing" xmlns:dsp="http://schemas.microsoft.com/office/drawing/2008/diagram" xmlns:ns13="urn:schemas-microsoft-com:office:excel" xmlns:o="urn:schemas-microsoft-com:office:office" xmlns:v="urn:schemas-microsoft-com:vml" xmlns:w10="urn:schemas-microsoft-com:office:word" xmlns:ns17="urn:schemas-microsoft-com:office:powerpoint" xmlns:odx="http://opendope.org/xpaths" xmlns:odc="http://opendope.org/conditions" xmlns:odq="http://opendope.org/questions" xmlns:odi="http://opendope.org/components" xmlns:odgm="http://opendope.org/SmartArt/DataHierarchy" xmlns:ns24="http://schemas.openxmlformats.org/officeDocument/2006/bibliography" xmlns:ns25="http://schemas.openxmlformats.org/drawingml/2006/compatibility" xmlns:ns26="http://schemas.openxmlformats.org/drawingml/2006/lockedCanvas" SelectedStyle="\APA.XSL" StyleName="APA"/>
-</file>
-
-<file path=customXml/item2.xml><?xml version="1.0" encoding="utf-8"?>
 <p:properties xmlns:p="http://schemas.microsoft.com/office/2006/metadata/properties" xmlns:xsi="http://www.w3.org/2001/XMLSchema-instance" xmlns:pc="http://schemas.microsoft.com/office/infopath/2007/PartnerControls">
   <documentManagement>
     <TaxCatchAll xmlns="18d487b8-968e-4def-9aa7-896ed8a1016f">
@@ -25519,16 +25636,11 @@
 </p:properties>
 </file>
 
-<file path=customXml/item3.xml><?xml version="1.0" encoding="utf-8"?>
-<?mso-contentType ?>
-<FormTemplates xmlns="http://schemas.microsoft.com/sharepoint/v3/contenttype/forms">
-  <Display>DocumentLibraryForm</Display>
-  <Edit>DocumentLibraryForm</Edit>
-  <New>DocumentLibraryForm</New>
-</FormTemplates>
+<file path=customXml/item2.xml><?xml version="1.0" encoding="utf-8"?>
+<ns24:Sources xmlns:w="http://schemas.openxmlformats.org/wordprocessingml/2006/main" xmlns:m="http://schemas.openxmlformats.org/officeDocument/2006/math" xmlns:r="http://schemas.openxmlformats.org/officeDocument/2006/relationships" xmlns:wp="http://schemas.openxmlformats.org/drawingml/2006/wordprocessingDrawing" xmlns:a="http://schemas.openxmlformats.org/drawingml/2006/main" xmlns:ns6="http://schemas.openxmlformats.org/schemaLibrary/2006/main" xmlns:c="http://schemas.openxmlformats.org/drawingml/2006/chart" xmlns:ns8="http://schemas.openxmlformats.org/drawingml/2006/chartDrawing" xmlns:dgm="http://schemas.openxmlformats.org/drawingml/2006/diagram" xmlns:pic="http://schemas.openxmlformats.org/drawingml/2006/picture" xmlns:ns11="http://schemas.openxmlformats.org/drawingml/2006/spreadsheetDrawing" xmlns:dsp="http://schemas.microsoft.com/office/drawing/2008/diagram" xmlns:ns13="urn:schemas-microsoft-com:office:excel" xmlns:o="urn:schemas-microsoft-com:office:office" xmlns:v="urn:schemas-microsoft-com:vml" xmlns:w10="urn:schemas-microsoft-com:office:word" xmlns:ns17="urn:schemas-microsoft-com:office:powerpoint" xmlns:odx="http://opendope.org/xpaths" xmlns:odc="http://opendope.org/conditions" xmlns:odq="http://opendope.org/questions" xmlns:odi="http://opendope.org/components" xmlns:odgm="http://opendope.org/SmartArt/DataHierarchy" xmlns:ns24="http://schemas.openxmlformats.org/officeDocument/2006/bibliography" xmlns:ns25="http://schemas.openxmlformats.org/drawingml/2006/compatibility" xmlns:ns26="http://schemas.openxmlformats.org/drawingml/2006/lockedCanvas" SelectedStyle="\APA.XSL" StyleName="APA"/>
 </file>
 
-<file path=customXml/item4.xml><?xml version="1.0" encoding="utf-8"?>
+<file path=customXml/item3.xml><?xml version="1.0" encoding="utf-8"?>
 <ct:contentTypeSchema xmlns:ct="http://schemas.microsoft.com/office/2006/metadata/contentType" xmlns:ma="http://schemas.microsoft.com/office/2006/metadata/properties/metaAttributes" ct:_="" ma:_="" ma:contentTypeName="Document" ma:contentTypeID="0x01010049B599F25D4E914AA096A4C07F14E3F2" ma:contentTypeVersion="2" ma:contentTypeDescription="Crée un document." ma:contentTypeScope="" ma:versionID="68f083214ef3265b9fad01b970d560ed">
   <xsd:schema xmlns:xsd="http://www.w3.org/2001/XMLSchema" xmlns:xs="http://www.w3.org/2001/XMLSchema" xmlns:p="http://schemas.microsoft.com/office/2006/metadata/properties" xmlns:ns3="0df4c40c-5dcf-43a2-8c3c-53a34271f143" targetNamespace="http://schemas.microsoft.com/office/2006/metadata/properties" ma:root="true" ma:fieldsID="2a33bc9a785bc5edf5a0050a4e89ead6" ns3:_="">
     <xsd:import namespace="0df4c40c-5dcf-43a2-8c3c-53a34271f143"/>
@@ -25660,7 +25772,28 @@
 </ct:contentTypeSchema>
 </file>
 
+<file path=customXml/item4.xml><?xml version="1.0" encoding="utf-8"?>
+<?mso-contentType ?>
+<FormTemplates xmlns="http://schemas.microsoft.com/sharepoint/v3/contenttype/forms">
+  <Display>DocumentLibraryForm</Display>
+  <Edit>DocumentLibraryForm</Edit>
+  <New>DocumentLibraryForm</New>
+</FormTemplates>
+</file>
+
 <file path=customXml/itemProps1.xml><?xml version="1.0" encoding="utf-8"?>
+<ds:datastoreItem xmlns:ds="http://schemas.openxmlformats.org/officeDocument/2006/customXml" ds:itemID="{1E314E20-A921-4844-B892-BC7E2D7D2D40}">
+  <ds:schemaRefs>
+    <ds:schemaRef ds:uri="http://schemas.microsoft.com/office/2006/metadata/properties"/>
+    <ds:schemaRef ds:uri="http://schemas.microsoft.com/office/infopath/2007/PartnerControls"/>
+    <ds:schemaRef ds:uri="18d487b8-968e-4def-9aa7-896ed8a1016f"/>
+    <ds:schemaRef ds:uri="6e83e13a-a9bb-45a0-a590-e422e8056146"/>
+    <ds:schemaRef ds:uri="2a0b993d-e21e-4add-af1c-d620a688bed6"/>
+  </ds:schemaRefs>
+</ds:datastoreItem>
+</file>
+
+<file path=customXml/itemProps2.xml><?xml version="1.0" encoding="utf-8"?>
 <ds:datastoreItem xmlns:ds="http://schemas.openxmlformats.org/officeDocument/2006/customXml" ds:itemID="{5EAA071B-3CCB-ED48-AA7A-D351DE705A80}">
   <ds:schemaRefs>
     <ds:schemaRef ds:uri="http://schemas.openxmlformats.org/wordprocessingml/2006/main"/>
@@ -25692,27 +25825,7 @@
 </ds:datastoreItem>
 </file>
 
-<file path=customXml/itemProps2.xml><?xml version="1.0" encoding="utf-8"?>
-<ds:datastoreItem xmlns:ds="http://schemas.openxmlformats.org/officeDocument/2006/customXml" ds:itemID="{1E314E20-A921-4844-B892-BC7E2D7D2D40}">
-  <ds:schemaRefs>
-    <ds:schemaRef ds:uri="http://schemas.microsoft.com/office/2006/metadata/properties"/>
-    <ds:schemaRef ds:uri="http://schemas.microsoft.com/office/infopath/2007/PartnerControls"/>
-    <ds:schemaRef ds:uri="18d487b8-968e-4def-9aa7-896ed8a1016f"/>
-    <ds:schemaRef ds:uri="6e83e13a-a9bb-45a0-a590-e422e8056146"/>
-    <ds:schemaRef ds:uri="2a0b993d-e21e-4add-af1c-d620a688bed6"/>
-  </ds:schemaRefs>
-</ds:datastoreItem>
-</file>
-
 <file path=customXml/itemProps3.xml><?xml version="1.0" encoding="utf-8"?>
-<ds:datastoreItem xmlns:ds="http://schemas.openxmlformats.org/officeDocument/2006/customXml" ds:itemID="{009AEC0D-1B48-40B8-BD0F-A91F7041BCE1}">
-  <ds:schemaRefs>
-    <ds:schemaRef ds:uri="http://schemas.microsoft.com/sharepoint/v3/contenttype/forms"/>
-  </ds:schemaRefs>
-</ds:datastoreItem>
-</file>
-
-<file path=customXml/itemProps4.xml><?xml version="1.0" encoding="utf-8"?>
 <ds:datastoreItem xmlns:ds="http://schemas.openxmlformats.org/officeDocument/2006/customXml" ds:itemID="{C62D9BCA-BD9A-4E8F-BC56-82DE1A46AA50}">
   <ds:schemaRefs>
     <ds:schemaRef ds:uri="http://schemas.microsoft.com/office/2006/metadata/contentType"/>
@@ -25728,4 +25841,12 @@
     <ds:schemaRef ds:uri="http://schemas.microsoft.com/internal/obd"/>
   </ds:schemaRefs>
 </ds:datastoreItem>
+</file>
+
+<file path=customXml/itemProps4.xml><?xml version="1.0" encoding="utf-8"?>
+<ds:datastoreItem xmlns:ds="http://schemas.openxmlformats.org/officeDocument/2006/customXml" ds:itemID="{009AEC0D-1B48-40B8-BD0F-A91F7041BCE1}">
+  <ds:schemaRefs>
+    <ds:schemaRef ds:uri="http://schemas.microsoft.com/sharepoint/v3/contenttype/forms"/>
+  </ds:schemaRefs>
+</ds:datastoreItem>
 </file>